--- a/redacao/abnt/saida/Raphael_Eiras-Decomposicao_por_aspecto_do_sentimento_em_avaliacoes_do_airbnb_rj-ucp_2026-ABNT.docx
+++ b/redacao/abnt/saida/Raphael_Eiras-Decomposicao_por_aspecto_do_sentimento_em_avaliacoes_do_airbnb_rj-ucp_2026-ABNT.docx
@@ -391,7 +391,7 @@
       <w:r>
         <w:fldChar w:fldCharType="separate"/>
       </w:r>
-      <w:hyperlink w:anchor="_Toc242737826" w:history="1">
+      <w:hyperlink w:anchor="_Toc242739045" w:history="1">
         <w:r>
           <w:rPr>
             <w:rStyle w:val="Hyperlink"/>
@@ -418,7 +418,7 @@
             <w:noProof/>
             <w:webHidden/>
           </w:rPr>
-          <w:instrText xml:space="preserve"> PAGEREF _Toc242737826 \h </w:instrText>
+          <w:instrText xml:space="preserve"> PAGEREF _Toc242739045 \h </w:instrText>
         </w:r>
         <w:r>
           <w:rPr>
@@ -464,7 +464,7 @@
           <w14:ligatures w14:val="standardContextual"/>
         </w:rPr>
       </w:pPr>
-      <w:hyperlink w:anchor="_Toc242737827" w:history="1">
+      <w:hyperlink w:anchor="_Toc242739046" w:history="1">
         <w:r>
           <w:rPr>
             <w:rStyle w:val="Hyperlink"/>
@@ -491,7 +491,7 @@
             <w:noProof/>
             <w:webHidden/>
           </w:rPr>
-          <w:instrText xml:space="preserve"> PAGEREF _Toc242737827 \h </w:instrText>
+          <w:instrText xml:space="preserve"> PAGEREF _Toc242739046 \h </w:instrText>
         </w:r>
         <w:r>
           <w:rPr>
@@ -537,7 +537,7 @@
           <w14:ligatures w14:val="standardContextual"/>
         </w:rPr>
       </w:pPr>
-      <w:hyperlink w:anchor="_Toc242737828" w:history="1">
+      <w:hyperlink w:anchor="_Toc242739047" w:history="1">
         <w:r>
           <w:rPr>
             <w:rStyle w:val="Hyperlink"/>
@@ -564,7 +564,7 @@
             <w:noProof/>
             <w:webHidden/>
           </w:rPr>
-          <w:instrText xml:space="preserve"> PAGEREF _Toc242737828 \h </w:instrText>
+          <w:instrText xml:space="preserve"> PAGEREF _Toc242739047 \h </w:instrText>
         </w:r>
         <w:r>
           <w:rPr>
@@ -610,7 +610,7 @@
           <w14:ligatures w14:val="standardContextual"/>
         </w:rPr>
       </w:pPr>
-      <w:hyperlink w:anchor="_Toc242737829" w:history="1">
+      <w:hyperlink w:anchor="_Toc242739048" w:history="1">
         <w:r>
           <w:rPr>
             <w:rStyle w:val="Hyperlink"/>
@@ -637,7 +637,7 @@
             <w:noProof/>
             <w:webHidden/>
           </w:rPr>
-          <w:instrText xml:space="preserve"> PAGEREF _Toc242737829 \h </w:instrText>
+          <w:instrText xml:space="preserve"> PAGEREF _Toc242739048 \h </w:instrText>
         </w:r>
         <w:r>
           <w:rPr>
@@ -683,7 +683,7 @@
           <w14:ligatures w14:val="standardContextual"/>
         </w:rPr>
       </w:pPr>
-      <w:hyperlink w:anchor="_Toc242737830" w:history="1">
+      <w:hyperlink w:anchor="_Toc242739049" w:history="1">
         <w:r>
           <w:rPr>
             <w:rStyle w:val="Hyperlink"/>
@@ -733,7 +733,7 @@
             <w:noProof/>
             <w:webHidden/>
           </w:rPr>
-          <w:instrText xml:space="preserve"> PAGEREF _Toc242737830 \h </w:instrText>
+          <w:instrText xml:space="preserve"> PAGEREF _Toc242739049 \h </w:instrText>
         </w:r>
         <w:r>
           <w:rPr>
@@ -779,7 +779,7 @@
           <w14:ligatures w14:val="standardContextual"/>
         </w:rPr>
       </w:pPr>
-      <w:hyperlink w:anchor="_Toc242737831" w:history="1">
+      <w:hyperlink w:anchor="_Toc242739050" w:history="1">
         <w:r>
           <w:rPr>
             <w:rStyle w:val="Hyperlink"/>
@@ -806,7 +806,7 @@
             <w:noProof/>
             <w:webHidden/>
           </w:rPr>
-          <w:instrText xml:space="preserve"> PAGEREF _Toc242737831 \h </w:instrText>
+          <w:instrText xml:space="preserve"> PAGEREF _Toc242739050 \h </w:instrText>
         </w:r>
         <w:r>
           <w:rPr>
@@ -852,7 +852,7 @@
           <w14:ligatures w14:val="standardContextual"/>
         </w:rPr>
       </w:pPr>
-      <w:hyperlink w:anchor="_Toc242737832" w:history="1">
+      <w:hyperlink w:anchor="_Toc242739051" w:history="1">
         <w:r>
           <w:rPr>
             <w:rStyle w:val="Hyperlink"/>
@@ -902,7 +902,7 @@
             <w:noProof/>
             <w:webHidden/>
           </w:rPr>
-          <w:instrText xml:space="preserve"> PAGEREF _Toc242737832 \h </w:instrText>
+          <w:instrText xml:space="preserve"> PAGEREF _Toc242739051 \h </w:instrText>
         </w:r>
         <w:r>
           <w:rPr>
@@ -948,7 +948,7 @@
           <w14:ligatures w14:val="standardContextual"/>
         </w:rPr>
       </w:pPr>
-      <w:hyperlink w:anchor="_Toc242737833" w:history="1">
+      <w:hyperlink w:anchor="_Toc242739052" w:history="1">
         <w:r>
           <w:rPr>
             <w:rStyle w:val="Hyperlink"/>
@@ -975,7 +975,7 @@
             <w:noProof/>
             <w:webHidden/>
           </w:rPr>
-          <w:instrText xml:space="preserve"> PAGEREF _Toc242737833 \h </w:instrText>
+          <w:instrText xml:space="preserve"> PAGEREF _Toc242739052 \h </w:instrText>
         </w:r>
         <w:r>
           <w:rPr>
@@ -1021,7 +1021,7 @@
           <w14:ligatures w14:val="standardContextual"/>
         </w:rPr>
       </w:pPr>
-      <w:hyperlink w:anchor="_Toc242737834" w:history="1">
+      <w:hyperlink w:anchor="_Toc242739053" w:history="1">
         <w:r>
           <w:rPr>
             <w:rStyle w:val="Hyperlink"/>
@@ -1048,7 +1048,7 @@
             <w:noProof/>
             <w:webHidden/>
           </w:rPr>
-          <w:instrText xml:space="preserve"> PAGEREF _Toc242737834 \h </w:instrText>
+          <w:instrText xml:space="preserve"> PAGEREF _Toc242739053 \h </w:instrText>
         </w:r>
         <w:r>
           <w:rPr>
@@ -1094,7 +1094,7 @@
           <w14:ligatures w14:val="standardContextual"/>
         </w:rPr>
       </w:pPr>
-      <w:hyperlink w:anchor="_Toc242737835" w:history="1">
+      <w:hyperlink w:anchor="_Toc242739054" w:history="1">
         <w:r>
           <w:rPr>
             <w:rStyle w:val="Hyperlink"/>
@@ -1121,7 +1121,7 @@
             <w:noProof/>
             <w:webHidden/>
           </w:rPr>
-          <w:instrText xml:space="preserve"> PAGEREF _Toc242737835 \h </w:instrText>
+          <w:instrText xml:space="preserve"> PAGEREF _Toc242739054 \h </w:instrText>
         </w:r>
         <w:r>
           <w:rPr>
@@ -1167,7 +1167,7 @@
           <w14:ligatures w14:val="standardContextual"/>
         </w:rPr>
       </w:pPr>
-      <w:hyperlink w:anchor="_Toc242737836" w:history="1">
+      <w:hyperlink w:anchor="_Toc242739055" w:history="1">
         <w:r>
           <w:rPr>
             <w:rStyle w:val="Hyperlink"/>
@@ -1194,7 +1194,7 @@
             <w:noProof/>
             <w:webHidden/>
           </w:rPr>
-          <w:instrText xml:space="preserve"> PAGEREF _Toc242737836 \h </w:instrText>
+          <w:instrText xml:space="preserve"> PAGEREF _Toc242739055 \h </w:instrText>
         </w:r>
         <w:r>
           <w:rPr>
@@ -1240,7 +1240,7 @@
           <w14:ligatures w14:val="standardContextual"/>
         </w:rPr>
       </w:pPr>
-      <w:hyperlink w:anchor="_Toc242737837" w:history="1">
+      <w:hyperlink w:anchor="_Toc242739056" w:history="1">
         <w:r>
           <w:rPr>
             <w:rStyle w:val="Hyperlink"/>
@@ -1290,7 +1290,7 @@
             <w:noProof/>
             <w:webHidden/>
           </w:rPr>
-          <w:instrText xml:space="preserve"> PAGEREF _Toc242737837 \h </w:instrText>
+          <w:instrText xml:space="preserve"> PAGEREF _Toc242739056 \h </w:instrText>
         </w:r>
         <w:r>
           <w:rPr>
@@ -1336,7 +1336,7 @@
           <w14:ligatures w14:val="standardContextual"/>
         </w:rPr>
       </w:pPr>
-      <w:hyperlink w:anchor="_Toc242737838" w:history="1">
+      <w:hyperlink w:anchor="_Toc242739057" w:history="1">
         <w:r>
           <w:rPr>
             <w:rStyle w:val="Hyperlink"/>
@@ -1363,7 +1363,7 @@
             <w:noProof/>
             <w:webHidden/>
           </w:rPr>
-          <w:instrText xml:space="preserve"> PAGEREF _Toc242737838 \h </w:instrText>
+          <w:instrText xml:space="preserve"> PAGEREF _Toc242739057 \h </w:instrText>
         </w:r>
         <w:r>
           <w:rPr>
@@ -1441,7 +1441,7 @@
       <w:r>
         <w:fldChar w:fldCharType="separate"/>
       </w:r>
-      <w:hyperlink w:anchor="_Toc242737786" w:history="1">
+      <w:hyperlink w:anchor="_Toc242739005" w:history="1">
         <w:r>
           <w:rPr>
             <w:rStyle w:val="Hyperlink"/>
@@ -1468,7 +1468,7 @@
             <w:noProof/>
             <w:webHidden/>
           </w:rPr>
-          <w:instrText xml:space="preserve"> PAGEREF _Toc242737786 \h </w:instrText>
+          <w:instrText xml:space="preserve"> PAGEREF _Toc242739005 \h </w:instrText>
         </w:r>
         <w:r>
           <w:rPr>
@@ -1514,7 +1514,7 @@
           <w14:ligatures w14:val="standardContextual"/>
         </w:rPr>
       </w:pPr>
-      <w:hyperlink w:anchor="_Toc242737787" w:history="1">
+      <w:hyperlink w:anchor="_Toc242739006" w:history="1">
         <w:r>
           <w:rPr>
             <w:rStyle w:val="Hyperlink"/>
@@ -1541,7 +1541,7 @@
             <w:noProof/>
             <w:webHidden/>
           </w:rPr>
-          <w:instrText xml:space="preserve"> PAGEREF _Toc242737787 \h </w:instrText>
+          <w:instrText xml:space="preserve"> PAGEREF _Toc242739006 \h </w:instrText>
         </w:r>
         <w:r>
           <w:rPr>
@@ -1587,7 +1587,7 @@
           <w14:ligatures w14:val="standardContextual"/>
         </w:rPr>
       </w:pPr>
-      <w:hyperlink w:anchor="_Toc242737788" w:history="1">
+      <w:hyperlink w:anchor="_Toc242739007" w:history="1">
         <w:r>
           <w:rPr>
             <w:rStyle w:val="Hyperlink"/>
@@ -1614,7 +1614,7 @@
             <w:noProof/>
             <w:webHidden/>
           </w:rPr>
-          <w:instrText xml:space="preserve"> PAGEREF _Toc242737788 \h </w:instrText>
+          <w:instrText xml:space="preserve"> PAGEREF _Toc242739007 \h </w:instrText>
         </w:r>
         <w:r>
           <w:rPr>
@@ -1660,7 +1660,7 @@
           <w14:ligatures w14:val="standardContextual"/>
         </w:rPr>
       </w:pPr>
-      <w:hyperlink w:anchor="_Toc242737789" w:history="1">
+      <w:hyperlink w:anchor="_Toc242739008" w:history="1">
         <w:r>
           <w:rPr>
             <w:rStyle w:val="Hyperlink"/>
@@ -1687,7 +1687,7 @@
             <w:noProof/>
             <w:webHidden/>
           </w:rPr>
-          <w:instrText xml:space="preserve"> PAGEREF _Toc242737789 \h </w:instrText>
+          <w:instrText xml:space="preserve"> PAGEREF _Toc242739008 \h </w:instrText>
         </w:r>
         <w:r>
           <w:rPr>
@@ -1733,7 +1733,7 @@
           <w14:ligatures w14:val="standardContextual"/>
         </w:rPr>
       </w:pPr>
-      <w:hyperlink w:anchor="_Toc242737790" w:history="1">
+      <w:hyperlink w:anchor="_Toc242739009" w:history="1">
         <w:r>
           <w:rPr>
             <w:rStyle w:val="Hyperlink"/>
@@ -1760,7 +1760,7 @@
             <w:noProof/>
             <w:webHidden/>
           </w:rPr>
-          <w:instrText xml:space="preserve"> PAGEREF _Toc242737790 \h </w:instrText>
+          <w:instrText xml:space="preserve"> PAGEREF _Toc242739009 \h </w:instrText>
         </w:r>
         <w:r>
           <w:rPr>
@@ -1806,7 +1806,7 @@
           <w14:ligatures w14:val="standardContextual"/>
         </w:rPr>
       </w:pPr>
-      <w:hyperlink w:anchor="_Toc242737791" w:history="1">
+      <w:hyperlink w:anchor="_Toc242739010" w:history="1">
         <w:r>
           <w:rPr>
             <w:rStyle w:val="Hyperlink"/>
@@ -1833,7 +1833,7 @@
             <w:noProof/>
             <w:webHidden/>
           </w:rPr>
-          <w:instrText xml:space="preserve"> PAGEREF _Toc242737791 \h </w:instrText>
+          <w:instrText xml:space="preserve"> PAGEREF _Toc242739010 \h </w:instrText>
         </w:r>
         <w:r>
           <w:rPr>
@@ -1879,7 +1879,7 @@
           <w14:ligatures w14:val="standardContextual"/>
         </w:rPr>
       </w:pPr>
-      <w:hyperlink w:anchor="_Toc242737792" w:history="1">
+      <w:hyperlink w:anchor="_Toc242739011" w:history="1">
         <w:r>
           <w:rPr>
             <w:rStyle w:val="Hyperlink"/>
@@ -1906,7 +1906,7 @@
             <w:noProof/>
             <w:webHidden/>
           </w:rPr>
-          <w:instrText xml:space="preserve"> PAGEREF _Toc242737792 \h </w:instrText>
+          <w:instrText xml:space="preserve"> PAGEREF _Toc242739011 \h </w:instrText>
         </w:r>
         <w:r>
           <w:rPr>
@@ -1952,7 +1952,7 @@
           <w14:ligatures w14:val="standardContextual"/>
         </w:rPr>
       </w:pPr>
-      <w:hyperlink w:anchor="_Toc242737793" w:history="1">
+      <w:hyperlink w:anchor="_Toc242739012" w:history="1">
         <w:r>
           <w:rPr>
             <w:rStyle w:val="Hyperlink"/>
@@ -1979,7 +1979,7 @@
             <w:noProof/>
             <w:webHidden/>
           </w:rPr>
-          <w:instrText xml:space="preserve"> PAGEREF _Toc242737793 \h </w:instrText>
+          <w:instrText xml:space="preserve"> PAGEREF _Toc242739012 \h </w:instrText>
         </w:r>
         <w:r>
           <w:rPr>
@@ -2025,7 +2025,7 @@
           <w14:ligatures w14:val="standardContextual"/>
         </w:rPr>
       </w:pPr>
-      <w:hyperlink w:anchor="_Toc242737794" w:history="1">
+      <w:hyperlink w:anchor="_Toc242739013" w:history="1">
         <w:r>
           <w:rPr>
             <w:rStyle w:val="Hyperlink"/>
@@ -2052,7 +2052,7 @@
             <w:noProof/>
             <w:webHidden/>
           </w:rPr>
-          <w:instrText xml:space="preserve"> PAGEREF _Toc242737794 \h </w:instrText>
+          <w:instrText xml:space="preserve"> PAGEREF _Toc242739013 \h </w:instrText>
         </w:r>
         <w:r>
           <w:rPr>
@@ -2072,7 +2072,7 @@
             <w:noProof/>
             <w:webHidden/>
           </w:rPr>
-          <w:t>14</w:t>
+          <w:t>13</w:t>
         </w:r>
         <w:r>
           <w:rPr>
@@ -2098,7 +2098,7 @@
           <w14:ligatures w14:val="standardContextual"/>
         </w:rPr>
       </w:pPr>
-      <w:hyperlink w:anchor="_Toc242737795" w:history="1">
+      <w:hyperlink w:anchor="_Toc242739014" w:history="1">
         <w:r>
           <w:rPr>
             <w:rStyle w:val="Hyperlink"/>
@@ -2125,7 +2125,7 @@
             <w:noProof/>
             <w:webHidden/>
           </w:rPr>
-          <w:instrText xml:space="preserve"> PAGEREF _Toc242737795 \h </w:instrText>
+          <w:instrText xml:space="preserve"> PAGEREF _Toc242739014 \h </w:instrText>
         </w:r>
         <w:r>
           <w:rPr>
@@ -2171,7 +2171,7 @@
           <w14:ligatures w14:val="standardContextual"/>
         </w:rPr>
       </w:pPr>
-      <w:hyperlink w:anchor="_Toc242737796" w:history="1">
+      <w:hyperlink w:anchor="_Toc242739015" w:history="1">
         <w:r>
           <w:rPr>
             <w:rStyle w:val="Hyperlink"/>
@@ -2198,7 +2198,7 @@
             <w:noProof/>
             <w:webHidden/>
           </w:rPr>
-          <w:instrText xml:space="preserve"> PAGEREF _Toc242737796 \h </w:instrText>
+          <w:instrText xml:space="preserve"> PAGEREF _Toc242739015 \h </w:instrText>
         </w:r>
         <w:r>
           <w:rPr>
@@ -2244,7 +2244,7 @@
           <w14:ligatures w14:val="standardContextual"/>
         </w:rPr>
       </w:pPr>
-      <w:hyperlink w:anchor="_Toc242737797" w:history="1">
+      <w:hyperlink w:anchor="_Toc242739016" w:history="1">
         <w:r>
           <w:rPr>
             <w:rStyle w:val="Hyperlink"/>
@@ -2271,7 +2271,7 @@
             <w:noProof/>
             <w:webHidden/>
           </w:rPr>
-          <w:instrText xml:space="preserve"> PAGEREF _Toc242737797 \h </w:instrText>
+          <w:instrText xml:space="preserve"> PAGEREF _Toc242739016 \h </w:instrText>
         </w:r>
         <w:r>
           <w:rPr>
@@ -2317,7 +2317,7 @@
           <w14:ligatures w14:val="standardContextual"/>
         </w:rPr>
       </w:pPr>
-      <w:hyperlink w:anchor="_Toc242737798" w:history="1">
+      <w:hyperlink w:anchor="_Toc242739017" w:history="1">
         <w:r>
           <w:rPr>
             <w:rStyle w:val="Hyperlink"/>
@@ -2344,7 +2344,7 @@
             <w:noProof/>
             <w:webHidden/>
           </w:rPr>
-          <w:instrText xml:space="preserve"> PAGEREF _Toc242737798 \h </w:instrText>
+          <w:instrText xml:space="preserve"> PAGEREF _Toc242739017 \h </w:instrText>
         </w:r>
         <w:r>
           <w:rPr>
@@ -2390,7 +2390,7 @@
           <w14:ligatures w14:val="standardContextual"/>
         </w:rPr>
       </w:pPr>
-      <w:hyperlink w:anchor="_Toc242737799" w:history="1">
+      <w:hyperlink w:anchor="_Toc242739018" w:history="1">
         <w:r>
           <w:rPr>
             <w:rStyle w:val="Hyperlink"/>
@@ -2417,7 +2417,7 @@
             <w:noProof/>
             <w:webHidden/>
           </w:rPr>
-          <w:instrText xml:space="preserve"> PAGEREF _Toc242737799 \h </w:instrText>
+          <w:instrText xml:space="preserve"> PAGEREF _Toc242739018 \h </w:instrText>
         </w:r>
         <w:r>
           <w:rPr>
@@ -2463,7 +2463,7 @@
           <w14:ligatures w14:val="standardContextual"/>
         </w:rPr>
       </w:pPr>
-      <w:hyperlink w:anchor="_Toc242737800" w:history="1">
+      <w:hyperlink w:anchor="_Toc242739019" w:history="1">
         <w:r>
           <w:rPr>
             <w:rStyle w:val="Hyperlink"/>
@@ -2490,7 +2490,7 @@
             <w:noProof/>
             <w:webHidden/>
           </w:rPr>
-          <w:instrText xml:space="preserve"> PAGEREF _Toc242737800 \h </w:instrText>
+          <w:instrText xml:space="preserve"> PAGEREF _Toc242739019 \h </w:instrText>
         </w:r>
         <w:r>
           <w:rPr>
@@ -2536,7 +2536,7 @@
           <w14:ligatures w14:val="standardContextual"/>
         </w:rPr>
       </w:pPr>
-      <w:hyperlink w:anchor="_Toc242737801" w:history="1">
+      <w:hyperlink w:anchor="_Toc242739020" w:history="1">
         <w:r>
           <w:rPr>
             <w:rStyle w:val="Hyperlink"/>
@@ -2563,7 +2563,7 @@
             <w:noProof/>
             <w:webHidden/>
           </w:rPr>
-          <w:instrText xml:space="preserve"> PAGEREF _Toc242737801 \h </w:instrText>
+          <w:instrText xml:space="preserve"> PAGEREF _Toc242739020 \h </w:instrText>
         </w:r>
         <w:r>
           <w:rPr>
@@ -2609,7 +2609,7 @@
           <w14:ligatures w14:val="standardContextual"/>
         </w:rPr>
       </w:pPr>
-      <w:hyperlink w:anchor="_Toc242737802" w:history="1">
+      <w:hyperlink w:anchor="_Toc242739021" w:history="1">
         <w:r>
           <w:rPr>
             <w:rStyle w:val="Hyperlink"/>
@@ -2636,7 +2636,7 @@
             <w:noProof/>
             <w:webHidden/>
           </w:rPr>
-          <w:instrText xml:space="preserve"> PAGEREF _Toc242737802 \h </w:instrText>
+          <w:instrText xml:space="preserve"> PAGEREF _Toc242739021 \h </w:instrText>
         </w:r>
         <w:r>
           <w:rPr>
@@ -2682,7 +2682,7 @@
           <w14:ligatures w14:val="standardContextual"/>
         </w:rPr>
       </w:pPr>
-      <w:hyperlink w:anchor="_Toc242737803" w:history="1">
+      <w:hyperlink w:anchor="_Toc242739022" w:history="1">
         <w:r>
           <w:rPr>
             <w:rStyle w:val="Hyperlink"/>
@@ -2709,7 +2709,7 @@
             <w:noProof/>
             <w:webHidden/>
           </w:rPr>
-          <w:instrText xml:space="preserve"> PAGEREF _Toc242737803 \h </w:instrText>
+          <w:instrText xml:space="preserve"> PAGEREF _Toc242739022 \h </w:instrText>
         </w:r>
         <w:r>
           <w:rPr>
@@ -2755,7 +2755,7 @@
           <w14:ligatures w14:val="standardContextual"/>
         </w:rPr>
       </w:pPr>
-      <w:hyperlink w:anchor="_Toc242737804" w:history="1">
+      <w:hyperlink w:anchor="_Toc242739023" w:history="1">
         <w:r>
           <w:rPr>
             <w:rStyle w:val="Hyperlink"/>
@@ -2782,7 +2782,7 @@
             <w:noProof/>
             <w:webHidden/>
           </w:rPr>
-          <w:instrText xml:space="preserve"> PAGEREF _Toc242737804 \h </w:instrText>
+          <w:instrText xml:space="preserve"> PAGEREF _Toc242739023 \h </w:instrText>
         </w:r>
         <w:r>
           <w:rPr>
@@ -2828,7 +2828,7 @@
           <w14:ligatures w14:val="standardContextual"/>
         </w:rPr>
       </w:pPr>
-      <w:hyperlink w:anchor="_Toc242737805" w:history="1">
+      <w:hyperlink w:anchor="_Toc242739024" w:history="1">
         <w:r>
           <w:rPr>
             <w:rStyle w:val="Hyperlink"/>
@@ -2855,7 +2855,7 @@
             <w:noProof/>
             <w:webHidden/>
           </w:rPr>
-          <w:instrText xml:space="preserve"> PAGEREF _Toc242737805 \h </w:instrText>
+          <w:instrText xml:space="preserve"> PAGEREF _Toc242739024 \h </w:instrText>
         </w:r>
         <w:r>
           <w:rPr>
@@ -2901,7 +2901,7 @@
           <w14:ligatures w14:val="standardContextual"/>
         </w:rPr>
       </w:pPr>
-      <w:hyperlink w:anchor="_Toc242737806" w:history="1">
+      <w:hyperlink w:anchor="_Toc242739025" w:history="1">
         <w:r>
           <w:rPr>
             <w:rStyle w:val="Hyperlink"/>
@@ -2928,7 +2928,7 @@
             <w:noProof/>
             <w:webHidden/>
           </w:rPr>
-          <w:instrText xml:space="preserve"> PAGEREF _Toc242737806 \h </w:instrText>
+          <w:instrText xml:space="preserve"> PAGEREF _Toc242739025 \h </w:instrText>
         </w:r>
         <w:r>
           <w:rPr>
@@ -2974,7 +2974,7 @@
           <w14:ligatures w14:val="standardContextual"/>
         </w:rPr>
       </w:pPr>
-      <w:hyperlink w:anchor="_Toc242737807" w:history="1">
+      <w:hyperlink w:anchor="_Toc242739026" w:history="1">
         <w:r>
           <w:rPr>
             <w:rStyle w:val="Hyperlink"/>
@@ -3001,7 +3001,7 @@
             <w:noProof/>
             <w:webHidden/>
           </w:rPr>
-          <w:instrText xml:space="preserve"> PAGEREF _Toc242737807 \h </w:instrText>
+          <w:instrText xml:space="preserve"> PAGEREF _Toc242739026 \h </w:instrText>
         </w:r>
         <w:r>
           <w:rPr>
@@ -3047,7 +3047,7 @@
           <w14:ligatures w14:val="standardContextual"/>
         </w:rPr>
       </w:pPr>
-      <w:hyperlink w:anchor="_Toc242737808" w:history="1">
+      <w:hyperlink w:anchor="_Toc242739027" w:history="1">
         <w:r>
           <w:rPr>
             <w:rStyle w:val="Hyperlink"/>
@@ -3074,7 +3074,7 @@
             <w:noProof/>
             <w:webHidden/>
           </w:rPr>
-          <w:instrText xml:space="preserve"> PAGEREF _Toc242737808 \h </w:instrText>
+          <w:instrText xml:space="preserve"> PAGEREF _Toc242739027 \h </w:instrText>
         </w:r>
         <w:r>
           <w:rPr>
@@ -3120,7 +3120,7 @@
           <w14:ligatures w14:val="standardContextual"/>
         </w:rPr>
       </w:pPr>
-      <w:hyperlink w:anchor="_Toc242737809" w:history="1">
+      <w:hyperlink w:anchor="_Toc242739028" w:history="1">
         <w:r>
           <w:rPr>
             <w:rStyle w:val="Hyperlink"/>
@@ -3147,7 +3147,7 @@
             <w:noProof/>
             <w:webHidden/>
           </w:rPr>
-          <w:instrText xml:space="preserve"> PAGEREF _Toc242737809 \h </w:instrText>
+          <w:instrText xml:space="preserve"> PAGEREF _Toc242739028 \h </w:instrText>
         </w:r>
         <w:r>
           <w:rPr>
@@ -3193,7 +3193,7 @@
           <w14:ligatures w14:val="standardContextual"/>
         </w:rPr>
       </w:pPr>
-      <w:hyperlink w:anchor="_Toc242737810" w:history="1">
+      <w:hyperlink w:anchor="_Toc242739029" w:history="1">
         <w:r>
           <w:rPr>
             <w:rStyle w:val="Hyperlink"/>
@@ -3220,7 +3220,7 @@
             <w:noProof/>
             <w:webHidden/>
           </w:rPr>
-          <w:instrText xml:space="preserve"> PAGEREF _Toc242737810 \h </w:instrText>
+          <w:instrText xml:space="preserve"> PAGEREF _Toc242739029 \h </w:instrText>
         </w:r>
         <w:r>
           <w:rPr>
@@ -3266,7 +3266,7 @@
           <w14:ligatures w14:val="standardContextual"/>
         </w:rPr>
       </w:pPr>
-      <w:hyperlink w:anchor="_Toc242737811" w:history="1">
+      <w:hyperlink w:anchor="_Toc242739030" w:history="1">
         <w:r>
           <w:rPr>
             <w:rStyle w:val="Hyperlink"/>
@@ -3293,7 +3293,7 @@
             <w:noProof/>
             <w:webHidden/>
           </w:rPr>
-          <w:instrText xml:space="preserve"> PAGEREF _Toc242737811 \h </w:instrText>
+          <w:instrText xml:space="preserve"> PAGEREF _Toc242739030 \h </w:instrText>
         </w:r>
         <w:r>
           <w:rPr>
@@ -3339,7 +3339,7 @@
           <w14:ligatures w14:val="standardContextual"/>
         </w:rPr>
       </w:pPr>
-      <w:hyperlink w:anchor="_Toc242737812" w:history="1">
+      <w:hyperlink w:anchor="_Toc242739031" w:history="1">
         <w:r>
           <w:rPr>
             <w:rStyle w:val="Hyperlink"/>
@@ -3366,7 +3366,7 @@
             <w:noProof/>
             <w:webHidden/>
           </w:rPr>
-          <w:instrText xml:space="preserve"> PAGEREF _Toc242737812 \h </w:instrText>
+          <w:instrText xml:space="preserve"> PAGEREF _Toc242739031 \h </w:instrText>
         </w:r>
         <w:r>
           <w:rPr>
@@ -3412,7 +3412,7 @@
           <w14:ligatures w14:val="standardContextual"/>
         </w:rPr>
       </w:pPr>
-      <w:hyperlink w:anchor="_Toc242737813" w:history="1">
+      <w:hyperlink w:anchor="_Toc242739032" w:history="1">
         <w:r>
           <w:rPr>
             <w:rStyle w:val="Hyperlink"/>
@@ -3439,7 +3439,7 @@
             <w:noProof/>
             <w:webHidden/>
           </w:rPr>
-          <w:instrText xml:space="preserve"> PAGEREF _Toc242737813 \h </w:instrText>
+          <w:instrText xml:space="preserve"> PAGEREF _Toc242739032 \h </w:instrText>
         </w:r>
         <w:r>
           <w:rPr>
@@ -3485,7 +3485,7 @@
           <w14:ligatures w14:val="standardContextual"/>
         </w:rPr>
       </w:pPr>
-      <w:hyperlink w:anchor="_Toc242737814" w:history="1">
+      <w:hyperlink w:anchor="_Toc242739033" w:history="1">
         <w:r>
           <w:rPr>
             <w:rStyle w:val="Hyperlink"/>
@@ -3512,7 +3512,7 @@
             <w:noProof/>
             <w:webHidden/>
           </w:rPr>
-          <w:instrText xml:space="preserve"> PAGEREF _Toc242737814 \h </w:instrText>
+          <w:instrText xml:space="preserve"> PAGEREF _Toc242739033 \h </w:instrText>
         </w:r>
         <w:r>
           <w:rPr>
@@ -3558,7 +3558,7 @@
           <w14:ligatures w14:val="standardContextual"/>
         </w:rPr>
       </w:pPr>
-      <w:hyperlink w:anchor="_Toc242737815" w:history="1">
+      <w:hyperlink w:anchor="_Toc242739034" w:history="1">
         <w:r>
           <w:rPr>
             <w:rStyle w:val="Hyperlink"/>
@@ -3585,7 +3585,7 @@
             <w:noProof/>
             <w:webHidden/>
           </w:rPr>
-          <w:instrText xml:space="preserve"> PAGEREF _Toc242737815 \h </w:instrText>
+          <w:instrText xml:space="preserve"> PAGEREF _Toc242739034 \h </w:instrText>
         </w:r>
         <w:r>
           <w:rPr>
@@ -3631,7 +3631,7 @@
           <w14:ligatures w14:val="standardContextual"/>
         </w:rPr>
       </w:pPr>
-      <w:hyperlink w:anchor="_Toc242737816" w:history="1">
+      <w:hyperlink w:anchor="_Toc242739035" w:history="1">
         <w:r>
           <w:rPr>
             <w:rStyle w:val="Hyperlink"/>
@@ -3658,7 +3658,7 @@
             <w:noProof/>
             <w:webHidden/>
           </w:rPr>
-          <w:instrText xml:space="preserve"> PAGEREF _Toc242737816 \h </w:instrText>
+          <w:instrText xml:space="preserve"> PAGEREF _Toc242739035 \h </w:instrText>
         </w:r>
         <w:r>
           <w:rPr>
@@ -3704,7 +3704,7 @@
           <w14:ligatures w14:val="standardContextual"/>
         </w:rPr>
       </w:pPr>
-      <w:hyperlink w:anchor="_Toc242737817" w:history="1">
+      <w:hyperlink w:anchor="_Toc242739036" w:history="1">
         <w:r>
           <w:rPr>
             <w:rStyle w:val="Hyperlink"/>
@@ -3731,7 +3731,7 @@
             <w:noProof/>
             <w:webHidden/>
           </w:rPr>
-          <w:instrText xml:space="preserve"> PAGEREF _Toc242737817 \h </w:instrText>
+          <w:instrText xml:space="preserve"> PAGEREF _Toc242739036 \h </w:instrText>
         </w:r>
         <w:r>
           <w:rPr>
@@ -3777,7 +3777,7 @@
           <w14:ligatures w14:val="standardContextual"/>
         </w:rPr>
       </w:pPr>
-      <w:hyperlink w:anchor="_Toc242737818" w:history="1">
+      <w:hyperlink w:anchor="_Toc242739037" w:history="1">
         <w:r>
           <w:rPr>
             <w:rStyle w:val="Hyperlink"/>
@@ -3804,7 +3804,7 @@
             <w:noProof/>
             <w:webHidden/>
           </w:rPr>
-          <w:instrText xml:space="preserve"> PAGEREF _Toc242737818 \h </w:instrText>
+          <w:instrText xml:space="preserve"> PAGEREF _Toc242739037 \h </w:instrText>
         </w:r>
         <w:r>
           <w:rPr>
@@ -3850,7 +3850,7 @@
           <w14:ligatures w14:val="standardContextual"/>
         </w:rPr>
       </w:pPr>
-      <w:hyperlink w:anchor="_Toc242737819" w:history="1">
+      <w:hyperlink w:anchor="_Toc242739038" w:history="1">
         <w:r>
           <w:rPr>
             <w:rStyle w:val="Hyperlink"/>
@@ -3877,7 +3877,7 @@
             <w:noProof/>
             <w:webHidden/>
           </w:rPr>
-          <w:instrText xml:space="preserve"> PAGEREF _Toc242737819 \h </w:instrText>
+          <w:instrText xml:space="preserve"> PAGEREF _Toc242739038 \h </w:instrText>
         </w:r>
         <w:r>
           <w:rPr>
@@ -3923,7 +3923,7 @@
           <w14:ligatures w14:val="standardContextual"/>
         </w:rPr>
       </w:pPr>
-      <w:hyperlink w:anchor="_Toc242737820" w:history="1">
+      <w:hyperlink w:anchor="_Toc242739039" w:history="1">
         <w:r>
           <w:rPr>
             <w:rStyle w:val="Hyperlink"/>
@@ -3950,7 +3950,7 @@
             <w:noProof/>
             <w:webHidden/>
           </w:rPr>
-          <w:instrText xml:space="preserve"> PAGEREF _Toc242737820 \h </w:instrText>
+          <w:instrText xml:space="preserve"> PAGEREF _Toc242739039 \h </w:instrText>
         </w:r>
         <w:r>
           <w:rPr>
@@ -3996,7 +3996,7 @@
           <w14:ligatures w14:val="standardContextual"/>
         </w:rPr>
       </w:pPr>
-      <w:hyperlink w:anchor="_Toc242737821" w:history="1">
+      <w:hyperlink w:anchor="_Toc242739040" w:history="1">
         <w:r>
           <w:rPr>
             <w:rStyle w:val="Hyperlink"/>
@@ -4023,7 +4023,7 @@
             <w:noProof/>
             <w:webHidden/>
           </w:rPr>
-          <w:instrText xml:space="preserve"> PAGEREF _Toc242737821 \h </w:instrText>
+          <w:instrText xml:space="preserve"> PAGEREF _Toc242739040 \h </w:instrText>
         </w:r>
         <w:r>
           <w:rPr>
@@ -4069,7 +4069,7 @@
           <w14:ligatures w14:val="standardContextual"/>
         </w:rPr>
       </w:pPr>
-      <w:hyperlink w:anchor="_Toc242737822" w:history="1">
+      <w:hyperlink w:anchor="_Toc242739041" w:history="1">
         <w:r>
           <w:rPr>
             <w:rStyle w:val="Hyperlink"/>
@@ -4096,7 +4096,7 @@
             <w:noProof/>
             <w:webHidden/>
           </w:rPr>
-          <w:instrText xml:space="preserve"> PAGEREF _Toc242737822 \h </w:instrText>
+          <w:instrText xml:space="preserve"> PAGEREF _Toc242739041 \h </w:instrText>
         </w:r>
         <w:r>
           <w:rPr>
@@ -4142,7 +4142,7 @@
           <w14:ligatures w14:val="standardContextual"/>
         </w:rPr>
       </w:pPr>
-      <w:hyperlink w:anchor="_Toc242737823" w:history="1">
+      <w:hyperlink w:anchor="_Toc242739042" w:history="1">
         <w:r>
           <w:rPr>
             <w:rStyle w:val="Hyperlink"/>
@@ -4169,7 +4169,7 @@
             <w:noProof/>
             <w:webHidden/>
           </w:rPr>
-          <w:instrText xml:space="preserve"> PAGEREF _Toc242737823 \h </w:instrText>
+          <w:instrText xml:space="preserve"> PAGEREF _Toc242739042 \h </w:instrText>
         </w:r>
         <w:r>
           <w:rPr>
@@ -4215,7 +4215,7 @@
           <w14:ligatures w14:val="standardContextual"/>
         </w:rPr>
       </w:pPr>
-      <w:hyperlink w:anchor="_Toc242737824" w:history="1">
+      <w:hyperlink w:anchor="_Toc242739043" w:history="1">
         <w:r>
           <w:rPr>
             <w:rStyle w:val="Hyperlink"/>
@@ -4242,7 +4242,7 @@
             <w:noProof/>
             <w:webHidden/>
           </w:rPr>
-          <w:instrText xml:space="preserve"> PAGEREF _Toc242737824 \h </w:instrText>
+          <w:instrText xml:space="preserve"> PAGEREF _Toc242739043 \h </w:instrText>
         </w:r>
         <w:r>
           <w:rPr>
@@ -4288,7 +4288,7 @@
           <w14:ligatures w14:val="standardContextual"/>
         </w:rPr>
       </w:pPr>
-      <w:hyperlink w:anchor="_Toc242737825" w:history="1">
+      <w:hyperlink w:anchor="_Toc242739044" w:history="1">
         <w:r>
           <w:rPr>
             <w:rStyle w:val="Hyperlink"/>
@@ -4315,7 +4315,7 @@
             <w:noProof/>
             <w:webHidden/>
           </w:rPr>
-          <w:instrText xml:space="preserve"> PAGEREF _Toc242737825 \h </w:instrText>
+          <w:instrText xml:space="preserve"> PAGEREF _Toc242739044 \h </w:instrText>
         </w:r>
         <w:r>
           <w:rPr>
@@ -4366,7 +4366,7 @@
       <w:pPr>
         <w:pStyle w:val="Ttulo1"/>
       </w:pPr>
-      <w:bookmarkStart w:id="0" w:name="_Toc242737786"/>
+      <w:bookmarkStart w:id="0" w:name="_Toc242739005"/>
       <w:r>
         <w:lastRenderedPageBreak/>
         <w:t>1 INTRODUÇÃO</w:t>
@@ -4381,7 +4381,7 @@
         <w:t>A nota média de um anúncio no Airbnb resume a opinião de dezenas ou centenas de hóspedes em um único número entre 1 e 5. Esse número é quase sempre alto. Em uma análise de anúncios da plataforma, Zervas, Proserpio e Byers (2021)</w:t>
       </w:r>
       <w:r>
-        <w:t xml:space="preserve"> encontraram que cerca de 95% dos anúncios exibem média de 4,5 ou 5 estrelas. A literatura sobre avaliações online descreve distribuições concentradas no topo da escala em outros mercados (FILIPPAS; HORTON; GOLDEN, 2022; HU; ZHANG; PAVLOU, 2009). Os dados deste estudo repetem o padrão: entre os 28.890 anúncios do Rio de Janeiro analisados, 9.373 (32,4%) têm nota exatamente igual a 5,0. Uma nota tão comprimida distingue mal os anúncios entre si e diz pouco sobre o que levou o hóspede a avaliar bem ou mal.</w:t>
+        <w:t xml:space="preserve"> encontraram que cerca de 95% dos anúncios exibem média de 4,5 ou 5 estrelas. A literatura sobre avaliações online descreve distribuições concentradas no topo da escala em outros mercados (Filippas; Horton; Golden, 2022; Hu; Zhang; Pavlou, 2009). Os dados deste estudo repetem o padrão: entre os 28.890 anúncios do Rio de Janeiro analisados, 9.373 (32,4%) têm nota exatamente igual a 5,0. Uma nota tão comprimida distingue mal os anúncios entre si e diz pouco sobre o que levou o hóspede a avaliar bem ou mal.</w:t>
       </w:r>
     </w:p>
     <w:p>
@@ -4441,7 +4441,7 @@
       <w:pPr>
         <w:pStyle w:val="Ttulo1"/>
       </w:pPr>
-      <w:bookmarkStart w:id="1" w:name="_Toc242737787"/>
+      <w:bookmarkStart w:id="1" w:name="_Toc242739006"/>
       <w:r>
         <w:lastRenderedPageBreak/>
         <w:t>2 REFERENCIAL TEÓRICO</w:t>
@@ -4452,7 +4452,7 @@
       <w:pPr>
         <w:pStyle w:val="Ttulo2"/>
       </w:pPr>
-      <w:bookmarkStart w:id="2" w:name="_Toc242737788"/>
+      <w:bookmarkStart w:id="2" w:name="_Toc242739007"/>
       <w:r>
         <w:t>2.1 AVALIAÇÕES ONLINE: COMPRESSÃO DAS NOTAS E VIESES DE RELATO</w:t>
       </w:r>
@@ -4466,10 +4466,10 @@
         <w:t>Sistemas de avaliação produzem notas concentradas nos valores mais altos. Hu, Zhang e Pavlou (2009) descrevem a distribuição em forma de J das avaliações de produtos, com muitas notas máximas, algumas mínimas e poucas intermediárias e atribuem o padrão a vieses de quem decide avaliar. Dellarocas e Wood (2008)</w:t>
       </w:r>
       <w:r>
-        <w:t xml:space="preserve"> mostram, com dados do eBay, que a propensão a relatar depende do resultado da transação, o que distorce a distribuição das avaliações públicas em relação à experiência efetivamente vivida. Filippas, Horton e Golden (2022) tratam a inflação de reputação, isto é, a elevação das notas ao longo do tempo, como fator que reduz o conteúdo informativo desses sistemas no longo prazo. O efeito das avaliações sobre as vendas de livros é documentado há tempo (CHEVALIER; MAYZLIN, 2006)</w:t>
-      </w:r>
-      <w:r>
-        <w:t xml:space="preserve"> e as respostas das empresas às avaliações também alteram o que os clientes escrevem (PROSERPIO; ZERVAS, 2017).</w:t>
+        <w:t xml:space="preserve"> mostram, com dados do eBay, que a propensão a relatar depende do resultado da transação, o que distorce a distribuição das avaliações públicas em relação à experiência efetivamente vivida. Filippas, Horton e Golden (2022) tratam a inflação de reputação, isto é, a elevação das notas ao longo do tempo, como fator que reduz o conteúdo informativo desses sistemas no longo prazo. O efeito das avaliações sobre as vendas de livros é documentado há tempo (Chevalier; Mayzlin, 2006)</w:t>
+      </w:r>
+      <w:r>
+        <w:t xml:space="preserve"> e as respostas das empresas às avaliações também alteram o que os clientes escrevem (Proserpio; Zervas, 2017).</w:t>
       </w:r>
     </w:p>
     <w:p>
@@ -4477,14 +4477,14 @@
         <w:pStyle w:val="Corpodotexto"/>
       </w:pPr>
       <w:r>
-        <w:t>Na psicometria, a tendência de um julgamento global contaminar os julgamentos específicos recebe o nome de efeito halo (THORNDIKE, 1920). A noção importa para este estudo porque as subnotas oficiais do Airbnb (limpeza, localização, check-in e outras) são muito correlacionadas entre si. A correlação entre o sentimento de um aspecto e a sua subnota precisa, por isso, ser lida à luz desse efeito.</w:t>
+        <w:t>Na psicometria, a tendência de um julgamento global contaminar os julgamentos específicos recebe o nome de efeito halo (Thorndike, 1920). A noção importa para este estudo porque as subnotas oficiais do Airbnb (limpeza, localização, check-in e outras) são muito correlacionadas entre si. A correlação entre o sentimento de um aspecto e a sua subnota precisa, por isso, ser lida à luz desse efeito.</w:t>
       </w:r>
     </w:p>
     <w:p>
       <w:pPr>
         <w:pStyle w:val="Ttulo2"/>
       </w:pPr>
-      <w:bookmarkStart w:id="3" w:name="_Toc242737789"/>
+      <w:bookmarkStart w:id="3" w:name="_Toc242739008"/>
       <w:r>
         <w:t>2.2 AS AVALIAÇÕES DO AIRBNB E O SEU CONTEÚDO</w:t>
       </w:r>
@@ -4501,7 +4501,7 @@
         <w:t xml:space="preserve"> realizaram um experimento na plataforma em que o feedback ficava oculto até que as duas partes avaliassem e observaram menos retaliação e reciprocidade nas avaliações e, em consequência, notas mais baixas. Bridges e Vásquez (2018)</w:t>
       </w:r>
       <w:r>
-        <w:t xml:space="preserve"> analisam a linguagem das avaliações e concluem que elas recorrem a um conjunto restrito de recursos linguísticos, o que estabelece uma norma de comentário muito positivo, embora experiências menos favoráveis possam ser sinalizadas por indícios mais sutis. Um trabalho com dados do Brasil e dos Estados Unidos compara o sentimento das avaliações do Airbnb, do Couchsurfing e do Booking.com e encontra avaliações consideravelmente mais positivas nas plataformas de economia compartilhada (SANTOS et al., 2020).</w:t>
+        <w:t xml:space="preserve"> analisam a linguagem das avaliações e concluem que elas recorrem a um conjunto restrito de recursos linguísticos, o que estabelece uma norma de comentário muito positivo, embora experiências menos favoráveis possam ser sinalizadas por indícios mais sutis. Um trabalho com dados do Brasil e dos Estados Unidos compara o sentimento das avaliações do Airbnb, do Couchsurfing e do Booking.com e encontra avaliações consideravelmente mais positivas nas plataformas de economia compartilhada (Santos et al., 2020).</w:t>
       </w:r>
     </w:p>
     <w:p>
@@ -4520,7 +4520,7 @@
       <w:pPr>
         <w:pStyle w:val="Ttulo2"/>
       </w:pPr>
-      <w:bookmarkStart w:id="4" w:name="_Toc242737790"/>
+      <w:bookmarkStart w:id="4" w:name="_Toc242739009"/>
       <w:r>
         <w:t>2.3 DETERMINANTES DE PREÇO E DE REPUTAÇÃO</w:t>
       </w:r>
@@ -4531,10 +4531,10 @@
         <w:pStyle w:val="Corpodotexto"/>
       </w:pPr>
       <w:r>
-        <w:t>Outra vertente da literatura procura explicar o preço e a demanda dos anúncios. Estudos de preço com regressão hedônica, quantílica e espacial mostram que localização, tamanho, comodidades e reputação online se associam ao preço (CHICA-OLMO; GONZÁLEZ-MORALES; ZAFRA-GÓMEZ, 2020; GYÓDI; NAWARO, 2021; WANG; NICOLAU, 2017)</w:t>
-      </w:r>
-      <w:r>
-        <w:t>. Em Nova York, a localização, sobretudo a acessibilidade ao transporte, tem grande efeito sobre o preço e a receita. A profissionalização do mercado concentra a receita em uma fração menor de anfitriões (DEBOOSERE et al., 2019)</w:t>
+        <w:t>Outra vertente da literatura procura explicar o preço e a demanda dos anúncios. Estudos de preço com regressão hedônica, quantílica e espacial mostram que localização, tamanho, comodidades e reputação online se associam ao preço (Chica-Olmo; González-Morales; Zafra-Gómez, 2020; Gyódi; Nawaro, 2021; Wang; Nicolau, 2017)</w:t>
+      </w:r>
+      <w:r>
+        <w:t>. Em Nova York, a localização, sobretudo a acessibilidade ao transporte, tem grande efeito sobre o preço e a receita. A profissionalização do mercado concentra a receita em uma fração menor de anfitriões (Deboosere et al., 2019)</w:t>
       </w:r>
       <w:r>
         <w:t>. Esses trabalhos tomam preço, ocupação ou receita como variáveis de interesse. Neste estudo o objeto é a nota e o texto que a acompanha. As medidas de volume entram como desfecho auxiliar, com a ressalva, estabelecida na Seção 3, de que os campos de ocupação e receita estimadas da base são funções do número de avaliações.</w:t>
@@ -4544,7 +4544,7 @@
       <w:pPr>
         <w:pStyle w:val="Ttulo2"/>
       </w:pPr>
-      <w:bookmarkStart w:id="5" w:name="_Toc242737791"/>
+      <w:bookmarkStart w:id="5" w:name="_Toc242739010"/>
       <w:r>
         <w:t>2.4 ANÁLISE DE SENTIMENTO POR ASPECTO E MODELOS DE LINGUAGEM</w:t>
       </w:r>
@@ -4555,14 +4555,14 @@
         <w:pStyle w:val="Corpodotexto"/>
       </w:pPr>
       <w:r>
-        <w:t>A análise de sentimento por aspecto consiste em identificar os aspectos de uma entidade mencionados no texto e o sentimento expresso sobre cada um (LIU, 2012). As tarefas compartilhadas do SemEval consolidaram a formulação e os conjuntos de dados da área (PONTIKI et al., 2014; PONTIKI et al., 2016) e levantamentos recentes organizam os métodos e os desafios (SCHOUTEN; FRASINCAR, 2016; ZHANG et al., 2023). Os modelos atuais de linguagem derivam do BERT (DEVLIN et al., 2019)</w:t>
-      </w:r>
-      <w:r>
-        <w:t xml:space="preserve">. Para corpora multilíngues como o desta pesquisa, empregam-se modelos multilíngues como o XLM-T, treinado em mensagens de uma rede social em vários idiomas (BARBIERI; ESPINOSA ANKE; </w:t>
+        <w:t>A análise de sentimento por aspecto consiste em identificar os aspectos de uma entidade mencionados no texto e o sentimento expresso sobre cada um (Liu, 2012). As tarefas compartilhadas do SemEval consolidaram a formulação e os conjuntos de dados da área (Pontiki et al., 2014; Pontiki et al., 2016) e levantamentos recentes organizam os métodos e os desafios (Schouten; Frasincar, 2016; Zhang et al., 2023). Os modelos atuais de linguagem derivam do BERT (Devlin et al., 2019)</w:t>
+      </w:r>
+      <w:r>
+        <w:t xml:space="preserve">. Para corpora multilíngues como o desta pesquisa, empregam-se modelos multilíngues como o XLM-T, treinado em mensagens de uma rede social em vários idiomas (Barbieri; Espinosa Anke; Camacho-Collados, 2022). Para o português, existem modelos específicos, como o BERTimbau (Souza, 2020) e trabalhos de </w:t>
       </w:r>
       <w:r>
         <w:lastRenderedPageBreak/>
-        <w:t>CAMACHO-COLLADOS, 2022). Para o português, existem modelos específicos, como o BERTimbau (SOUZA, 2020) e trabalhos de mineração de opinião sobre avaliações em português (FREITAS; VIEIRA, 2013)</w:t>
+        <w:t>mineração de opinião sobre avaliações em português (Freitas; Vieira, 2013)</w:t>
       </w:r>
       <w:r>
         <w:t>. Não identificamos, na busca realizada, estudo anterior de análise de sentimento por aspecto sobre avaliações de hospedagem do Rio de Janeiro.</w:t>
@@ -4572,7 +4572,7 @@
       <w:pPr>
         <w:pStyle w:val="Ttulo2"/>
       </w:pPr>
-      <w:bookmarkStart w:id="6" w:name="_Toc242737792"/>
+      <w:bookmarkStart w:id="6" w:name="_Toc242739011"/>
       <w:r>
         <w:t>2.5 MODELAGEM DE TÓPICOS</w:t>
       </w:r>
@@ -4583,10 +4583,10 @@
         <w:pStyle w:val="Corpodotexto"/>
       </w:pPr>
       <w:r>
-        <w:t xml:space="preserve">O LDA (BLEI; NG; JORDAN, 2003) é o método clássico de modelagem de tópicos probabilística. O BERTopic (GROOTENDORST, 2022) agrupa representações vetoriais de sentenças (REIMERS; GUREVYCH, 2019; REIMERS; GUREVYCH, 2020), após redução de dimensão por UMAP (MCINNES; HEALY; MELVILLE, 2018) e agrupamento por densidade </w:t>
-      </w:r>
-      <w:r>
-        <w:t xml:space="preserve">(MCINNES; HEALY; ASTELS, 2017) e descreve cada grupo por termos de maior peso. A coerência </w:t>
+        <w:t xml:space="preserve">O LDA (Blei; Ng; Jordan, 2003) é o método clássico de modelagem de tópicos probabilística. O BERTopic (Grootendorst, 2022) agrupa representações vetoriais de sentenças (Reimers; Gurevych, 2019; Reimers; Gurevych, 2020), após redução de dimensão por UMAP (McInnes; Healy; Melville, 2018) e agrupamento por densidade </w:t>
+      </w:r>
+      <w:r>
+        <w:t xml:space="preserve">(McInnes; Healy; Astels, 2017) e descreve cada grupo por termos de maior peso. A coerência </w:t>
       </w:r>
       <w:r>
         <w:rPr>
@@ -4601,14 +4601,14 @@
         <w:t>v</w:t>
       </w:r>
       <w:r>
-        <w:t xml:space="preserve"> (RÖDER; BOTH; HINNEBURG, 2015) é a medida usual para comparar a qualidade interpretável dos tópicos e neste estudo é empregada apenas de forma descritiva.</w:t>
+        <w:t xml:space="preserve"> (Röder; Both; Hinneburg, 2015) é a medida usual para comparar a qualidade interpretável dos tópicos e neste estudo é empregada apenas de forma descritiva.</w:t>
       </w:r>
     </w:p>
     <w:p>
       <w:pPr>
         <w:pStyle w:val="Ttulo2"/>
       </w:pPr>
-      <w:bookmarkStart w:id="7" w:name="_Toc242737793"/>
+      <w:bookmarkStart w:id="7" w:name="_Toc242739012"/>
       <w:r>
         <w:t>2.6 VALIDAÇÃO, CONCORDÂNCIA E IMPORTÂNCIA RELATIVA</w:t>
       </w:r>
@@ -4619,10 +4619,10 @@
         <w:pStyle w:val="Corpodotexto"/>
       </w:pPr>
       <w:r>
-        <w:t xml:space="preserve">A concordância entre avaliadores é medida pelo coeficiente kappa (COHEN, 1960), em sua versão ponderada quando as categorias são ordenadas (COHEN, 1968) e sua interpretação segue faixas convencionais </w:t>
-      </w:r>
-      <w:r>
-        <w:t xml:space="preserve">(LANDIS; KOCH, 1977), com as ressalvas discutidas em McHugh (2012). Quando a amostra rotulada é estratificada e se deseja estimar a medida na população, cada observação recebe o peso do seu estrato e o tamanho efetivo da amostra ponderada, descrito por Kish (1992), indica a precisão efetiva. A incerteza é estimada por </w:t>
+        <w:t xml:space="preserve">A concordância entre avaliadores é medida pelo coeficiente kappa (Cohen, 1960), em sua versão ponderada quando as categorias são ordenadas (Cohen, 1968) e sua interpretação segue faixas convencionais </w:t>
+      </w:r>
+      <w:r>
+        <w:t xml:space="preserve">(Landis; Koch, 1977), com as ressalvas discutidas em McHugh (2012). Quando a amostra rotulada é estratificada e se deseja estimar a medida na população, cada observação recebe o peso do seu estrato e o tamanho efetivo da amostra ponderada, descrito por Kish (1992), indica a precisão efetiva. A incerteza é estimada por </w:t>
       </w:r>
       <w:r>
         <w:rPr>
@@ -4631,7 +4631,7 @@
         <w:t>bootstrap</w:t>
       </w:r>
       <w:r>
-        <w:t xml:space="preserve"> (EFRON, 1979). A confiabilidade de uma medida obtida de duas metades dos dados é ajustada pela fórmula de Spearman-Brown (BROWN, 1910; SPEARMAN, 1910)</w:t>
+        <w:t xml:space="preserve"> (Efron, 1979). A confiabilidade de uma medida obtida de duas metades dos dados é ajustada pela fórmula de Spearman-Brown (Brown, 1910; Spearman, 1910)</w:t>
       </w:r>
       <w:r>
         <w:t xml:space="preserve">. A importância relativa de preditores correlacionados é decomposta pelo método LMG, equivalente à média de Shapley do </w:t>
@@ -4649,36 +4649,36 @@
         <w:t>2</w:t>
       </w:r>
       <w:r>
-        <w:t xml:space="preserve"> (GRÖMPING, 2006; GRÖMPING, 2007; LINDEMAN; MERENDA; GOLD, 1980). A correção de Benjamini e Hochberg (BENJAMINI; HOCHBERG, 1995) controla a taxa de falsas descobertas em comparações múltiplas e o encolhimento bayesiano empírico (EFRON; MORRIS, 1975) fundamenta a opção de ponderar a média de anúncios com poucas avaliações em direção à média global.</w:t>
+        <w:t xml:space="preserve"> (Grömping, 2006; Grömping, 2007; Lindeman; Merenda; Gold, 1980). A correção de Benjamini e Hochberg (Benjamini; Hochberg, 1995) controla a taxa de falsas descobertas em comparações múltiplas e o encolhimento bayesiano empírico (Efron; Morris, 1975) fundamenta a opção de ponderar a média de anúncios com poucas avaliações em direção à média global.</w:t>
       </w:r>
     </w:p>
     <w:p>
       <w:pPr>
         <w:pStyle w:val="Ttulo2"/>
       </w:pPr>
-      <w:bookmarkStart w:id="8" w:name="_Toc242737794"/>
+      <w:bookmarkStart w:id="8" w:name="_Toc242739013"/>
+      <w:r>
+        <w:t>2.7 LACUNA</w:t>
+      </w:r>
+      <w:bookmarkEnd w:id="8"/>
+    </w:p>
+    <w:p>
+      <w:pPr>
+        <w:pStyle w:val="Corpodotexto"/>
+      </w:pPr>
+      <w:r>
+        <w:t xml:space="preserve">A literatura revisada documenta a compressão das notas, descreve os temas das avaliações do Airbnb e aplica modelos de linguagem à análise por aspecto. Faltam, em </w:t>
+      </w:r>
       <w:r>
         <w:lastRenderedPageBreak/>
-        <w:t>2.7 LACUNA</w:t>
-      </w:r>
-      <w:bookmarkEnd w:id="8"/>
-    </w:p>
-    <w:p>
-      <w:pPr>
-        <w:pStyle w:val="Corpodotexto"/>
-      </w:pPr>
-      <w:r>
-        <w:t>A literatura revisada documenta a compressão das notas, descreve os temas das avaliações do Airbnb e aplica modelos de linguagem à análise por aspecto. Faltam, em conjunto, quatro elementos que este trabalho reúne: a validação explícita da medida por aspecto com amostra ponderada pela população e com mais de um anotador; a comparação entre dois modelos de sentimento com regra de escolha fixada de antemão; a decomposição da nota global por aspecto e por tópico em um corpus multilíngue de um mercado brasileir</w:t>
-      </w:r>
-      <w:r>
-        <w:t>o; e a verificação de que o índice sintético construído a partir do texto não acrescenta poder explicativo à nota oficial.</w:t>
+        <w:t>conjunto, quatro elementos que este trabalho reúne: a validação explícita da medida por aspecto com amostra ponderada pela população e com mais de um anotador; a comparação entre dois modelos de sentimento com regra de escolha fixada de antemão; a decomposição da nota global por aspecto e por tópico em um corpus multilíngue de um mercado brasileiro; e a verificação de que o índice sintético construído a partir do texto não acrescenta poder explicativo à nota oficial.</w:t>
       </w:r>
     </w:p>
     <w:p>
       <w:pPr>
         <w:pStyle w:val="Ttulo1"/>
       </w:pPr>
-      <w:bookmarkStart w:id="9" w:name="_Toc242737795"/>
+      <w:bookmarkStart w:id="9" w:name="_Toc242739014"/>
       <w:r>
         <w:lastRenderedPageBreak/>
         <w:t>3 DADOS E MÉTODO</w:t>
@@ -4697,7 +4697,7 @@
       <w:pPr>
         <w:pStyle w:val="Ttulo2"/>
       </w:pPr>
-      <w:bookmarkStart w:id="10" w:name="_Toc242737796"/>
+      <w:bookmarkStart w:id="10" w:name="_Toc242739015"/>
       <w:r>
         <w:t>3.1 BASE E RECORTE</w:t>
       </w:r>
@@ -4708,7 +4708,7 @@
         <w:pStyle w:val="Corpodotexto"/>
       </w:pPr>
       <w:r>
-        <w:t>A base provém do projeto Inside Airbnb (INSIDE AIRBNB, 2026)</w:t>
+        <w:t>A base provém do projeto Inside Airbnb (Inside Airbnb, 2026)</w:t>
       </w:r>
       <w:r>
         <w:t xml:space="preserve"> e reúne 42.013 anúncios do Rio de Janeiro e 995.072 avaliações textuais. Entre os anúncios, 33.140 possuem nota global e as seis subnotas oficiais (limpeza, localização, check-in, comunicação, custo-benefício e precisão do anúncio). Foram considerados elegíveis os que têm nota maior que zero e ao menos duas avaliações, o que resulta em 28.890 anúncios.</w:t>
@@ -4743,7 +4743,7 @@
       <w:pPr>
         <w:pStyle w:val="Ttulo2"/>
       </w:pPr>
-      <w:bookmarkStart w:id="11" w:name="_Toc242737797"/>
+      <w:bookmarkStart w:id="11" w:name="_Toc242739016"/>
       <w:r>
         <w:t>3.2 O QUE A BASE PERMITE MEDIR</w:t>
       </w:r>
@@ -4838,7 +4838,7 @@
       </w:r>
       <w:r>
         <w:lastRenderedPageBreak/>
-        <w:t>(100,0% dos casos). A construção segue o modelo descrito pelo Inside Airbnb, que converte avaliações em reservas com taxa de avaliação de 50% e estadia média de três noites (INSIDE AIRBNB, 2026)</w:t>
+        <w:t>(100,0% dos casos). A construção segue o modelo descrito pelo Inside Airbnb, que converte avaliações em reservas com taxa de avaliação de 50% e estadia média de três noites (Inside Airbnb, 2026)</w:t>
       </w:r>
       <w:r>
         <w:t>. Na faixa de nota 5,0, a correlação de postos entre a ocupação estimada e o número de avaliações dos últimos 12 meses é 0,97.</w:t>
@@ -4859,7 +4859,7 @@
       <w:pPr>
         <w:pStyle w:val="Ttulo2"/>
       </w:pPr>
-      <w:bookmarkStart w:id="12" w:name="_Toc242737798"/>
+      <w:bookmarkStart w:id="12" w:name="_Toc242739017"/>
       <w:r>
         <w:t>3.3 MEDIÇÃO DO SENTIMENTO</w:t>
       </w:r>
@@ -4880,7 +4880,7 @@
         <w:t>cardiffnlp/twitter-xlm-roberta-base-sentiment</w:t>
       </w:r>
       <w:r>
-        <w:t xml:space="preserve">) é um classificador multilíngue treinado em mensagens de uma rede social (BARBIERI; ESPINOSA ANKE; CAMACHO-COLLADOS, 2022; CARDIFF NLP, 2023), com três classes: negativo, neutro e positivo. Sua saída foi convertida em estrelas esperadas pela expressão 1 · </w:t>
+        <w:t xml:space="preserve">) é um classificador multilíngue treinado em mensagens de uma rede social (Barbieri; Espinosa Anke; Camacho-Collados, 2022; Cardiff NLP, 2023), com três classes: negativo, neutro e positivo. Sua saída foi convertida em estrelas esperadas pela expressão 1 · </w:t>
       </w:r>
       <w:r>
         <w:rPr>
@@ -4944,7 +4944,7 @@
         <w:t>nlptown/bert-base-multilingual-uncased-sentiment</w:t>
       </w:r>
       <w:r>
-        <w:t xml:space="preserve">) é um modelo multilíngue da família BERT (DEVLIN et al., 2019) ajustado a avaliações de produtos (NLP TOWN, 2025), com cinco classes que correspondem a 1 a 5 estrelas. As estrelas esperadas são </w:t>
+        <w:t xml:space="preserve">) é um modelo multilíngue da família BERT (Devlin et al., 2019) ajustado a avaliações de produtos (NLP Town, 2025), com cinco classes que correspondem a 1 a 5 estrelas. As estrelas esperadas são </w:t>
       </w:r>
       <w:r>
         <w:rPr>
@@ -4994,10 +4994,10 @@
         <w:pStyle w:val="Corpodotexto"/>
       </w:pPr>
       <w:r>
-        <w:t>A polaridade discreta de A é a mais provável entre as três classes. Em B, a polaridade é negativa quando a classe mais provável tem 1 ou 2 estrelas, neutra quando tem 3 e positiva quando tem 4 ou 5. Os modelos foram aplicados às mesmas 1.512.063 sentenças (1.366.091 textos únicos), com a biblioteca Transformers (WOLF et al., 2020)</w:t>
-      </w:r>
-      <w:r>
-        <w:t>. As estrelas médias por texto único são 4,19 em A e 4,06 em B. A proporção de sentenças com quatro estrelas ou mais é 75,1% e 70,0%. As polaridades (negativa, neutra e positiva) distribuem-se em 6,8%, 14,3% e 78,9% em A e em 10,4%, 8,1% e 81,5% em B. Nos dois casos a maior parte das sentenças é positiva, o que reproduz no texto o viés de positividade das avaliações online (BRIDGES; VÁSQUEZ, 2018; ZERVAS; PROSERPIO; BYERS, 2021).</w:t>
+        <w:t>A polaridade discreta de A é a mais provável entre as três classes. Em B, a polaridade é negativa quando a classe mais provável tem 1 ou 2 estrelas, neutra quando tem 3 e positiva quando tem 4 ou 5. Os modelos foram aplicados às mesmas 1.512.063 sentenças (1.366.091 textos únicos), com a biblioteca Transformers (Wolf et al., 2020)</w:t>
+      </w:r>
+      <w:r>
+        <w:t>. As estrelas médias por texto único são 4,19 em A e 4,06 em B. A proporção de sentenças com quatro estrelas ou mais é 75,1% e 70,0%. As polaridades (negativa, neutra e positiva) distribuem-se em 6,8%, 14,3% e 78,9% em A e em 10,4%, 8,1% e 81,5% em B. Nos dois casos a maior parte das sentenças é positiva, o que reproduz no texto o viés de positividade das avaliações online (Bridges; Vásquez, 2018; Zervas; Proserpio; Byers, 2021).</w:t>
       </w:r>
     </w:p>
     <w:p>
@@ -5023,14 +5023,14 @@
         <w:t>bootstrap</w:t>
       </w:r>
       <w:r>
-        <w:t xml:space="preserve"> estratificado (EFRON, 1979), excluísse zero a favor de B. Caso contrário, o principal seria A. O outro modelo é reportado em todos os resultados como análise de robustez. O kappa populacional é calculado sobre sentenças rotuladas manualmente e ponderadas pelo tamanho dos estratos de origem, como detalhado na Seção 4.</w:t>
+        <w:t xml:space="preserve"> estratificado (Efron, 1979), excluísse zero a favor de B. Caso contrário, o principal seria A. O outro modelo é reportado em todos os resultados como análise de robustez. O kappa populacional é calculado sobre sentenças rotuladas manualmente e ponderadas pelo tamanho dos estratos de origem, como detalhado na Seção 4.</w:t>
       </w:r>
     </w:p>
     <w:p>
       <w:pPr>
         <w:pStyle w:val="Ttulo2"/>
       </w:pPr>
-      <w:bookmarkStart w:id="13" w:name="_Toc242737799"/>
+      <w:bookmarkStart w:id="13" w:name="_Toc242739018"/>
       <w:r>
         <w:t>3.4 TÓPICOS E ASPECTOS</w:t>
       </w:r>
@@ -5041,7 +5041,7 @@
         <w:pStyle w:val="Corpodotexto"/>
       </w:pPr>
       <w:r>
-        <w:t xml:space="preserve">As sentenças foram agrupadas pelo BERTopic (GROOTENDORST, 2022), que combina </w:t>
+        <w:t xml:space="preserve">As sentenças foram agrupadas pelo BERTopic (Grootendorst, 2022), que combina </w:t>
       </w:r>
       <w:r>
         <w:rPr>
@@ -5069,7 +5069,7 @@
         <w:t>paraphrase-multilingual-MiniLM-L12-v2</w:t>
       </w:r>
       <w:r>
-        <w:t xml:space="preserve"> (REIMERS; GUREVYCH, 2020), a redução por UMAP (MCINNES; HEALY; MELVILLE, 2018) e o agrupamento por HDBSCAN (MCINNES; HEALY; ASTELS, 2017)</w:t>
+        <w:t xml:space="preserve"> (Reimers; Gurevych, 2020), a redução por UMAP (McInnes; Healy; Melville, 2018) e o agrupamento por HDBSCAN (McInnes; Healy; Astels, 2017)</w:t>
       </w:r>
       <w:r>
         <w:t xml:space="preserve">. O ajuste foi feito em uma amostra de 200.000 sentenças. O modelo foi aplicado às demais. Resultaram 185 tópicos. Na amostra de ajuste, 29,8% das sentenças foram classificadas como ruído; depois da reatribuição ao centroide mais próximo, o ruído caiu a 1,0% dos textos. Distinguem-se, assim, as sentenças com tópico direto (atribuídas pelo próprio BERTopic) e as reatribuídas, cuja atribuição é menos precisa (Seção 4). A coerência </w:t>
@@ -5087,7 +5087,7 @@
         <w:t>v</w:t>
       </w:r>
       <w:r>
-        <w:t xml:space="preserve"> (RÖDER; BOTH; HINNEBURG, 2015) média dos tópicos é 0,388.</w:t>
+        <w:t xml:space="preserve"> (Röder; Both; Hinneburg, 2015) média dos tópicos é 0,388.</w:t>
       </w:r>
     </w:p>
     <w:p>
@@ -5095,7 +5095,7 @@
         <w:pStyle w:val="Corpodotexto"/>
       </w:pPr>
       <w:r>
-        <w:t xml:space="preserve">Como método de checagem, ajustou-se também um modelo LDA (BLEI; NG; JORDAN, 2003) com </w:t>
+        <w:t xml:space="preserve">Como método de checagem, ajustou-se também um modelo LDA (Blei; Ng; Jordan, 2003) com </w:t>
       </w:r>
       <w:r>
         <w:rPr>
@@ -5168,7 +5168,7 @@
       <w:pPr>
         <w:pStyle w:val="Ttulo2"/>
       </w:pPr>
-      <w:bookmarkStart w:id="14" w:name="_Toc242737800"/>
+      <w:bookmarkStart w:id="14" w:name="_Toc242739019"/>
       <w:r>
         <w:t>3.5 PERFIL POR ANÚNCIO</w:t>
       </w:r>
@@ -5188,7 +5188,7 @@
         <w:keepNext/>
         <w:spacing w:before="120" w:after="80"/>
       </w:pPr>
-      <w:bookmarkStart w:id="15" w:name="_Toc242737826"/>
+      <w:bookmarkStart w:id="15" w:name="_Toc242739045"/>
       <w:r>
         <w:rPr>
           <w:b w:val="0"/>
@@ -5966,7 +5966,7 @@
       <w:pPr>
         <w:pStyle w:val="Ttulo2"/>
       </w:pPr>
-      <w:bookmarkStart w:id="16" w:name="_Toc242737801"/>
+      <w:bookmarkStart w:id="16" w:name="_Toc242739020"/>
       <w:r>
         <w:t>3.6 DESENHO ANALÍTICO</w:t>
       </w:r>
@@ -5992,7 +5992,7 @@
         <w:t>2</w:t>
       </w:r>
       <w:r>
-        <w:t xml:space="preserve"> sobre todas as ordens de entrada dos preditores (GRÖMPING, 2006; LINDEMAN; MERENDA; GOLD, 1980)</w:t>
+        <w:t xml:space="preserve"> sobre todas as ordens de entrada dos preditores (Grömping, 2006; Lindeman; Merenda; Gold, 1980)</w:t>
       </w:r>
       <w:r>
         <w:t>. A decomposição é complementada por um modelo de árvores com gradiente (GBM), que aceita valores ausentes, com importância por permutação fora da amostra, por uma regressão logística para a nota igual ou superior a 4,9 e por coeficientes padronizados com erro padrão robusto HC3. Como verificação de sensibilidade, a decomposição é repetida com os tópicos diretos, com os anúncios de até 30 avaliações, com ao menos três aspectos observados e sem a satisfação geral entre os preditores e por segmento (tipo de a</w:t>
@@ -6007,7 +6007,7 @@
       </w:pPr>
       <w:r>
         <w:lastRenderedPageBreak/>
-        <w:t>A leitura por tópico compara o percentil da nota entre anúncios com e sem ao menos uma sentença negativa (ou positiva) no tópico, com controle do volume de avaliações e do número de sentenças. Os testes de tópicos usam a correção de Benjamini e Hochberg (BENJAMINI; HOCHBERG, 1995) para comparações múltiplas.</w:t>
+        <w:t>A leitura por tópico compara o percentil da nota entre anúncios com e sem ao menos uma sentença negativa (ou positiva) no tópico, com controle do volume de avaliações e do número de sentenças. Os testes de tópicos usam a correção de Benjamini e Hochberg (Benjamini; Hochberg, 1995) para comparações múltiplas.</w:t>
       </w:r>
     </w:p>
     <w:p>
@@ -6021,7 +6021,7 @@
         <w:t xml:space="preserve">zes, com a mesma semente e as mesmas dobras em todos os modelos </w:t>
       </w:r>
       <w:r>
-        <w:t>(PEDREGOSA et al., 2011).</w:t>
+        <w:t>(Pedregosa et al., 2011).</w:t>
       </w:r>
     </w:p>
     <w:p>
@@ -6045,7 +6045,7 @@
       <w:pPr>
         <w:pStyle w:val="Ttulo1"/>
       </w:pPr>
-      <w:bookmarkStart w:id="17" w:name="_Toc242737802"/>
+      <w:bookmarkStart w:id="17" w:name="_Toc242739021"/>
       <w:r>
         <w:lastRenderedPageBreak/>
         <w:t>4 VALIDAÇÃO DA MEDIÇÃO</w:t>
@@ -6067,7 +6067,7 @@
       <w:pPr>
         <w:pStyle w:val="Ttulo2"/>
       </w:pPr>
-      <w:bookmarkStart w:id="18" w:name="_Toc242737803"/>
+      <w:bookmarkStart w:id="18" w:name="_Toc242739022"/>
       <w:r>
         <w:t>4.1 EVIDÊNCIA DIRETA: FRASES ROTULADAS</w:t>
       </w:r>
@@ -6098,7 +6098,7 @@
         <w:keepNext/>
         <w:spacing w:before="120" w:after="80"/>
       </w:pPr>
-      <w:bookmarkStart w:id="19" w:name="_Toc242737827"/>
+      <w:bookmarkStart w:id="19" w:name="_Toc242739046"/>
       <w:r>
         <w:rPr>
           <w:b w:val="0"/>
@@ -6749,7 +6749,7 @@
         <w:keepNext/>
         <w:spacing w:before="120" w:after="80"/>
       </w:pPr>
-      <w:bookmarkStart w:id="20" w:name="_Toc242737828"/>
+      <w:bookmarkStart w:id="20" w:name="_Toc242739047"/>
       <w:r>
         <w:rPr>
           <w:b w:val="0"/>
@@ -7314,7 +7314,7 @@
       <w:pPr>
         <w:pStyle w:val="Ttulo2"/>
       </w:pPr>
-      <w:bookmarkStart w:id="21" w:name="_Toc242737804"/>
+      <w:bookmarkStart w:id="21" w:name="_Toc242739023"/>
       <w:r>
         <w:t>4.2 CONCORDÂNCIA ENTRE OS DOIS MODELOS</w:t>
       </w:r>
@@ -7339,7 +7339,7 @@
       <w:pPr>
         <w:pStyle w:val="Ttulo2"/>
       </w:pPr>
-      <w:bookmarkStart w:id="22" w:name="_Toc242737805"/>
+      <w:bookmarkStart w:id="22" w:name="_Toc242739024"/>
       <w:r>
         <w:t>4.3 REGRA DE ESCOLHA FIXADA DE ANTEMÃO E MODELO PRINCIPAL</w:t>
       </w:r>
@@ -7360,7 +7360,7 @@
       <w:pPr>
         <w:pStyle w:val="Ttulo2"/>
       </w:pPr>
-      <w:bookmarkStart w:id="23" w:name="_Toc242737806"/>
+      <w:bookmarkStart w:id="23" w:name="_Toc242739025"/>
       <w:r>
         <w:t>4.4 VALIDADE DE CONSTRUTO: CONCORDÂNCIA COM AS SUBNOTAS OFICIAIS</w:t>
       </w:r>
@@ -7380,7 +7380,7 @@
         <w:keepNext/>
         <w:spacing w:before="120" w:after="80"/>
       </w:pPr>
-      <w:bookmarkStart w:id="24" w:name="_Toc242737829"/>
+      <w:bookmarkStart w:id="24" w:name="_Toc242739048"/>
       <w:r>
         <w:rPr>
           <w:b w:val="0"/>
@@ -8530,7 +8530,7 @@
       <w:pPr>
         <w:pStyle w:val="Ttulo2"/>
       </w:pPr>
-      <w:bookmarkStart w:id="25" w:name="_Toc242737807"/>
+      <w:bookmarkStart w:id="25" w:name="_Toc242739026"/>
       <w:r>
         <w:t>4.5 CHECAGEM COM UM SEGUNDO MÉTODO DE TÓPICOS E COM UM SEGUNDO ANOTADOR</w:t>
       </w:r>
@@ -8553,7 +8553,7 @@
         <w:keepNext/>
         <w:spacing w:before="120" w:after="80"/>
       </w:pPr>
-      <w:bookmarkStart w:id="26" w:name="_Toc242737830"/>
+      <w:bookmarkStart w:id="26" w:name="_Toc242739049"/>
       <w:r>
         <w:rPr>
           <w:b w:val="0"/>
@@ -9333,7 +9333,7 @@
       <w:pPr>
         <w:pStyle w:val="Ttulo2"/>
       </w:pPr>
-      <w:bookmarkStart w:id="27" w:name="_Toc242737808"/>
+      <w:bookmarkStart w:id="27" w:name="_Toc242739027"/>
       <w:r>
         <w:t>4.6 CLASSIFICAÇÃO DOS ASPECTOS</w:t>
       </w:r>
@@ -9353,7 +9353,7 @@
         <w:keepNext/>
         <w:spacing w:before="120" w:after="80"/>
       </w:pPr>
-      <w:bookmarkStart w:id="28" w:name="_Toc242737831"/>
+      <w:bookmarkStart w:id="28" w:name="_Toc242739050"/>
       <w:r>
         <w:rPr>
           <w:b w:val="0"/>
@@ -10456,7 +10456,7 @@
       <w:pPr>
         <w:pStyle w:val="Ttulo1"/>
       </w:pPr>
-      <w:bookmarkStart w:id="29" w:name="_Toc242737809"/>
+      <w:bookmarkStart w:id="29" w:name="_Toc242739028"/>
       <w:r>
         <w:lastRenderedPageBreak/>
         <w:t>5 O QUE O TEXTO REVELA SOBRE A NOTA</w:t>
@@ -10475,7 +10475,7 @@
       <w:pPr>
         <w:pStyle w:val="Ttulo2"/>
       </w:pPr>
-      <w:bookmarkStart w:id="30" w:name="_Toc242737810"/>
+      <w:bookmarkStart w:id="30" w:name="_Toc242739029"/>
       <w:r>
         <w:t>5.1 IMPORTÂNCIA DOS ASPECTOS</w:t>
       </w:r>
@@ -10525,7 +10525,7 @@
         <w:keepNext/>
         <w:spacing w:before="120" w:after="80"/>
       </w:pPr>
-      <w:bookmarkStart w:id="31" w:name="_Toc242737832"/>
+      <w:bookmarkStart w:id="31" w:name="_Toc242739051"/>
       <w:r>
         <w:rPr>
           <w:b w:val="0"/>
@@ -11483,7 +11483,7 @@
         <w:keepNext/>
         <w:spacing w:before="120" w:after="80"/>
       </w:pPr>
-      <w:bookmarkStart w:id="32" w:name="_Toc242737833"/>
+      <w:bookmarkStart w:id="32" w:name="_Toc242739052"/>
       <w:r>
         <w:rPr>
           <w:b w:val="0"/>
@@ -12411,7 +12411,7 @@
       <w:pPr>
         <w:pStyle w:val="Ttulo2"/>
       </w:pPr>
-      <w:bookmarkStart w:id="33" w:name="_Toc242737811"/>
+      <w:bookmarkStart w:id="33" w:name="_Toc242739030"/>
       <w:r>
         <w:t>5.2 QUEIXAS E ELOGIOS POR TÓPICO</w:t>
       </w:r>
@@ -12443,7 +12443,7 @@
         <w:keepNext/>
         <w:spacing w:before="120" w:after="80"/>
       </w:pPr>
-      <w:bookmarkStart w:id="34" w:name="_Toc242737834"/>
+      <w:bookmarkStart w:id="34" w:name="_Toc242739053"/>
       <w:r>
         <w:rPr>
           <w:b w:val="0"/>
@@ -13602,7 +13602,7 @@
         <w:keepNext/>
         <w:spacing w:before="120" w:after="80"/>
       </w:pPr>
-      <w:bookmarkStart w:id="35" w:name="_Toc242737835"/>
+      <w:bookmarkStart w:id="35" w:name="_Toc242739054"/>
       <w:r>
         <w:rPr>
           <w:b w:val="0"/>
@@ -14281,7 +14281,7 @@
       <w:pPr>
         <w:pStyle w:val="Ttulo2"/>
       </w:pPr>
-      <w:bookmarkStart w:id="36" w:name="_Toc242737812"/>
+      <w:bookmarkStart w:id="36" w:name="_Toc242739031"/>
       <w:r>
         <w:lastRenderedPageBreak/>
         <w:t>5.3 CUIDADOS DE INTERPRETAÇÃO</w:t>
@@ -14300,7 +14300,7 @@
       <w:pPr>
         <w:pStyle w:val="Ttulo1"/>
       </w:pPr>
-      <w:bookmarkStart w:id="37" w:name="_Toc242737813"/>
+      <w:bookmarkStart w:id="37" w:name="_Toc242739032"/>
       <w:r>
         <w:lastRenderedPageBreak/>
         <w:t>6 APLICAÇÃO: DIAGNÓSTICO POR ANÚNCIO</w:t>
@@ -14352,7 +14352,7 @@
       <w:pPr>
         <w:pStyle w:val="Ttulo1"/>
       </w:pPr>
-      <w:bookmarkStart w:id="38" w:name="_Toc242737814"/>
+      <w:bookmarkStart w:id="38" w:name="_Toc242739033"/>
       <w:r>
         <w:lastRenderedPageBreak/>
         <w:t>7 UM ÍNDICE ÚNICO ACRESCENTA ALGO?</w:t>
@@ -14371,7 +14371,7 @@
       <w:pPr>
         <w:pStyle w:val="Ttulo2"/>
       </w:pPr>
-      <w:bookmarkStart w:id="39" w:name="_Toc242737815"/>
+      <w:bookmarkStart w:id="39" w:name="_Toc242739034"/>
       <w:r>
         <w:t>7.1 CONSTRUÇÃO DO ÍNDICE</w:t>
       </w:r>
@@ -14414,7 +14414,7 @@
         <w:t>m</w:t>
       </w:r>
       <w:r>
-        <w:t xml:space="preserve"> = 23 (a mediana de avaliações) (EFRON; MORRIS, 1975)</w:t>
+        <w:t xml:space="preserve"> = 23 (a mediana de avaliações) (Efron; Morris, 1975)</w:t>
       </w:r>
       <w:r>
         <w:t>. A razão é teórica. O encolhimento aproxima da média global os anúncios com poucas avaliações e, com isso, correlaciona o índice com o volume de avaliações justamente onde a nota é 5,0. Os anúncios de nota 5,0 têm mediana de 9 avaliações, contra 31 nos demais. Entre eles, a correlação de postos do índice com o logaritmo do volume é de 0,50 com encolhimento e de −0,04</w:t>
@@ -14427,7 +14427,7 @@
       <w:pPr>
         <w:pStyle w:val="Ttulo2"/>
       </w:pPr>
-      <w:bookmarkStart w:id="40" w:name="_Toc242737816"/>
+      <w:bookmarkStart w:id="40" w:name="_Toc242739035"/>
       <w:r>
         <w:t>7.2 COMPRESSÃO DA NOTA OFICIAL E REORDENAMENTO</w:t>
       </w:r>
@@ -14459,7 +14459,7 @@
         <w:keepNext/>
         <w:spacing w:before="120" w:after="80"/>
       </w:pPr>
-      <w:bookmarkStart w:id="41" w:name="_Toc242737836"/>
+      <w:bookmarkStart w:id="41" w:name="_Toc242739055"/>
       <w:r>
         <w:rPr>
           <w:b w:val="0"/>
@@ -14949,7 +14949,7 @@
       <w:pPr>
         <w:pStyle w:val="Ttulo2"/>
       </w:pPr>
-      <w:bookmarkStart w:id="42" w:name="_Toc242737817"/>
+      <w:bookmarkStart w:id="42" w:name="_Toc242739036"/>
       <w:r>
         <w:t>7.3 PODER EXPLICATIVO SOBRE OS ÍNDICES DE VOLUME</w:t>
       </w:r>
@@ -15002,7 +15002,7 @@
         <w:keepNext/>
         <w:spacing w:before="120" w:after="80"/>
       </w:pPr>
-      <w:bookmarkStart w:id="43" w:name="_Toc242737837"/>
+      <w:bookmarkStart w:id="43" w:name="_Toc242739056"/>
       <w:r>
         <w:rPr>
           <w:b w:val="0"/>
@@ -15948,7 +15948,7 @@
       <w:pPr>
         <w:pStyle w:val="Ttulo2"/>
       </w:pPr>
-      <w:bookmarkStart w:id="44" w:name="_Toc242737818"/>
+      <w:bookmarkStart w:id="44" w:name="_Toc242739037"/>
       <w:r>
         <w:t>7.4 MONOTONICIDADE E REORDENAMENTO</w:t>
       </w:r>
@@ -15968,7 +15968,7 @@
         <w:keepNext/>
         <w:spacing w:before="120" w:after="80"/>
       </w:pPr>
-      <w:bookmarkStart w:id="45" w:name="_Toc242737838"/>
+      <w:bookmarkStart w:id="45" w:name="_Toc242739057"/>
       <w:r>
         <w:rPr>
           <w:b w:val="0"/>
@@ -16777,7 +16777,7 @@
       <w:pPr>
         <w:pStyle w:val="Ttulo2"/>
       </w:pPr>
-      <w:bookmarkStart w:id="46" w:name="_Toc242737819"/>
+      <w:bookmarkStart w:id="46" w:name="_Toc242739038"/>
       <w:r>
         <w:t>7.5 SENSIBILIDADE</w:t>
       </w:r>
@@ -16825,7 +16825,7 @@
       <w:pPr>
         <w:pStyle w:val="Ttulo2"/>
       </w:pPr>
-      <w:bookmarkStart w:id="47" w:name="_Toc242737820"/>
+      <w:bookmarkStart w:id="47" w:name="_Toc242739039"/>
       <w:r>
         <w:t>7.6 COMO LER O RESULTADO</w:t>
       </w:r>
@@ -16846,7 +16846,7 @@
       <w:pPr>
         <w:pStyle w:val="Ttulo1"/>
       </w:pPr>
-      <w:bookmarkStart w:id="48" w:name="_Toc242737821"/>
+      <w:bookmarkStart w:id="48" w:name="_Toc242739040"/>
       <w:r>
         <w:lastRenderedPageBreak/>
         <w:t>8 DISCUSSÃO E LIMITAÇÕES</w:t>
@@ -16857,7 +16857,7 @@
       <w:pPr>
         <w:pStyle w:val="Ttulo2"/>
       </w:pPr>
-      <w:bookmarkStart w:id="49" w:name="_Toc242737822"/>
+      <w:bookmarkStart w:id="49" w:name="_Toc242739041"/>
       <w:r>
         <w:t>8.1 OS RESULTADOS À LUZ DA LITERATURA</w:t>
       </w:r>
@@ -16868,10 +16868,10 @@
         <w:pStyle w:val="Corpodotexto"/>
       </w:pPr>
       <w:r>
-        <w:t>Os dados reproduzem o padrão de compressão descrito para o Airbnb (ZERVAS; PROSERPIO; BYERS, 2021): 32,4% dos anúncios elegíveis têm nota exatamente igual a 5,0. A maior parte das sentenças é positiva em ambos os modelos de sentimento (78,9% em A e 81,5% em B). O resultado concorda com a observação de que as avaliações da plataforma adotam uma norma de comentário positivo (BRIDGES; VÁSQUEZ, 2018)</w:t>
-      </w:r>
-      <w:r>
-        <w:t xml:space="preserve"> e com a comparação, em cidades brasileiras e americanas, que encontra avaliações do Airbnb mais positivas que as de uma plataforma hoteleira (SANTOS et al., 2020). Dado esse viés, a decisão de trabalhar com a ordenação do sentimento e não com o seu nível e de tomar o percentil da nota como alvo, tem apoio nos próprios dados.</w:t>
+        <w:t>Os dados reproduzem o padrão de compressão descrito para o Airbnb (Zervas; Proserpio; Byers, 2021): 32,4% dos anúncios elegíveis têm nota exatamente igual a 5,0. A maior parte das sentenças é positiva em ambos os modelos de sentimento (78,9% em A e 81,5% em B). O resultado concorda com a observação de que as avaliações da plataforma adotam uma norma de comentário positivo (Bridges; Vásquez, 2018)</w:t>
+      </w:r>
+      <w:r>
+        <w:t xml:space="preserve"> e com a comparação, em cidades brasileiras e americanas, que encontra avaliações do Airbnb mais positivas que as de uma plataforma hoteleira (Santos et al., 2020). Dado esse viés, a decisão de trabalhar com a ordenação do sentimento e não com o seu nível e de tomar o percentil da nota como alvo, tem apoio nos próprios dados.</w:t>
       </w:r>
     </w:p>
     <w:p>
@@ -16899,21 +16899,21 @@
         <w:pStyle w:val="Corpodotexto"/>
       </w:pPr>
       <w:r>
-        <w:t>O resultado nulo do índice sintético tem relação com o efeito halo (THORNDIKE, 1920)</w:t>
-      </w:r>
-      <w:r>
-        <w:t xml:space="preserve">. Como as subnotas e a nota global são muito correlacionadas entre si, a nota oficial já captura boa parte do que o sentimento médio dos aspectos poderia acrescentar. O índice reordena os anúncios de nota 5,0 em relação à nota oficial, mas essa reordenação não se associa ao volume de avaliações além do que a nota oficial já explica. Os desfechos </w:t>
+        <w:t>O resultado nulo do índice sintético tem relação com o efeito halo (Thorndike, 1920)</w:t>
+      </w:r>
+      <w:r>
+        <w:t xml:space="preserve">. Como as subnotas e a nota global são muito correlacionadas entre si, a nota oficial já captura boa parte do que o sentimento médio dos aspectos poderia acrescentar. O índice reordena os anúncios de nota 5,0 em relação à nota oficial, mas essa reordenação não se associa ao volume de avaliações além do que a nota oficial já explica. Os desfechos disponíveis, que são </w:t>
       </w:r>
       <w:r>
         <w:lastRenderedPageBreak/>
-        <w:t>disponíveis, que são índices de volume, oferecem um teste pouco favorável ao índice. Essa é a primeira das duas leituras do resultado apresentadas na Seção 7.</w:t>
+        <w:t>índices de volume, oferecem um teste pouco favorável ao índice. Essa é a primeira das duas leituras do resultado apresentadas na Seção 7.</w:t>
       </w:r>
     </w:p>
     <w:p>
       <w:pPr>
         <w:pStyle w:val="Ttulo2"/>
       </w:pPr>
-      <w:bookmarkStart w:id="50" w:name="_Toc242737823"/>
+      <w:bookmarkStart w:id="50" w:name="_Toc242739042"/>
       <w:r>
         <w:t>8.2 IMPLICAÇÕES PARA ANFITRIÕES E EMPRESAS GESTORAS</w:t>
       </w:r>
@@ -16934,7 +16934,7 @@
       <w:pPr>
         <w:pStyle w:val="Ttulo2"/>
       </w:pPr>
-      <w:bookmarkStart w:id="51" w:name="_Toc242737824"/>
+      <w:bookmarkStart w:id="51" w:name="_Toc242739043"/>
       <w:r>
         <w:t>8.3 LIMITAÇÕES</w:t>
       </w:r>
@@ -17005,7 +17005,7 @@
       <w:pPr>
         <w:pStyle w:val="Ttulo1"/>
       </w:pPr>
-      <w:bookmarkStart w:id="52" w:name="_Toc242737825"/>
+      <w:bookmarkStart w:id="52" w:name="_Toc242739044"/>
       <w:r>
         <w:lastRenderedPageBreak/>
         <w:t>9 CONCLUSÕES</w:t>
@@ -17778,7 +17778,7 @@
         <w:t>Proceedings of the 2019 Conference on Empirical Methods in Natural Language Processing and the 9th International Joint Conference on Natural Language Processing (EMNLP-IJCNLP)</w:t>
       </w:r>
       <w:r>
-        <w:t>. [S. l.]: Association for Computational Linguistics, 2019. p. 3980-3990. DOI: 10.18653/v1/d19-1410.</w:t>
+        <w:t>. [S. l.]: Association for Computational Linguistics, 2019. p. 3982-3992. DOI: 10.18653/v1/d19-1410.</w:t>
       </w:r>
     </w:p>
     <w:p>
@@ -18260,31 +18260,31 @@
       </w:rPr>
     </w:lvl>
   </w:abstractNum>
-  <w:num w:numId="1" w16cid:durableId="377167678">
+  <w:num w:numId="1" w16cid:durableId="57677668">
     <w:abstractNumId w:val="8"/>
   </w:num>
-  <w:num w:numId="2" w16cid:durableId="691497102">
+  <w:num w:numId="2" w16cid:durableId="452745401">
     <w:abstractNumId w:val="6"/>
   </w:num>
-  <w:num w:numId="3" w16cid:durableId="1502888714">
+  <w:num w:numId="3" w16cid:durableId="418017830">
     <w:abstractNumId w:val="5"/>
   </w:num>
-  <w:num w:numId="4" w16cid:durableId="1760717238">
+  <w:num w:numId="4" w16cid:durableId="488526131">
     <w:abstractNumId w:val="4"/>
   </w:num>
-  <w:num w:numId="5" w16cid:durableId="1318726290">
+  <w:num w:numId="5" w16cid:durableId="587154465">
     <w:abstractNumId w:val="7"/>
   </w:num>
-  <w:num w:numId="6" w16cid:durableId="523789389">
+  <w:num w:numId="6" w16cid:durableId="937905839">
     <w:abstractNumId w:val="3"/>
   </w:num>
-  <w:num w:numId="7" w16cid:durableId="810906218">
+  <w:num w:numId="7" w16cid:durableId="1871410209">
     <w:abstractNumId w:val="2"/>
   </w:num>
-  <w:num w:numId="8" w16cid:durableId="858274763">
+  <w:num w:numId="8" w16cid:durableId="1790315904">
     <w:abstractNumId w:val="1"/>
   </w:num>
-  <w:num w:numId="9" w16cid:durableId="975793589">
+  <w:num w:numId="9" w16cid:durableId="181818273">
     <w:abstractNumId w:val="0"/>
   </w:num>
 </w:numbering>
@@ -29732,14 +29732,14 @@
     <w:next w:val="Normal"/>
     <w:uiPriority w:val="99"/>
     <w:unhideWhenUsed/>
-    <w:rsid w:val="00987116"/>
+    <w:rsid w:val="00F4431D"/>
   </w:style>
   <w:style w:type="character" w:styleId="Hyperlink">
     <w:name w:val="Hyperlink"/>
     <w:basedOn w:val="Fontepargpadro"/>
     <w:uiPriority w:val="99"/>
     <w:unhideWhenUsed/>
-    <w:rsid w:val="00987116"/>
+    <w:rsid w:val="00F4431D"/>
     <w:rPr>
       <w:color w:val="0000FF" w:themeColor="hyperlink"/>
       <w:u w:val="single"/>
@@ -29752,7 +29752,7 @@
     <w:autoRedefine/>
     <w:uiPriority w:val="39"/>
     <w:unhideWhenUsed/>
-    <w:rsid w:val="00987116"/>
+    <w:rsid w:val="00F4431D"/>
     <w:pPr>
       <w:spacing w:after="100"/>
     </w:pPr>
@@ -29764,7 +29764,7 @@
     <w:autoRedefine/>
     <w:uiPriority w:val="39"/>
     <w:unhideWhenUsed/>
-    <w:rsid w:val="00987116"/>
+    <w:rsid w:val="00F4431D"/>
     <w:pPr>
       <w:spacing w:after="100"/>
       <w:ind w:left="240"/>

--- a/redacao/abnt/saida/Raphael_Eiras-Decomposicao_por_aspecto_do_sentimento_em_avaliacoes_do_airbnb_rj-ucp_2026-ABNT.docx
+++ b/redacao/abnt/saida/Raphael_Eiras-Decomposicao_por_aspecto_do_sentimento_em_avaliacoes_do_airbnb_rj-ucp_2026-ABNT.docx
@@ -114,7 +114,7 @@
     <w:p>
       <w:pPr>
         <w:pStyle w:val="Ttulononumerado"/>
-        <w:spacing w:after="0"/>
+        <w:spacing w:before="4000" w:after="0"/>
       </w:pPr>
       <w:r>
         <w:t>Petrópolis</w:t>
@@ -391,7 +391,7 @@
       <w:r>
         <w:fldChar w:fldCharType="separate"/>
       </w:r>
-      <w:hyperlink w:anchor="_Toc242739045" w:history="1">
+      <w:hyperlink w:anchor="_Toc242741484" w:history="1">
         <w:r>
           <w:rPr>
             <w:rStyle w:val="Hyperlink"/>
@@ -418,7 +418,7 @@
             <w:noProof/>
             <w:webHidden/>
           </w:rPr>
-          <w:instrText xml:space="preserve"> PAGEREF _Toc242739045 \h </w:instrText>
+          <w:instrText xml:space="preserve"> PAGEREF _Toc242741484 \h </w:instrText>
         </w:r>
         <w:r>
           <w:rPr>
@@ -464,7 +464,7 @@
           <w14:ligatures w14:val="standardContextual"/>
         </w:rPr>
       </w:pPr>
-      <w:hyperlink w:anchor="_Toc242739046" w:history="1">
+      <w:hyperlink w:anchor="_Toc242741485" w:history="1">
         <w:r>
           <w:rPr>
             <w:rStyle w:val="Hyperlink"/>
@@ -491,7 +491,7 @@
             <w:noProof/>
             <w:webHidden/>
           </w:rPr>
-          <w:instrText xml:space="preserve"> PAGEREF _Toc242739046 \h </w:instrText>
+          <w:instrText xml:space="preserve"> PAGEREF _Toc242741485 \h </w:instrText>
         </w:r>
         <w:r>
           <w:rPr>
@@ -537,7 +537,7 @@
           <w14:ligatures w14:val="standardContextual"/>
         </w:rPr>
       </w:pPr>
-      <w:hyperlink w:anchor="_Toc242739047" w:history="1">
+      <w:hyperlink w:anchor="_Toc242741486" w:history="1">
         <w:r>
           <w:rPr>
             <w:rStyle w:val="Hyperlink"/>
@@ -564,7 +564,7 @@
             <w:noProof/>
             <w:webHidden/>
           </w:rPr>
-          <w:instrText xml:space="preserve"> PAGEREF _Toc242739047 \h </w:instrText>
+          <w:instrText xml:space="preserve"> PAGEREF _Toc242741486 \h </w:instrText>
         </w:r>
         <w:r>
           <w:rPr>
@@ -610,7 +610,7 @@
           <w14:ligatures w14:val="standardContextual"/>
         </w:rPr>
       </w:pPr>
-      <w:hyperlink w:anchor="_Toc242739048" w:history="1">
+      <w:hyperlink w:anchor="_Toc242741487" w:history="1">
         <w:r>
           <w:rPr>
             <w:rStyle w:val="Hyperlink"/>
@@ -637,7 +637,7 @@
             <w:noProof/>
             <w:webHidden/>
           </w:rPr>
-          <w:instrText xml:space="preserve"> PAGEREF _Toc242739048 \h </w:instrText>
+          <w:instrText xml:space="preserve"> PAGEREF _Toc242741487 \h </w:instrText>
         </w:r>
         <w:r>
           <w:rPr>
@@ -683,7 +683,7 @@
           <w14:ligatures w14:val="standardContextual"/>
         </w:rPr>
       </w:pPr>
-      <w:hyperlink w:anchor="_Toc242739049" w:history="1">
+      <w:hyperlink w:anchor="_Toc242741488" w:history="1">
         <w:r>
           <w:rPr>
             <w:rStyle w:val="Hyperlink"/>
@@ -733,7 +733,7 @@
             <w:noProof/>
             <w:webHidden/>
           </w:rPr>
-          <w:instrText xml:space="preserve"> PAGEREF _Toc242739049 \h </w:instrText>
+          <w:instrText xml:space="preserve"> PAGEREF _Toc242741488 \h </w:instrText>
         </w:r>
         <w:r>
           <w:rPr>
@@ -753,7 +753,7 @@
             <w:noProof/>
             <w:webHidden/>
           </w:rPr>
-          <w:t>23</w:t>
+          <w:t>24</w:t>
         </w:r>
         <w:r>
           <w:rPr>
@@ -779,7 +779,7 @@
           <w14:ligatures w14:val="standardContextual"/>
         </w:rPr>
       </w:pPr>
-      <w:hyperlink w:anchor="_Toc242739050" w:history="1">
+      <w:hyperlink w:anchor="_Toc242741489" w:history="1">
         <w:r>
           <w:rPr>
             <w:rStyle w:val="Hyperlink"/>
@@ -806,7 +806,7 @@
             <w:noProof/>
             <w:webHidden/>
           </w:rPr>
-          <w:instrText xml:space="preserve"> PAGEREF _Toc242739050 \h </w:instrText>
+          <w:instrText xml:space="preserve"> PAGEREF _Toc242741489 \h </w:instrText>
         </w:r>
         <w:r>
           <w:rPr>
@@ -852,7 +852,7 @@
           <w14:ligatures w14:val="standardContextual"/>
         </w:rPr>
       </w:pPr>
-      <w:hyperlink w:anchor="_Toc242739051" w:history="1">
+      <w:hyperlink w:anchor="_Toc242741490" w:history="1">
         <w:r>
           <w:rPr>
             <w:rStyle w:val="Hyperlink"/>
@@ -902,7 +902,7 @@
             <w:noProof/>
             <w:webHidden/>
           </w:rPr>
-          <w:instrText xml:space="preserve"> PAGEREF _Toc242739051 \h </w:instrText>
+          <w:instrText xml:space="preserve"> PAGEREF _Toc242741490 \h </w:instrText>
         </w:r>
         <w:r>
           <w:rPr>
@@ -948,7 +948,7 @@
           <w14:ligatures w14:val="standardContextual"/>
         </w:rPr>
       </w:pPr>
-      <w:hyperlink w:anchor="_Toc242739052" w:history="1">
+      <w:hyperlink w:anchor="_Toc242741491" w:history="1">
         <w:r>
           <w:rPr>
             <w:rStyle w:val="Hyperlink"/>
@@ -975,7 +975,7 @@
             <w:noProof/>
             <w:webHidden/>
           </w:rPr>
-          <w:instrText xml:space="preserve"> PAGEREF _Toc242739052 \h </w:instrText>
+          <w:instrText xml:space="preserve"> PAGEREF _Toc242741491 \h </w:instrText>
         </w:r>
         <w:r>
           <w:rPr>
@@ -1021,7 +1021,7 @@
           <w14:ligatures w14:val="standardContextual"/>
         </w:rPr>
       </w:pPr>
-      <w:hyperlink w:anchor="_Toc242739053" w:history="1">
+      <w:hyperlink w:anchor="_Toc242741492" w:history="1">
         <w:r>
           <w:rPr>
             <w:rStyle w:val="Hyperlink"/>
@@ -1048,7 +1048,7 @@
             <w:noProof/>
             <w:webHidden/>
           </w:rPr>
-          <w:instrText xml:space="preserve"> PAGEREF _Toc242739053 \h </w:instrText>
+          <w:instrText xml:space="preserve"> PAGEREF _Toc242741492 \h </w:instrText>
         </w:r>
         <w:r>
           <w:rPr>
@@ -1094,7 +1094,7 @@
           <w14:ligatures w14:val="standardContextual"/>
         </w:rPr>
       </w:pPr>
-      <w:hyperlink w:anchor="_Toc242739054" w:history="1">
+      <w:hyperlink w:anchor="_Toc242741493" w:history="1">
         <w:r>
           <w:rPr>
             <w:rStyle w:val="Hyperlink"/>
@@ -1121,7 +1121,7 @@
             <w:noProof/>
             <w:webHidden/>
           </w:rPr>
-          <w:instrText xml:space="preserve"> PAGEREF _Toc242739054 \h </w:instrText>
+          <w:instrText xml:space="preserve"> PAGEREF _Toc242741493 \h </w:instrText>
         </w:r>
         <w:r>
           <w:rPr>
@@ -1167,7 +1167,7 @@
           <w14:ligatures w14:val="standardContextual"/>
         </w:rPr>
       </w:pPr>
-      <w:hyperlink w:anchor="_Toc242739055" w:history="1">
+      <w:hyperlink w:anchor="_Toc242741494" w:history="1">
         <w:r>
           <w:rPr>
             <w:rStyle w:val="Hyperlink"/>
@@ -1194,7 +1194,7 @@
             <w:noProof/>
             <w:webHidden/>
           </w:rPr>
-          <w:instrText xml:space="preserve"> PAGEREF _Toc242739055 \h </w:instrText>
+          <w:instrText xml:space="preserve"> PAGEREF _Toc242741494 \h </w:instrText>
         </w:r>
         <w:r>
           <w:rPr>
@@ -1240,7 +1240,7 @@
           <w14:ligatures w14:val="standardContextual"/>
         </w:rPr>
       </w:pPr>
-      <w:hyperlink w:anchor="_Toc242739056" w:history="1">
+      <w:hyperlink w:anchor="_Toc242741495" w:history="1">
         <w:r>
           <w:rPr>
             <w:rStyle w:val="Hyperlink"/>
@@ -1290,7 +1290,7 @@
             <w:noProof/>
             <w:webHidden/>
           </w:rPr>
-          <w:instrText xml:space="preserve"> PAGEREF _Toc242739056 \h </w:instrText>
+          <w:instrText xml:space="preserve"> PAGEREF _Toc242741495 \h </w:instrText>
         </w:r>
         <w:r>
           <w:rPr>
@@ -1336,7 +1336,7 @@
           <w14:ligatures w14:val="standardContextual"/>
         </w:rPr>
       </w:pPr>
-      <w:hyperlink w:anchor="_Toc242739057" w:history="1">
+      <w:hyperlink w:anchor="_Toc242741496" w:history="1">
         <w:r>
           <w:rPr>
             <w:rStyle w:val="Hyperlink"/>
@@ -1363,7 +1363,7 @@
             <w:noProof/>
             <w:webHidden/>
           </w:rPr>
-          <w:instrText xml:space="preserve"> PAGEREF _Toc242739057 \h </w:instrText>
+          <w:instrText xml:space="preserve"> PAGEREF _Toc242741496 \h </w:instrText>
         </w:r>
         <w:r>
           <w:rPr>
@@ -1441,7 +1441,7 @@
       <w:r>
         <w:fldChar w:fldCharType="separate"/>
       </w:r>
-      <w:hyperlink w:anchor="_Toc242739005" w:history="1">
+      <w:hyperlink w:anchor="_Toc242741444" w:history="1">
         <w:r>
           <w:rPr>
             <w:rStyle w:val="Hyperlink"/>
@@ -1468,7 +1468,7 @@
             <w:noProof/>
             <w:webHidden/>
           </w:rPr>
-          <w:instrText xml:space="preserve"> PAGEREF _Toc242739005 \h </w:instrText>
+          <w:instrText xml:space="preserve"> PAGEREF _Toc242741444 \h </w:instrText>
         </w:r>
         <w:r>
           <w:rPr>
@@ -1514,7 +1514,7 @@
           <w14:ligatures w14:val="standardContextual"/>
         </w:rPr>
       </w:pPr>
-      <w:hyperlink w:anchor="_Toc242739006" w:history="1">
+      <w:hyperlink w:anchor="_Toc242741445" w:history="1">
         <w:r>
           <w:rPr>
             <w:rStyle w:val="Hyperlink"/>
@@ -1541,7 +1541,7 @@
             <w:noProof/>
             <w:webHidden/>
           </w:rPr>
-          <w:instrText xml:space="preserve"> PAGEREF _Toc242739006 \h </w:instrText>
+          <w:instrText xml:space="preserve"> PAGEREF _Toc242741445 \h </w:instrText>
         </w:r>
         <w:r>
           <w:rPr>
@@ -1587,7 +1587,7 @@
           <w14:ligatures w14:val="standardContextual"/>
         </w:rPr>
       </w:pPr>
-      <w:hyperlink w:anchor="_Toc242739007" w:history="1">
+      <w:hyperlink w:anchor="_Toc242741446" w:history="1">
         <w:r>
           <w:rPr>
             <w:rStyle w:val="Hyperlink"/>
@@ -1614,7 +1614,7 @@
             <w:noProof/>
             <w:webHidden/>
           </w:rPr>
-          <w:instrText xml:space="preserve"> PAGEREF _Toc242739007 \h </w:instrText>
+          <w:instrText xml:space="preserve"> PAGEREF _Toc242741446 \h </w:instrText>
         </w:r>
         <w:r>
           <w:rPr>
@@ -1660,7 +1660,7 @@
           <w14:ligatures w14:val="standardContextual"/>
         </w:rPr>
       </w:pPr>
-      <w:hyperlink w:anchor="_Toc242739008" w:history="1">
+      <w:hyperlink w:anchor="_Toc242741447" w:history="1">
         <w:r>
           <w:rPr>
             <w:rStyle w:val="Hyperlink"/>
@@ -1687,7 +1687,7 @@
             <w:noProof/>
             <w:webHidden/>
           </w:rPr>
-          <w:instrText xml:space="preserve"> PAGEREF _Toc242739008 \h </w:instrText>
+          <w:instrText xml:space="preserve"> PAGEREF _Toc242741447 \h </w:instrText>
         </w:r>
         <w:r>
           <w:rPr>
@@ -1733,7 +1733,7 @@
           <w14:ligatures w14:val="standardContextual"/>
         </w:rPr>
       </w:pPr>
-      <w:hyperlink w:anchor="_Toc242739009" w:history="1">
+      <w:hyperlink w:anchor="_Toc242741448" w:history="1">
         <w:r>
           <w:rPr>
             <w:rStyle w:val="Hyperlink"/>
@@ -1760,7 +1760,7 @@
             <w:noProof/>
             <w:webHidden/>
           </w:rPr>
-          <w:instrText xml:space="preserve"> PAGEREF _Toc242739009 \h </w:instrText>
+          <w:instrText xml:space="preserve"> PAGEREF _Toc242741448 \h </w:instrText>
         </w:r>
         <w:r>
           <w:rPr>
@@ -1806,7 +1806,7 @@
           <w14:ligatures w14:val="standardContextual"/>
         </w:rPr>
       </w:pPr>
-      <w:hyperlink w:anchor="_Toc242739010" w:history="1">
+      <w:hyperlink w:anchor="_Toc242741449" w:history="1">
         <w:r>
           <w:rPr>
             <w:rStyle w:val="Hyperlink"/>
@@ -1833,7 +1833,7 @@
             <w:noProof/>
             <w:webHidden/>
           </w:rPr>
-          <w:instrText xml:space="preserve"> PAGEREF _Toc242739010 \h </w:instrText>
+          <w:instrText xml:space="preserve"> PAGEREF _Toc242741449 \h </w:instrText>
         </w:r>
         <w:r>
           <w:rPr>
@@ -1879,7 +1879,7 @@
           <w14:ligatures w14:val="standardContextual"/>
         </w:rPr>
       </w:pPr>
-      <w:hyperlink w:anchor="_Toc242739011" w:history="1">
+      <w:hyperlink w:anchor="_Toc242741450" w:history="1">
         <w:r>
           <w:rPr>
             <w:rStyle w:val="Hyperlink"/>
@@ -1906,7 +1906,7 @@
             <w:noProof/>
             <w:webHidden/>
           </w:rPr>
-          <w:instrText xml:space="preserve"> PAGEREF _Toc242739011 \h </w:instrText>
+          <w:instrText xml:space="preserve"> PAGEREF _Toc242741450 \h </w:instrText>
         </w:r>
         <w:r>
           <w:rPr>
@@ -1952,7 +1952,7 @@
           <w14:ligatures w14:val="standardContextual"/>
         </w:rPr>
       </w:pPr>
-      <w:hyperlink w:anchor="_Toc242739012" w:history="1">
+      <w:hyperlink w:anchor="_Toc242741451" w:history="1">
         <w:r>
           <w:rPr>
             <w:rStyle w:val="Hyperlink"/>
@@ -1979,7 +1979,7 @@
             <w:noProof/>
             <w:webHidden/>
           </w:rPr>
-          <w:instrText xml:space="preserve"> PAGEREF _Toc242739012 \h </w:instrText>
+          <w:instrText xml:space="preserve"> PAGEREF _Toc242741451 \h </w:instrText>
         </w:r>
         <w:r>
           <w:rPr>
@@ -2025,7 +2025,7 @@
           <w14:ligatures w14:val="standardContextual"/>
         </w:rPr>
       </w:pPr>
-      <w:hyperlink w:anchor="_Toc242739013" w:history="1">
+      <w:hyperlink w:anchor="_Toc242741452" w:history="1">
         <w:r>
           <w:rPr>
             <w:rStyle w:val="Hyperlink"/>
@@ -2052,7 +2052,7 @@
             <w:noProof/>
             <w:webHidden/>
           </w:rPr>
-          <w:instrText xml:space="preserve"> PAGEREF _Toc242739013 \h </w:instrText>
+          <w:instrText xml:space="preserve"> PAGEREF _Toc242741452 \h </w:instrText>
         </w:r>
         <w:r>
           <w:rPr>
@@ -2098,7 +2098,7 @@
           <w14:ligatures w14:val="standardContextual"/>
         </w:rPr>
       </w:pPr>
-      <w:hyperlink w:anchor="_Toc242739014" w:history="1">
+      <w:hyperlink w:anchor="_Toc242741453" w:history="1">
         <w:r>
           <w:rPr>
             <w:rStyle w:val="Hyperlink"/>
@@ -2125,7 +2125,7 @@
             <w:noProof/>
             <w:webHidden/>
           </w:rPr>
-          <w:instrText xml:space="preserve"> PAGEREF _Toc242739014 \h </w:instrText>
+          <w:instrText xml:space="preserve"> PAGEREF _Toc242741453 \h </w:instrText>
         </w:r>
         <w:r>
           <w:rPr>
@@ -2171,7 +2171,7 @@
           <w14:ligatures w14:val="standardContextual"/>
         </w:rPr>
       </w:pPr>
-      <w:hyperlink w:anchor="_Toc242739015" w:history="1">
+      <w:hyperlink w:anchor="_Toc242741454" w:history="1">
         <w:r>
           <w:rPr>
             <w:rStyle w:val="Hyperlink"/>
@@ -2198,7 +2198,7 @@
             <w:noProof/>
             <w:webHidden/>
           </w:rPr>
-          <w:instrText xml:space="preserve"> PAGEREF _Toc242739015 \h </w:instrText>
+          <w:instrText xml:space="preserve"> PAGEREF _Toc242741454 \h </w:instrText>
         </w:r>
         <w:r>
           <w:rPr>
@@ -2244,7 +2244,7 @@
           <w14:ligatures w14:val="standardContextual"/>
         </w:rPr>
       </w:pPr>
-      <w:hyperlink w:anchor="_Toc242739016" w:history="1">
+      <w:hyperlink w:anchor="_Toc242741455" w:history="1">
         <w:r>
           <w:rPr>
             <w:rStyle w:val="Hyperlink"/>
@@ -2271,7 +2271,7 @@
             <w:noProof/>
             <w:webHidden/>
           </w:rPr>
-          <w:instrText xml:space="preserve"> PAGEREF _Toc242739016 \h </w:instrText>
+          <w:instrText xml:space="preserve"> PAGEREF _Toc242741455 \h </w:instrText>
         </w:r>
         <w:r>
           <w:rPr>
@@ -2317,7 +2317,7 @@
           <w14:ligatures w14:val="standardContextual"/>
         </w:rPr>
       </w:pPr>
-      <w:hyperlink w:anchor="_Toc242739017" w:history="1">
+      <w:hyperlink w:anchor="_Toc242741456" w:history="1">
         <w:r>
           <w:rPr>
             <w:rStyle w:val="Hyperlink"/>
@@ -2344,7 +2344,7 @@
             <w:noProof/>
             <w:webHidden/>
           </w:rPr>
-          <w:instrText xml:space="preserve"> PAGEREF _Toc242739017 \h </w:instrText>
+          <w:instrText xml:space="preserve"> PAGEREF _Toc242741456 \h </w:instrText>
         </w:r>
         <w:r>
           <w:rPr>
@@ -2390,7 +2390,7 @@
           <w14:ligatures w14:val="standardContextual"/>
         </w:rPr>
       </w:pPr>
-      <w:hyperlink w:anchor="_Toc242739018" w:history="1">
+      <w:hyperlink w:anchor="_Toc242741457" w:history="1">
         <w:r>
           <w:rPr>
             <w:rStyle w:val="Hyperlink"/>
@@ -2417,7 +2417,7 @@
             <w:noProof/>
             <w:webHidden/>
           </w:rPr>
-          <w:instrText xml:space="preserve"> PAGEREF _Toc242739018 \h </w:instrText>
+          <w:instrText xml:space="preserve"> PAGEREF _Toc242741457 \h </w:instrText>
         </w:r>
         <w:r>
           <w:rPr>
@@ -2463,7 +2463,7 @@
           <w14:ligatures w14:val="standardContextual"/>
         </w:rPr>
       </w:pPr>
-      <w:hyperlink w:anchor="_Toc242739019" w:history="1">
+      <w:hyperlink w:anchor="_Toc242741458" w:history="1">
         <w:r>
           <w:rPr>
             <w:rStyle w:val="Hyperlink"/>
@@ -2490,7 +2490,7 @@
             <w:noProof/>
             <w:webHidden/>
           </w:rPr>
-          <w:instrText xml:space="preserve"> PAGEREF _Toc242739019 \h </w:instrText>
+          <w:instrText xml:space="preserve"> PAGEREF _Toc242741458 \h </w:instrText>
         </w:r>
         <w:r>
           <w:rPr>
@@ -2536,7 +2536,7 @@
           <w14:ligatures w14:val="standardContextual"/>
         </w:rPr>
       </w:pPr>
-      <w:hyperlink w:anchor="_Toc242739020" w:history="1">
+      <w:hyperlink w:anchor="_Toc242741459" w:history="1">
         <w:r>
           <w:rPr>
             <w:rStyle w:val="Hyperlink"/>
@@ -2563,7 +2563,7 @@
             <w:noProof/>
             <w:webHidden/>
           </w:rPr>
-          <w:instrText xml:space="preserve"> PAGEREF _Toc242739020 \h </w:instrText>
+          <w:instrText xml:space="preserve"> PAGEREF _Toc242741459 \h </w:instrText>
         </w:r>
         <w:r>
           <w:rPr>
@@ -2609,7 +2609,7 @@
           <w14:ligatures w14:val="standardContextual"/>
         </w:rPr>
       </w:pPr>
-      <w:hyperlink w:anchor="_Toc242739021" w:history="1">
+      <w:hyperlink w:anchor="_Toc242741460" w:history="1">
         <w:r>
           <w:rPr>
             <w:rStyle w:val="Hyperlink"/>
@@ -2636,7 +2636,7 @@
             <w:noProof/>
             <w:webHidden/>
           </w:rPr>
-          <w:instrText xml:space="preserve"> PAGEREF _Toc242739021 \h </w:instrText>
+          <w:instrText xml:space="preserve"> PAGEREF _Toc242741460 \h </w:instrText>
         </w:r>
         <w:r>
           <w:rPr>
@@ -2682,7 +2682,7 @@
           <w14:ligatures w14:val="standardContextual"/>
         </w:rPr>
       </w:pPr>
-      <w:hyperlink w:anchor="_Toc242739022" w:history="1">
+      <w:hyperlink w:anchor="_Toc242741461" w:history="1">
         <w:r>
           <w:rPr>
             <w:rStyle w:val="Hyperlink"/>
@@ -2709,7 +2709,7 @@
             <w:noProof/>
             <w:webHidden/>
           </w:rPr>
-          <w:instrText xml:space="preserve"> PAGEREF _Toc242739022 \h </w:instrText>
+          <w:instrText xml:space="preserve"> PAGEREF _Toc242741461 \h </w:instrText>
         </w:r>
         <w:r>
           <w:rPr>
@@ -2755,7 +2755,7 @@
           <w14:ligatures w14:val="standardContextual"/>
         </w:rPr>
       </w:pPr>
-      <w:hyperlink w:anchor="_Toc242739023" w:history="1">
+      <w:hyperlink w:anchor="_Toc242741462" w:history="1">
         <w:r>
           <w:rPr>
             <w:rStyle w:val="Hyperlink"/>
@@ -2782,7 +2782,7 @@
             <w:noProof/>
             <w:webHidden/>
           </w:rPr>
-          <w:instrText xml:space="preserve"> PAGEREF _Toc242739023 \h </w:instrText>
+          <w:instrText xml:space="preserve"> PAGEREF _Toc242741462 \h </w:instrText>
         </w:r>
         <w:r>
           <w:rPr>
@@ -2828,7 +2828,7 @@
           <w14:ligatures w14:val="standardContextual"/>
         </w:rPr>
       </w:pPr>
-      <w:hyperlink w:anchor="_Toc242739024" w:history="1">
+      <w:hyperlink w:anchor="_Toc242741463" w:history="1">
         <w:r>
           <w:rPr>
             <w:rStyle w:val="Hyperlink"/>
@@ -2855,7 +2855,7 @@
             <w:noProof/>
             <w:webHidden/>
           </w:rPr>
-          <w:instrText xml:space="preserve"> PAGEREF _Toc242739024 \h </w:instrText>
+          <w:instrText xml:space="preserve"> PAGEREF _Toc242741463 \h </w:instrText>
         </w:r>
         <w:r>
           <w:rPr>
@@ -2901,7 +2901,7 @@
           <w14:ligatures w14:val="standardContextual"/>
         </w:rPr>
       </w:pPr>
-      <w:hyperlink w:anchor="_Toc242739025" w:history="1">
+      <w:hyperlink w:anchor="_Toc242741464" w:history="1">
         <w:r>
           <w:rPr>
             <w:rStyle w:val="Hyperlink"/>
@@ -2928,7 +2928,7 @@
             <w:noProof/>
             <w:webHidden/>
           </w:rPr>
-          <w:instrText xml:space="preserve"> PAGEREF _Toc242739025 \h </w:instrText>
+          <w:instrText xml:space="preserve"> PAGEREF _Toc242741464 \h </w:instrText>
         </w:r>
         <w:r>
           <w:rPr>
@@ -2974,7 +2974,7 @@
           <w14:ligatures w14:val="standardContextual"/>
         </w:rPr>
       </w:pPr>
-      <w:hyperlink w:anchor="_Toc242739026" w:history="1">
+      <w:hyperlink w:anchor="_Toc242741465" w:history="1">
         <w:r>
           <w:rPr>
             <w:rStyle w:val="Hyperlink"/>
@@ -3001,7 +3001,7 @@
             <w:noProof/>
             <w:webHidden/>
           </w:rPr>
-          <w:instrText xml:space="preserve"> PAGEREF _Toc242739026 \h </w:instrText>
+          <w:instrText xml:space="preserve"> PAGEREF _Toc242741465 \h </w:instrText>
         </w:r>
         <w:r>
           <w:rPr>
@@ -3047,7 +3047,7 @@
           <w14:ligatures w14:val="standardContextual"/>
         </w:rPr>
       </w:pPr>
-      <w:hyperlink w:anchor="_Toc242739027" w:history="1">
+      <w:hyperlink w:anchor="_Toc242741466" w:history="1">
         <w:r>
           <w:rPr>
             <w:rStyle w:val="Hyperlink"/>
@@ -3074,7 +3074,7 @@
             <w:noProof/>
             <w:webHidden/>
           </w:rPr>
-          <w:instrText xml:space="preserve"> PAGEREF _Toc242739027 \h </w:instrText>
+          <w:instrText xml:space="preserve"> PAGEREF _Toc242741466 \h </w:instrText>
         </w:r>
         <w:r>
           <w:rPr>
@@ -3120,7 +3120,7 @@
           <w14:ligatures w14:val="standardContextual"/>
         </w:rPr>
       </w:pPr>
-      <w:hyperlink w:anchor="_Toc242739028" w:history="1">
+      <w:hyperlink w:anchor="_Toc242741467" w:history="1">
         <w:r>
           <w:rPr>
             <w:rStyle w:val="Hyperlink"/>
@@ -3147,7 +3147,7 @@
             <w:noProof/>
             <w:webHidden/>
           </w:rPr>
-          <w:instrText xml:space="preserve"> PAGEREF _Toc242739028 \h </w:instrText>
+          <w:instrText xml:space="preserve"> PAGEREF _Toc242741467 \h </w:instrText>
         </w:r>
         <w:r>
           <w:rPr>
@@ -3193,7 +3193,7 @@
           <w14:ligatures w14:val="standardContextual"/>
         </w:rPr>
       </w:pPr>
-      <w:hyperlink w:anchor="_Toc242739029" w:history="1">
+      <w:hyperlink w:anchor="_Toc242741468" w:history="1">
         <w:r>
           <w:rPr>
             <w:rStyle w:val="Hyperlink"/>
@@ -3220,7 +3220,7 @@
             <w:noProof/>
             <w:webHidden/>
           </w:rPr>
-          <w:instrText xml:space="preserve"> PAGEREF _Toc242739029 \h </w:instrText>
+          <w:instrText xml:space="preserve"> PAGEREF _Toc242741468 \h </w:instrText>
         </w:r>
         <w:r>
           <w:rPr>
@@ -3266,7 +3266,7 @@
           <w14:ligatures w14:val="standardContextual"/>
         </w:rPr>
       </w:pPr>
-      <w:hyperlink w:anchor="_Toc242739030" w:history="1">
+      <w:hyperlink w:anchor="_Toc242741469" w:history="1">
         <w:r>
           <w:rPr>
             <w:rStyle w:val="Hyperlink"/>
@@ -3293,7 +3293,7 @@
             <w:noProof/>
             <w:webHidden/>
           </w:rPr>
-          <w:instrText xml:space="preserve"> PAGEREF _Toc242739030 \h </w:instrText>
+          <w:instrText xml:space="preserve"> PAGEREF _Toc242741469 \h </w:instrText>
         </w:r>
         <w:r>
           <w:rPr>
@@ -3339,7 +3339,7 @@
           <w14:ligatures w14:val="standardContextual"/>
         </w:rPr>
       </w:pPr>
-      <w:hyperlink w:anchor="_Toc242739031" w:history="1">
+      <w:hyperlink w:anchor="_Toc242741470" w:history="1">
         <w:r>
           <w:rPr>
             <w:rStyle w:val="Hyperlink"/>
@@ -3366,7 +3366,7 @@
             <w:noProof/>
             <w:webHidden/>
           </w:rPr>
-          <w:instrText xml:space="preserve"> PAGEREF _Toc242739031 \h </w:instrText>
+          <w:instrText xml:space="preserve"> PAGEREF _Toc242741470 \h </w:instrText>
         </w:r>
         <w:r>
           <w:rPr>
@@ -3412,7 +3412,7 @@
           <w14:ligatures w14:val="standardContextual"/>
         </w:rPr>
       </w:pPr>
-      <w:hyperlink w:anchor="_Toc242739032" w:history="1">
+      <w:hyperlink w:anchor="_Toc242741471" w:history="1">
         <w:r>
           <w:rPr>
             <w:rStyle w:val="Hyperlink"/>
@@ -3439,7 +3439,7 @@
             <w:noProof/>
             <w:webHidden/>
           </w:rPr>
-          <w:instrText xml:space="preserve"> PAGEREF _Toc242739032 \h </w:instrText>
+          <w:instrText xml:space="preserve"> PAGEREF _Toc242741471 \h </w:instrText>
         </w:r>
         <w:r>
           <w:rPr>
@@ -3485,7 +3485,7 @@
           <w14:ligatures w14:val="standardContextual"/>
         </w:rPr>
       </w:pPr>
-      <w:hyperlink w:anchor="_Toc242739033" w:history="1">
+      <w:hyperlink w:anchor="_Toc242741472" w:history="1">
         <w:r>
           <w:rPr>
             <w:rStyle w:val="Hyperlink"/>
@@ -3512,7 +3512,7 @@
             <w:noProof/>
             <w:webHidden/>
           </w:rPr>
-          <w:instrText xml:space="preserve"> PAGEREF _Toc242739033 \h </w:instrText>
+          <w:instrText xml:space="preserve"> PAGEREF _Toc242741472 \h </w:instrText>
         </w:r>
         <w:r>
           <w:rPr>
@@ -3558,7 +3558,7 @@
           <w14:ligatures w14:val="standardContextual"/>
         </w:rPr>
       </w:pPr>
-      <w:hyperlink w:anchor="_Toc242739034" w:history="1">
+      <w:hyperlink w:anchor="_Toc242741473" w:history="1">
         <w:r>
           <w:rPr>
             <w:rStyle w:val="Hyperlink"/>
@@ -3585,7 +3585,7 @@
             <w:noProof/>
             <w:webHidden/>
           </w:rPr>
-          <w:instrText xml:space="preserve"> PAGEREF _Toc242739034 \h </w:instrText>
+          <w:instrText xml:space="preserve"> PAGEREF _Toc242741473 \h </w:instrText>
         </w:r>
         <w:r>
           <w:rPr>
@@ -3631,7 +3631,7 @@
           <w14:ligatures w14:val="standardContextual"/>
         </w:rPr>
       </w:pPr>
-      <w:hyperlink w:anchor="_Toc242739035" w:history="1">
+      <w:hyperlink w:anchor="_Toc242741474" w:history="1">
         <w:r>
           <w:rPr>
             <w:rStyle w:val="Hyperlink"/>
@@ -3658,7 +3658,7 @@
             <w:noProof/>
             <w:webHidden/>
           </w:rPr>
-          <w:instrText xml:space="preserve"> PAGEREF _Toc242739035 \h </w:instrText>
+          <w:instrText xml:space="preserve"> PAGEREF _Toc242741474 \h </w:instrText>
         </w:r>
         <w:r>
           <w:rPr>
@@ -3704,7 +3704,7 @@
           <w14:ligatures w14:val="standardContextual"/>
         </w:rPr>
       </w:pPr>
-      <w:hyperlink w:anchor="_Toc242739036" w:history="1">
+      <w:hyperlink w:anchor="_Toc242741475" w:history="1">
         <w:r>
           <w:rPr>
             <w:rStyle w:val="Hyperlink"/>
@@ -3731,7 +3731,7 @@
             <w:noProof/>
             <w:webHidden/>
           </w:rPr>
-          <w:instrText xml:space="preserve"> PAGEREF _Toc242739036 \h </w:instrText>
+          <w:instrText xml:space="preserve"> PAGEREF _Toc242741475 \h </w:instrText>
         </w:r>
         <w:r>
           <w:rPr>
@@ -3777,7 +3777,7 @@
           <w14:ligatures w14:val="standardContextual"/>
         </w:rPr>
       </w:pPr>
-      <w:hyperlink w:anchor="_Toc242739037" w:history="1">
+      <w:hyperlink w:anchor="_Toc242741476" w:history="1">
         <w:r>
           <w:rPr>
             <w:rStyle w:val="Hyperlink"/>
@@ -3804,7 +3804,7 @@
             <w:noProof/>
             <w:webHidden/>
           </w:rPr>
-          <w:instrText xml:space="preserve"> PAGEREF _Toc242739037 \h </w:instrText>
+          <w:instrText xml:space="preserve"> PAGEREF _Toc242741476 \h </w:instrText>
         </w:r>
         <w:r>
           <w:rPr>
@@ -3850,7 +3850,7 @@
           <w14:ligatures w14:val="standardContextual"/>
         </w:rPr>
       </w:pPr>
-      <w:hyperlink w:anchor="_Toc242739038" w:history="1">
+      <w:hyperlink w:anchor="_Toc242741477" w:history="1">
         <w:r>
           <w:rPr>
             <w:rStyle w:val="Hyperlink"/>
@@ -3877,7 +3877,7 @@
             <w:noProof/>
             <w:webHidden/>
           </w:rPr>
-          <w:instrText xml:space="preserve"> PAGEREF _Toc242739038 \h </w:instrText>
+          <w:instrText xml:space="preserve"> PAGEREF _Toc242741477 \h </w:instrText>
         </w:r>
         <w:r>
           <w:rPr>
@@ -3923,7 +3923,7 @@
           <w14:ligatures w14:val="standardContextual"/>
         </w:rPr>
       </w:pPr>
-      <w:hyperlink w:anchor="_Toc242739039" w:history="1">
+      <w:hyperlink w:anchor="_Toc242741478" w:history="1">
         <w:r>
           <w:rPr>
             <w:rStyle w:val="Hyperlink"/>
@@ -3950,7 +3950,7 @@
             <w:noProof/>
             <w:webHidden/>
           </w:rPr>
-          <w:instrText xml:space="preserve"> PAGEREF _Toc242739039 \h </w:instrText>
+          <w:instrText xml:space="preserve"> PAGEREF _Toc242741478 \h </w:instrText>
         </w:r>
         <w:r>
           <w:rPr>
@@ -3996,7 +3996,7 @@
           <w14:ligatures w14:val="standardContextual"/>
         </w:rPr>
       </w:pPr>
-      <w:hyperlink w:anchor="_Toc242739040" w:history="1">
+      <w:hyperlink w:anchor="_Toc242741479" w:history="1">
         <w:r>
           <w:rPr>
             <w:rStyle w:val="Hyperlink"/>
@@ -4023,7 +4023,7 @@
             <w:noProof/>
             <w:webHidden/>
           </w:rPr>
-          <w:instrText xml:space="preserve"> PAGEREF _Toc242739040 \h </w:instrText>
+          <w:instrText xml:space="preserve"> PAGEREF _Toc242741479 \h </w:instrText>
         </w:r>
         <w:r>
           <w:rPr>
@@ -4069,7 +4069,7 @@
           <w14:ligatures w14:val="standardContextual"/>
         </w:rPr>
       </w:pPr>
-      <w:hyperlink w:anchor="_Toc242739041" w:history="1">
+      <w:hyperlink w:anchor="_Toc242741480" w:history="1">
         <w:r>
           <w:rPr>
             <w:rStyle w:val="Hyperlink"/>
@@ -4096,7 +4096,7 @@
             <w:noProof/>
             <w:webHidden/>
           </w:rPr>
-          <w:instrText xml:space="preserve"> PAGEREF _Toc242739041 \h </w:instrText>
+          <w:instrText xml:space="preserve"> PAGEREF _Toc242741480 \h </w:instrText>
         </w:r>
         <w:r>
           <w:rPr>
@@ -4142,7 +4142,7 @@
           <w14:ligatures w14:val="standardContextual"/>
         </w:rPr>
       </w:pPr>
-      <w:hyperlink w:anchor="_Toc242739042" w:history="1">
+      <w:hyperlink w:anchor="_Toc242741481" w:history="1">
         <w:r>
           <w:rPr>
             <w:rStyle w:val="Hyperlink"/>
@@ -4169,7 +4169,7 @@
             <w:noProof/>
             <w:webHidden/>
           </w:rPr>
-          <w:instrText xml:space="preserve"> PAGEREF _Toc242739042 \h </w:instrText>
+          <w:instrText xml:space="preserve"> PAGEREF _Toc242741481 \h </w:instrText>
         </w:r>
         <w:r>
           <w:rPr>
@@ -4215,7 +4215,7 @@
           <w14:ligatures w14:val="standardContextual"/>
         </w:rPr>
       </w:pPr>
-      <w:hyperlink w:anchor="_Toc242739043" w:history="1">
+      <w:hyperlink w:anchor="_Toc242741482" w:history="1">
         <w:r>
           <w:rPr>
             <w:rStyle w:val="Hyperlink"/>
@@ -4242,7 +4242,7 @@
             <w:noProof/>
             <w:webHidden/>
           </w:rPr>
-          <w:instrText xml:space="preserve"> PAGEREF _Toc242739043 \h </w:instrText>
+          <w:instrText xml:space="preserve"> PAGEREF _Toc242741482 \h </w:instrText>
         </w:r>
         <w:r>
           <w:rPr>
@@ -4288,7 +4288,7 @@
           <w14:ligatures w14:val="standardContextual"/>
         </w:rPr>
       </w:pPr>
-      <w:hyperlink w:anchor="_Toc242739044" w:history="1">
+      <w:hyperlink w:anchor="_Toc242741483" w:history="1">
         <w:r>
           <w:rPr>
             <w:rStyle w:val="Hyperlink"/>
@@ -4315,7 +4315,7 @@
             <w:noProof/>
             <w:webHidden/>
           </w:rPr>
-          <w:instrText xml:space="preserve"> PAGEREF _Toc242739044 \h </w:instrText>
+          <w:instrText xml:space="preserve"> PAGEREF _Toc242741483 \h </w:instrText>
         </w:r>
         <w:r>
           <w:rPr>
@@ -4366,7 +4366,7 @@
       <w:pPr>
         <w:pStyle w:val="Ttulo1"/>
       </w:pPr>
-      <w:bookmarkStart w:id="0" w:name="_Toc242739005"/>
+      <w:bookmarkStart w:id="0" w:name="_Toc242741444"/>
       <w:r>
         <w:lastRenderedPageBreak/>
         <w:t>1 INTRODUÇÃO</w:t>
@@ -4441,7 +4441,7 @@
       <w:pPr>
         <w:pStyle w:val="Ttulo1"/>
       </w:pPr>
-      <w:bookmarkStart w:id="1" w:name="_Toc242739006"/>
+      <w:bookmarkStart w:id="1" w:name="_Toc242741445"/>
       <w:r>
         <w:lastRenderedPageBreak/>
         <w:t>2 REFERENCIAL TEÓRICO</w:t>
@@ -4452,7 +4452,7 @@
       <w:pPr>
         <w:pStyle w:val="Ttulo2"/>
       </w:pPr>
-      <w:bookmarkStart w:id="2" w:name="_Toc242739007"/>
+      <w:bookmarkStart w:id="2" w:name="_Toc242741446"/>
       <w:r>
         <w:t>2.1 AVALIAÇÕES ONLINE: COMPRESSÃO DAS NOTAS E VIESES DE RELATO</w:t>
       </w:r>
@@ -4484,7 +4484,7 @@
       <w:pPr>
         <w:pStyle w:val="Ttulo2"/>
       </w:pPr>
-      <w:bookmarkStart w:id="3" w:name="_Toc242739008"/>
+      <w:bookmarkStart w:id="3" w:name="_Toc242741447"/>
       <w:r>
         <w:t>2.2 AS AVALIAÇÕES DO AIRBNB E O SEU CONTEÚDO</w:t>
       </w:r>
@@ -4520,7 +4520,7 @@
       <w:pPr>
         <w:pStyle w:val="Ttulo2"/>
       </w:pPr>
-      <w:bookmarkStart w:id="4" w:name="_Toc242739009"/>
+      <w:bookmarkStart w:id="4" w:name="_Toc242741448"/>
       <w:r>
         <w:t>2.3 DETERMINANTES DE PREÇO E DE REPUTAÇÃO</w:t>
       </w:r>
@@ -4544,7 +4544,7 @@
       <w:pPr>
         <w:pStyle w:val="Ttulo2"/>
       </w:pPr>
-      <w:bookmarkStart w:id="5" w:name="_Toc242739010"/>
+      <w:bookmarkStart w:id="5" w:name="_Toc242741449"/>
       <w:r>
         <w:t>2.4 ANÁLISE DE SENTIMENTO POR ASPECTO E MODELOS DE LINGUAGEM</w:t>
       </w:r>
@@ -4572,7 +4572,7 @@
       <w:pPr>
         <w:pStyle w:val="Ttulo2"/>
       </w:pPr>
-      <w:bookmarkStart w:id="6" w:name="_Toc242739011"/>
+      <w:bookmarkStart w:id="6" w:name="_Toc242741450"/>
       <w:r>
         <w:t>2.5 MODELAGEM DE TÓPICOS</w:t>
       </w:r>
@@ -4608,7 +4608,7 @@
       <w:pPr>
         <w:pStyle w:val="Ttulo2"/>
       </w:pPr>
-      <w:bookmarkStart w:id="7" w:name="_Toc242739012"/>
+      <w:bookmarkStart w:id="7" w:name="_Toc242741451"/>
       <w:r>
         <w:t>2.6 VALIDAÇÃO, CONCORDÂNCIA E IMPORTÂNCIA RELATIVA</w:t>
       </w:r>
@@ -4656,7 +4656,7 @@
       <w:pPr>
         <w:pStyle w:val="Ttulo2"/>
       </w:pPr>
-      <w:bookmarkStart w:id="8" w:name="_Toc242739013"/>
+      <w:bookmarkStart w:id="8" w:name="_Toc242741452"/>
       <w:r>
         <w:t>2.7 LACUNA</w:t>
       </w:r>
@@ -4678,7 +4678,7 @@
       <w:pPr>
         <w:pStyle w:val="Ttulo1"/>
       </w:pPr>
-      <w:bookmarkStart w:id="9" w:name="_Toc242739014"/>
+      <w:bookmarkStart w:id="9" w:name="_Toc242741453"/>
       <w:r>
         <w:lastRenderedPageBreak/>
         <w:t>3 DADOS E MÉTODO</w:t>
@@ -4697,7 +4697,7 @@
       <w:pPr>
         <w:pStyle w:val="Ttulo2"/>
       </w:pPr>
-      <w:bookmarkStart w:id="10" w:name="_Toc242739015"/>
+      <w:bookmarkStart w:id="10" w:name="_Toc242741454"/>
       <w:r>
         <w:t>3.1 BASE E RECORTE</w:t>
       </w:r>
@@ -4743,7 +4743,7 @@
       <w:pPr>
         <w:pStyle w:val="Ttulo2"/>
       </w:pPr>
-      <w:bookmarkStart w:id="11" w:name="_Toc242739016"/>
+      <w:bookmarkStart w:id="11" w:name="_Toc242741455"/>
       <w:r>
         <w:t>3.2 O QUE A BASE PERMITE MEDIR</w:t>
       </w:r>
@@ -4859,7 +4859,7 @@
       <w:pPr>
         <w:pStyle w:val="Ttulo2"/>
       </w:pPr>
-      <w:bookmarkStart w:id="12" w:name="_Toc242739017"/>
+      <w:bookmarkStart w:id="12" w:name="_Toc242741456"/>
       <w:r>
         <w:t>3.3 MEDIÇÃO DO SENTIMENTO</w:t>
       </w:r>
@@ -5030,7 +5030,7 @@
       <w:pPr>
         <w:pStyle w:val="Ttulo2"/>
       </w:pPr>
-      <w:bookmarkStart w:id="13" w:name="_Toc242739018"/>
+      <w:bookmarkStart w:id="13" w:name="_Toc242741457"/>
       <w:r>
         <w:t>3.4 TÓPICOS E ASPECTOS</w:t>
       </w:r>
@@ -5168,7 +5168,7 @@
       <w:pPr>
         <w:pStyle w:val="Ttulo2"/>
       </w:pPr>
-      <w:bookmarkStart w:id="14" w:name="_Toc242739019"/>
+      <w:bookmarkStart w:id="14" w:name="_Toc242741458"/>
       <w:r>
         <w:t>3.5 PERFIL POR ANÚNCIO</w:t>
       </w:r>
@@ -5188,10 +5188,11 @@
         <w:keepNext/>
         <w:spacing w:before="120" w:after="80"/>
       </w:pPr>
-      <w:bookmarkStart w:id="15" w:name="_Toc242739045"/>
+      <w:bookmarkStart w:id="15" w:name="_Toc242741484"/>
       <w:r>
         <w:rPr>
           <w:b w:val="0"/>
+          <w:color w:val="000000"/>
           <w:sz w:val="20"/>
         </w:rPr>
         <w:t xml:space="preserve">Tabela </w:t>
@@ -5199,6 +5200,7 @@
       <w:r>
         <w:rPr>
           <w:b w:val="0"/>
+          <w:color w:val="000000"/>
           <w:sz w:val="20"/>
         </w:rPr>
         <w:fldChar w:fldCharType="begin"/>
@@ -5206,6 +5208,7 @@
       <w:r>
         <w:rPr>
           <w:b w:val="0"/>
+          <w:color w:val="000000"/>
           <w:sz w:val="20"/>
         </w:rPr>
         <w:instrText xml:space="preserve"> SEQ Tabela \* ARABIC </w:instrText>
@@ -5213,6 +5216,7 @@
       <w:r>
         <w:rPr>
           <w:b w:val="0"/>
+          <w:color w:val="000000"/>
           <w:sz w:val="20"/>
         </w:rPr>
         <w:fldChar w:fldCharType="separate"/>
@@ -5221,6 +5225,7 @@
         <w:rPr>
           <w:b w:val="0"/>
           <w:noProof/>
+          <w:color w:val="000000"/>
           <w:sz w:val="20"/>
         </w:rPr>
         <w:t>1</w:t>
@@ -5228,6 +5233,7 @@
       <w:r>
         <w:rPr>
           <w:b w:val="0"/>
+          <w:color w:val="000000"/>
           <w:sz w:val="20"/>
         </w:rPr>
         <w:fldChar w:fldCharType="end"/>
@@ -5235,6 +5241,7 @@
       <w:r>
         <w:rPr>
           <w:b w:val="0"/>
+          <w:color w:val="000000"/>
           <w:sz w:val="20"/>
         </w:rPr>
         <w:t xml:space="preserve"> – Participação dos aspectos nas sentenças e anúncios com perfil disponível.</w:t>
@@ -5255,6 +5262,7 @@
       </w:tblGrid>
       <w:tr>
         <w:trPr>
+          <w:cantSplit/>
           <w:jc w:val="center"/>
         </w:trPr>
         <w:tc>
@@ -5267,6 +5275,7 @@
           </w:tcPr>
           <w:p>
             <w:pPr>
+              <w:keepNext/>
               <w:spacing w:before="20" w:after="20" w:line="240" w:lineRule="auto"/>
             </w:pPr>
             <w:r>
@@ -5288,6 +5297,7 @@
           </w:tcPr>
           <w:p>
             <w:pPr>
+              <w:keepNext/>
               <w:spacing w:before="20" w:after="20" w:line="240" w:lineRule="auto"/>
               <w:jc w:val="right"/>
             </w:pPr>
@@ -5310,6 +5320,7 @@
           </w:tcPr>
           <w:p>
             <w:pPr>
+              <w:keepNext/>
               <w:spacing w:before="20" w:after="20" w:line="240" w:lineRule="auto"/>
               <w:jc w:val="right"/>
             </w:pPr>
@@ -5325,6 +5336,7 @@
       </w:tr>
       <w:tr>
         <w:trPr>
+          <w:cantSplit/>
           <w:jc w:val="center"/>
         </w:trPr>
         <w:tc>
@@ -5333,6 +5345,7 @@
           </w:tcPr>
           <w:p>
             <w:pPr>
+              <w:keepNext/>
               <w:spacing w:before="20" w:after="20" w:line="240" w:lineRule="auto"/>
             </w:pPr>
             <w:r>
@@ -5349,6 +5362,7 @@
           </w:tcPr>
           <w:p>
             <w:pPr>
+              <w:keepNext/>
               <w:spacing w:before="20" w:after="20" w:line="240" w:lineRule="auto"/>
               <w:jc w:val="right"/>
             </w:pPr>
@@ -5366,6 +5380,7 @@
           </w:tcPr>
           <w:p>
             <w:pPr>
+              <w:keepNext/>
               <w:spacing w:before="20" w:after="20" w:line="240" w:lineRule="auto"/>
               <w:jc w:val="right"/>
             </w:pPr>
@@ -5380,6 +5395,7 @@
       </w:tr>
       <w:tr>
         <w:trPr>
+          <w:cantSplit/>
           <w:jc w:val="center"/>
         </w:trPr>
         <w:tc>
@@ -5388,6 +5404,7 @@
           </w:tcPr>
           <w:p>
             <w:pPr>
+              <w:keepNext/>
               <w:spacing w:before="20" w:after="20" w:line="240" w:lineRule="auto"/>
             </w:pPr>
             <w:r>
@@ -5404,6 +5421,7 @@
           </w:tcPr>
           <w:p>
             <w:pPr>
+              <w:keepNext/>
               <w:spacing w:before="20" w:after="20" w:line="240" w:lineRule="auto"/>
               <w:jc w:val="right"/>
             </w:pPr>
@@ -5421,6 +5439,7 @@
           </w:tcPr>
           <w:p>
             <w:pPr>
+              <w:keepNext/>
               <w:spacing w:before="20" w:after="20" w:line="240" w:lineRule="auto"/>
               <w:jc w:val="right"/>
             </w:pPr>
@@ -5435,6 +5454,7 @@
       </w:tr>
       <w:tr>
         <w:trPr>
+          <w:cantSplit/>
           <w:jc w:val="center"/>
         </w:trPr>
         <w:tc>
@@ -5443,6 +5463,7 @@
           </w:tcPr>
           <w:p>
             <w:pPr>
+              <w:keepNext/>
               <w:spacing w:before="20" w:after="20" w:line="240" w:lineRule="auto"/>
             </w:pPr>
             <w:r>
@@ -5459,6 +5480,7 @@
           </w:tcPr>
           <w:p>
             <w:pPr>
+              <w:keepNext/>
               <w:spacing w:before="20" w:after="20" w:line="240" w:lineRule="auto"/>
               <w:jc w:val="right"/>
             </w:pPr>
@@ -5476,6 +5498,7 @@
           </w:tcPr>
           <w:p>
             <w:pPr>
+              <w:keepNext/>
               <w:spacing w:before="20" w:after="20" w:line="240" w:lineRule="auto"/>
               <w:jc w:val="right"/>
             </w:pPr>
@@ -5490,6 +5513,7 @@
       </w:tr>
       <w:tr>
         <w:trPr>
+          <w:cantSplit/>
           <w:jc w:val="center"/>
         </w:trPr>
         <w:tc>
@@ -5498,6 +5522,7 @@
           </w:tcPr>
           <w:p>
             <w:pPr>
+              <w:keepNext/>
               <w:spacing w:before="20" w:after="20" w:line="240" w:lineRule="auto"/>
             </w:pPr>
             <w:r>
@@ -5514,6 +5539,7 @@
           </w:tcPr>
           <w:p>
             <w:pPr>
+              <w:keepNext/>
               <w:spacing w:before="20" w:after="20" w:line="240" w:lineRule="auto"/>
               <w:jc w:val="right"/>
             </w:pPr>
@@ -5531,6 +5557,7 @@
           </w:tcPr>
           <w:p>
             <w:pPr>
+              <w:keepNext/>
               <w:spacing w:before="20" w:after="20" w:line="240" w:lineRule="auto"/>
               <w:jc w:val="right"/>
             </w:pPr>
@@ -5545,6 +5572,7 @@
       </w:tr>
       <w:tr>
         <w:trPr>
+          <w:cantSplit/>
           <w:jc w:val="center"/>
         </w:trPr>
         <w:tc>
@@ -5553,6 +5581,7 @@
           </w:tcPr>
           <w:p>
             <w:pPr>
+              <w:keepNext/>
               <w:spacing w:before="20" w:after="20" w:line="240" w:lineRule="auto"/>
             </w:pPr>
             <w:r>
@@ -5569,6 +5598,7 @@
           </w:tcPr>
           <w:p>
             <w:pPr>
+              <w:keepNext/>
               <w:spacing w:before="20" w:after="20" w:line="240" w:lineRule="auto"/>
               <w:jc w:val="right"/>
             </w:pPr>
@@ -5586,6 +5616,7 @@
           </w:tcPr>
           <w:p>
             <w:pPr>
+              <w:keepNext/>
               <w:spacing w:before="20" w:after="20" w:line="240" w:lineRule="auto"/>
               <w:jc w:val="right"/>
             </w:pPr>
@@ -5600,6 +5631,7 @@
       </w:tr>
       <w:tr>
         <w:trPr>
+          <w:cantSplit/>
           <w:jc w:val="center"/>
         </w:trPr>
         <w:tc>
@@ -5608,6 +5640,7 @@
           </w:tcPr>
           <w:p>
             <w:pPr>
+              <w:keepNext/>
               <w:spacing w:before="20" w:after="20" w:line="240" w:lineRule="auto"/>
             </w:pPr>
             <w:r>
@@ -5624,6 +5657,7 @@
           </w:tcPr>
           <w:p>
             <w:pPr>
+              <w:keepNext/>
               <w:spacing w:before="20" w:after="20" w:line="240" w:lineRule="auto"/>
               <w:jc w:val="right"/>
             </w:pPr>
@@ -5641,6 +5675,7 @@
           </w:tcPr>
           <w:p>
             <w:pPr>
+              <w:keepNext/>
               <w:spacing w:before="20" w:after="20" w:line="240" w:lineRule="auto"/>
               <w:jc w:val="right"/>
             </w:pPr>
@@ -5655,6 +5690,7 @@
       </w:tr>
       <w:tr>
         <w:trPr>
+          <w:cantSplit/>
           <w:jc w:val="center"/>
         </w:trPr>
         <w:tc>
@@ -5663,6 +5699,7 @@
           </w:tcPr>
           <w:p>
             <w:pPr>
+              <w:keepNext/>
               <w:spacing w:before="20" w:after="20" w:line="240" w:lineRule="auto"/>
             </w:pPr>
             <w:r>
@@ -5679,6 +5716,7 @@
           </w:tcPr>
           <w:p>
             <w:pPr>
+              <w:keepNext/>
               <w:spacing w:before="20" w:after="20" w:line="240" w:lineRule="auto"/>
               <w:jc w:val="right"/>
             </w:pPr>
@@ -5696,6 +5734,7 @@
           </w:tcPr>
           <w:p>
             <w:pPr>
+              <w:keepNext/>
               <w:spacing w:before="20" w:after="20" w:line="240" w:lineRule="auto"/>
               <w:jc w:val="right"/>
             </w:pPr>
@@ -5710,6 +5749,7 @@
       </w:tr>
       <w:tr>
         <w:trPr>
+          <w:cantSplit/>
           <w:jc w:val="center"/>
         </w:trPr>
         <w:tc>
@@ -5718,6 +5758,7 @@
           </w:tcPr>
           <w:p>
             <w:pPr>
+              <w:keepNext/>
               <w:spacing w:before="20" w:after="20" w:line="240" w:lineRule="auto"/>
             </w:pPr>
             <w:r>
@@ -5734,6 +5775,7 @@
           </w:tcPr>
           <w:p>
             <w:pPr>
+              <w:keepNext/>
               <w:spacing w:before="20" w:after="20" w:line="240" w:lineRule="auto"/>
               <w:jc w:val="right"/>
             </w:pPr>
@@ -5751,6 +5793,7 @@
           </w:tcPr>
           <w:p>
             <w:pPr>
+              <w:keepNext/>
               <w:spacing w:before="20" w:after="20" w:line="240" w:lineRule="auto"/>
               <w:jc w:val="right"/>
             </w:pPr>
@@ -5765,6 +5808,7 @@
       </w:tr>
       <w:tr>
         <w:trPr>
+          <w:cantSplit/>
           <w:jc w:val="center"/>
         </w:trPr>
         <w:tc>
@@ -5773,6 +5817,7 @@
           </w:tcPr>
           <w:p>
             <w:pPr>
+              <w:keepNext/>
               <w:spacing w:before="20" w:after="20" w:line="240" w:lineRule="auto"/>
             </w:pPr>
             <w:r>
@@ -5789,6 +5834,7 @@
           </w:tcPr>
           <w:p>
             <w:pPr>
+              <w:keepNext/>
               <w:spacing w:before="20" w:after="20" w:line="240" w:lineRule="auto"/>
               <w:jc w:val="right"/>
             </w:pPr>
@@ -5806,6 +5852,7 @@
           </w:tcPr>
           <w:p>
             <w:pPr>
+              <w:keepNext/>
               <w:spacing w:before="20" w:after="20" w:line="240" w:lineRule="auto"/>
               <w:jc w:val="right"/>
             </w:pPr>
@@ -5820,6 +5867,7 @@
       </w:tr>
       <w:tr>
         <w:trPr>
+          <w:cantSplit/>
           <w:jc w:val="center"/>
         </w:trPr>
         <w:tc>
@@ -5828,6 +5876,7 @@
           </w:tcPr>
           <w:p>
             <w:pPr>
+              <w:keepNext/>
               <w:spacing w:before="20" w:after="20" w:line="240" w:lineRule="auto"/>
             </w:pPr>
             <w:r>
@@ -5844,6 +5893,7 @@
           </w:tcPr>
           <w:p>
             <w:pPr>
+              <w:keepNext/>
               <w:spacing w:before="20" w:after="20" w:line="240" w:lineRule="auto"/>
               <w:jc w:val="right"/>
             </w:pPr>
@@ -5861,6 +5911,7 @@
           </w:tcPr>
           <w:p>
             <w:pPr>
+              <w:keepNext/>
               <w:spacing w:before="20" w:after="20" w:line="240" w:lineRule="auto"/>
               <w:jc w:val="right"/>
             </w:pPr>
@@ -5875,6 +5926,7 @@
       </w:tr>
       <w:tr>
         <w:trPr>
+          <w:cantSplit/>
           <w:jc w:val="center"/>
         </w:trPr>
         <w:tc>
@@ -5886,6 +5938,7 @@
           </w:tcPr>
           <w:p>
             <w:pPr>
+              <w:keepNext/>
               <w:spacing w:before="20" w:after="20" w:line="240" w:lineRule="auto"/>
             </w:pPr>
             <w:r>
@@ -5918,6 +5971,7 @@
           </w:tcPr>
           <w:p>
             <w:pPr>
+              <w:keepNext/>
               <w:spacing w:before="20" w:after="20" w:line="240" w:lineRule="auto"/>
               <w:jc w:val="right"/>
             </w:pPr>
@@ -5938,6 +5992,7 @@
           </w:tcPr>
           <w:p>
             <w:pPr>
+              <w:keepNext/>
               <w:spacing w:before="20" w:after="20" w:line="240" w:lineRule="auto"/>
               <w:jc w:val="right"/>
             </w:pPr>
@@ -5966,7 +6021,7 @@
       <w:pPr>
         <w:pStyle w:val="Ttulo2"/>
       </w:pPr>
-      <w:bookmarkStart w:id="16" w:name="_Toc242739020"/>
+      <w:bookmarkStart w:id="16" w:name="_Toc242741459"/>
       <w:r>
         <w:t>3.6 DESENHO ANALÍTICO</w:t>
       </w:r>
@@ -6045,7 +6100,7 @@
       <w:pPr>
         <w:pStyle w:val="Ttulo1"/>
       </w:pPr>
-      <w:bookmarkStart w:id="17" w:name="_Toc242739021"/>
+      <w:bookmarkStart w:id="17" w:name="_Toc242741460"/>
       <w:r>
         <w:lastRenderedPageBreak/>
         <w:t>4 VALIDAÇÃO DA MEDIÇÃO</w:t>
@@ -6067,7 +6122,7 @@
       <w:pPr>
         <w:pStyle w:val="Ttulo2"/>
       </w:pPr>
-      <w:bookmarkStart w:id="18" w:name="_Toc242739022"/>
+      <w:bookmarkStart w:id="18" w:name="_Toc242741461"/>
       <w:r>
         <w:t>4.1 EVIDÊNCIA DIRETA: FRASES ROTULADAS</w:t>
       </w:r>
@@ -6098,10 +6153,11 @@
         <w:keepNext/>
         <w:spacing w:before="120" w:after="80"/>
       </w:pPr>
-      <w:bookmarkStart w:id="19" w:name="_Toc242739046"/>
+      <w:bookmarkStart w:id="19" w:name="_Toc242741485"/>
       <w:r>
         <w:rPr>
           <w:b w:val="0"/>
+          <w:color w:val="000000"/>
           <w:sz w:val="20"/>
         </w:rPr>
         <w:t xml:space="preserve">Tabela </w:t>
@@ -6109,6 +6165,7 @@
       <w:r>
         <w:rPr>
           <w:b w:val="0"/>
+          <w:color w:val="000000"/>
           <w:sz w:val="20"/>
         </w:rPr>
         <w:fldChar w:fldCharType="begin"/>
@@ -6116,6 +6173,7 @@
       <w:r>
         <w:rPr>
           <w:b w:val="0"/>
+          <w:color w:val="000000"/>
           <w:sz w:val="20"/>
         </w:rPr>
         <w:instrText xml:space="preserve"> SEQ Tabela \* ARABIC </w:instrText>
@@ -6123,6 +6181,7 @@
       <w:r>
         <w:rPr>
           <w:b w:val="0"/>
+          <w:color w:val="000000"/>
           <w:sz w:val="20"/>
         </w:rPr>
         <w:fldChar w:fldCharType="separate"/>
@@ -6131,6 +6190,7 @@
         <w:rPr>
           <w:b w:val="0"/>
           <w:noProof/>
+          <w:color w:val="000000"/>
           <w:sz w:val="20"/>
         </w:rPr>
         <w:t>2</w:t>
@@ -6138,6 +6198,7 @@
       <w:r>
         <w:rPr>
           <w:b w:val="0"/>
+          <w:color w:val="000000"/>
           <w:sz w:val="20"/>
         </w:rPr>
         <w:fldChar w:fldCharType="end"/>
@@ -6145,6 +6206,7 @@
       <w:r>
         <w:rPr>
           <w:b w:val="0"/>
+          <w:color w:val="000000"/>
           <w:sz w:val="20"/>
         </w:rPr>
         <w:t xml:space="preserve"> – Sentimento: desempenho dos modelos A e B nas 297 sentenças rotuladas.</w:t>
@@ -6165,6 +6227,7 @@
       </w:tblGrid>
       <w:tr>
         <w:trPr>
+          <w:cantSplit/>
           <w:jc w:val="center"/>
         </w:trPr>
         <w:tc>
@@ -6177,6 +6240,7 @@
           </w:tcPr>
           <w:p>
             <w:pPr>
+              <w:keepNext/>
               <w:spacing w:before="20" w:after="20" w:line="240" w:lineRule="auto"/>
             </w:pPr>
             <w:r>
@@ -6198,6 +6262,7 @@
           </w:tcPr>
           <w:p>
             <w:pPr>
+              <w:keepNext/>
               <w:spacing w:before="20" w:after="20" w:line="240" w:lineRule="auto"/>
               <w:jc w:val="right"/>
             </w:pPr>
@@ -6220,6 +6285,7 @@
           </w:tcPr>
           <w:p>
             <w:pPr>
+              <w:keepNext/>
               <w:spacing w:before="20" w:after="20" w:line="240" w:lineRule="auto"/>
               <w:jc w:val="right"/>
             </w:pPr>
@@ -6235,6 +6301,7 @@
       </w:tr>
       <w:tr>
         <w:trPr>
+          <w:cantSplit/>
           <w:jc w:val="center"/>
         </w:trPr>
         <w:tc>
@@ -6243,6 +6310,7 @@
           </w:tcPr>
           <w:p>
             <w:pPr>
+              <w:keepNext/>
               <w:spacing w:before="20" w:after="20" w:line="240" w:lineRule="auto"/>
             </w:pPr>
             <w:r>
@@ -6259,6 +6327,7 @@
           </w:tcPr>
           <w:p>
             <w:pPr>
+              <w:keepNext/>
               <w:spacing w:before="20" w:after="20" w:line="240" w:lineRule="auto"/>
               <w:jc w:val="right"/>
             </w:pPr>
@@ -6276,6 +6345,7 @@
           </w:tcPr>
           <w:p>
             <w:pPr>
+              <w:keepNext/>
               <w:spacing w:before="20" w:after="20" w:line="240" w:lineRule="auto"/>
               <w:jc w:val="right"/>
             </w:pPr>
@@ -6290,6 +6360,7 @@
       </w:tr>
       <w:tr>
         <w:trPr>
+          <w:cantSplit/>
           <w:jc w:val="center"/>
         </w:trPr>
         <w:tc>
@@ -6298,6 +6369,7 @@
           </w:tcPr>
           <w:p>
             <w:pPr>
+              <w:keepNext/>
               <w:spacing w:before="20" w:after="20" w:line="240" w:lineRule="auto"/>
             </w:pPr>
             <w:r>
@@ -6328,6 +6400,7 @@
           </w:tcPr>
           <w:p>
             <w:pPr>
+              <w:keepNext/>
               <w:spacing w:before="20" w:after="20" w:line="240" w:lineRule="auto"/>
               <w:jc w:val="right"/>
             </w:pPr>
@@ -6345,6 +6418,7 @@
           </w:tcPr>
           <w:p>
             <w:pPr>
+              <w:keepNext/>
               <w:spacing w:before="20" w:after="20" w:line="240" w:lineRule="auto"/>
               <w:jc w:val="right"/>
             </w:pPr>
@@ -6359,6 +6433,7 @@
       </w:tr>
       <w:tr>
         <w:trPr>
+          <w:cantSplit/>
           <w:jc w:val="center"/>
         </w:trPr>
         <w:tc>
@@ -6367,6 +6442,7 @@
           </w:tcPr>
           <w:p>
             <w:pPr>
+              <w:keepNext/>
               <w:spacing w:before="20" w:after="20" w:line="240" w:lineRule="auto"/>
             </w:pPr>
             <w:r>
@@ -6383,6 +6459,7 @@
           </w:tcPr>
           <w:p>
             <w:pPr>
+              <w:keepNext/>
               <w:spacing w:before="20" w:after="20" w:line="240" w:lineRule="auto"/>
               <w:jc w:val="right"/>
             </w:pPr>
@@ -6400,6 +6477,7 @@
           </w:tcPr>
           <w:p>
             <w:pPr>
+              <w:keepNext/>
               <w:spacing w:before="20" w:after="20" w:line="240" w:lineRule="auto"/>
               <w:jc w:val="right"/>
             </w:pPr>
@@ -6414,6 +6492,7 @@
       </w:tr>
       <w:tr>
         <w:trPr>
+          <w:cantSplit/>
           <w:jc w:val="center"/>
         </w:trPr>
         <w:tc>
@@ -6422,6 +6501,7 @@
           </w:tcPr>
           <w:p>
             <w:pPr>
+              <w:keepNext/>
               <w:spacing w:before="20" w:after="20" w:line="240" w:lineRule="auto"/>
             </w:pPr>
             <w:r>
@@ -6438,6 +6518,7 @@
           </w:tcPr>
           <w:p>
             <w:pPr>
+              <w:keepNext/>
               <w:spacing w:before="20" w:after="20" w:line="240" w:lineRule="auto"/>
               <w:jc w:val="right"/>
             </w:pPr>
@@ -6455,6 +6536,7 @@
           </w:tcPr>
           <w:p>
             <w:pPr>
+              <w:keepNext/>
               <w:spacing w:before="20" w:after="20" w:line="240" w:lineRule="auto"/>
               <w:jc w:val="right"/>
             </w:pPr>
@@ -6469,6 +6551,7 @@
       </w:tr>
       <w:tr>
         <w:trPr>
+          <w:cantSplit/>
           <w:jc w:val="center"/>
         </w:trPr>
         <w:tc>
@@ -6477,6 +6560,7 @@
           </w:tcPr>
           <w:p>
             <w:pPr>
+              <w:keepNext/>
               <w:spacing w:before="20" w:after="20" w:line="240" w:lineRule="auto"/>
             </w:pPr>
             <w:r>
@@ -6493,6 +6577,7 @@
           </w:tcPr>
           <w:p>
             <w:pPr>
+              <w:keepNext/>
               <w:spacing w:before="20" w:after="20" w:line="240" w:lineRule="auto"/>
               <w:jc w:val="right"/>
             </w:pPr>
@@ -6510,6 +6595,7 @@
           </w:tcPr>
           <w:p>
             <w:pPr>
+              <w:keepNext/>
               <w:spacing w:before="20" w:after="20" w:line="240" w:lineRule="auto"/>
               <w:jc w:val="right"/>
             </w:pPr>
@@ -6524,6 +6610,7 @@
       </w:tr>
       <w:tr>
         <w:trPr>
+          <w:cantSplit/>
           <w:jc w:val="center"/>
         </w:trPr>
         <w:tc>
@@ -6532,6 +6619,7 @@
           </w:tcPr>
           <w:p>
             <w:pPr>
+              <w:keepNext/>
               <w:spacing w:before="20" w:after="20" w:line="240" w:lineRule="auto"/>
             </w:pPr>
             <w:r>
@@ -6548,6 +6636,7 @@
           </w:tcPr>
           <w:p>
             <w:pPr>
+              <w:keepNext/>
               <w:spacing w:before="20" w:after="20" w:line="240" w:lineRule="auto"/>
               <w:jc w:val="right"/>
             </w:pPr>
@@ -6565,6 +6654,7 @@
           </w:tcPr>
           <w:p>
             <w:pPr>
+              <w:keepNext/>
               <w:spacing w:before="20" w:after="20" w:line="240" w:lineRule="auto"/>
               <w:jc w:val="right"/>
             </w:pPr>
@@ -6579,6 +6669,7 @@
       </w:tr>
       <w:tr>
         <w:trPr>
+          <w:cantSplit/>
           <w:jc w:val="center"/>
         </w:trPr>
         <w:tc>
@@ -6587,6 +6678,7 @@
           </w:tcPr>
           <w:p>
             <w:pPr>
+              <w:keepNext/>
               <w:spacing w:before="20" w:after="20" w:line="240" w:lineRule="auto"/>
             </w:pPr>
             <w:r>
@@ -6603,6 +6695,7 @@
           </w:tcPr>
           <w:p>
             <w:pPr>
+              <w:keepNext/>
               <w:spacing w:before="20" w:after="20" w:line="240" w:lineRule="auto"/>
               <w:jc w:val="right"/>
             </w:pPr>
@@ -6620,6 +6713,7 @@
           </w:tcPr>
           <w:p>
             <w:pPr>
+              <w:keepNext/>
               <w:spacing w:before="20" w:after="20" w:line="240" w:lineRule="auto"/>
               <w:jc w:val="right"/>
             </w:pPr>
@@ -6634,6 +6728,7 @@
       </w:tr>
       <w:tr>
         <w:trPr>
+          <w:cantSplit/>
           <w:jc w:val="center"/>
         </w:trPr>
         <w:tc>
@@ -6645,6 +6740,7 @@
           </w:tcPr>
           <w:p>
             <w:pPr>
+              <w:keepNext/>
               <w:spacing w:before="20" w:after="20" w:line="240" w:lineRule="auto"/>
             </w:pPr>
             <w:r>
@@ -6664,6 +6760,7 @@
           </w:tcPr>
           <w:p>
             <w:pPr>
+              <w:keepNext/>
               <w:spacing w:before="20" w:after="20" w:line="240" w:lineRule="auto"/>
               <w:jc w:val="right"/>
             </w:pPr>
@@ -6684,6 +6781,7 @@
           </w:tcPr>
           <w:p>
             <w:pPr>
+              <w:keepNext/>
               <w:spacing w:before="20" w:after="20" w:line="240" w:lineRule="auto"/>
               <w:jc w:val="right"/>
             </w:pPr>
@@ -6749,10 +6847,11 @@
         <w:keepNext/>
         <w:spacing w:before="120" w:after="80"/>
       </w:pPr>
-      <w:bookmarkStart w:id="20" w:name="_Toc242739047"/>
+      <w:bookmarkStart w:id="20" w:name="_Toc242741486"/>
       <w:r>
         <w:rPr>
           <w:b w:val="0"/>
+          <w:color w:val="000000"/>
           <w:sz w:val="20"/>
         </w:rPr>
         <w:t xml:space="preserve">Tabela </w:t>
@@ -6760,6 +6859,7 @@
       <w:r>
         <w:rPr>
           <w:b w:val="0"/>
+          <w:color w:val="000000"/>
           <w:sz w:val="20"/>
         </w:rPr>
         <w:fldChar w:fldCharType="begin"/>
@@ -6767,6 +6867,7 @@
       <w:r>
         <w:rPr>
           <w:b w:val="0"/>
+          <w:color w:val="000000"/>
           <w:sz w:val="20"/>
         </w:rPr>
         <w:instrText xml:space="preserve"> SEQ Tabela \* ARABIC </w:instrText>
@@ -6774,6 +6875,7 @@
       <w:r>
         <w:rPr>
           <w:b w:val="0"/>
+          <w:color w:val="000000"/>
           <w:sz w:val="20"/>
         </w:rPr>
         <w:fldChar w:fldCharType="separate"/>
@@ -6782,6 +6884,7 @@
         <w:rPr>
           <w:b w:val="0"/>
           <w:noProof/>
+          <w:color w:val="000000"/>
           <w:sz w:val="20"/>
         </w:rPr>
         <w:t>3</w:t>
@@ -6789,6 +6892,7 @@
       <w:r>
         <w:rPr>
           <w:b w:val="0"/>
+          <w:color w:val="000000"/>
           <w:sz w:val="20"/>
         </w:rPr>
         <w:fldChar w:fldCharType="end"/>
@@ -6796,6 +6900,7 @@
       <w:r>
         <w:rPr>
           <w:b w:val="0"/>
+          <w:color w:val="000000"/>
           <w:sz w:val="20"/>
         </w:rPr>
         <w:t xml:space="preserve"> – Precisão da atribuição de aspecto, por aspecto previsto (27 sentenças rotuladas em cada).</w:t>
@@ -6815,6 +6920,7 @@
       </w:tblGrid>
       <w:tr>
         <w:trPr>
+          <w:cantSplit/>
           <w:jc w:val="center"/>
         </w:trPr>
         <w:tc>
@@ -6827,6 +6933,7 @@
           </w:tcPr>
           <w:p>
             <w:pPr>
+              <w:keepNext/>
               <w:spacing w:before="20" w:after="20" w:line="240" w:lineRule="auto"/>
             </w:pPr>
             <w:r>
@@ -6848,6 +6955,7 @@
           </w:tcPr>
           <w:p>
             <w:pPr>
+              <w:keepNext/>
               <w:spacing w:before="20" w:after="20" w:line="240" w:lineRule="auto"/>
               <w:jc w:val="right"/>
             </w:pPr>
@@ -6863,6 +6971,7 @@
       </w:tr>
       <w:tr>
         <w:trPr>
+          <w:cantSplit/>
           <w:jc w:val="center"/>
         </w:trPr>
         <w:tc>
@@ -6871,6 +6980,7 @@
           </w:tcPr>
           <w:p>
             <w:pPr>
+              <w:keepNext/>
               <w:spacing w:before="20" w:after="20" w:line="240" w:lineRule="auto"/>
             </w:pPr>
             <w:r>
@@ -6887,6 +6997,7 @@
           </w:tcPr>
           <w:p>
             <w:pPr>
+              <w:keepNext/>
               <w:spacing w:before="20" w:after="20" w:line="240" w:lineRule="auto"/>
               <w:jc w:val="right"/>
             </w:pPr>
@@ -6901,6 +7012,7 @@
       </w:tr>
       <w:tr>
         <w:trPr>
+          <w:cantSplit/>
           <w:jc w:val="center"/>
         </w:trPr>
         <w:tc>
@@ -6909,6 +7021,7 @@
           </w:tcPr>
           <w:p>
             <w:pPr>
+              <w:keepNext/>
               <w:spacing w:before="20" w:after="20" w:line="240" w:lineRule="auto"/>
             </w:pPr>
             <w:r>
@@ -6925,6 +7038,7 @@
           </w:tcPr>
           <w:p>
             <w:pPr>
+              <w:keepNext/>
               <w:spacing w:before="20" w:after="20" w:line="240" w:lineRule="auto"/>
               <w:jc w:val="right"/>
             </w:pPr>
@@ -6939,6 +7053,7 @@
       </w:tr>
       <w:tr>
         <w:trPr>
+          <w:cantSplit/>
           <w:jc w:val="center"/>
         </w:trPr>
         <w:tc>
@@ -6947,6 +7062,7 @@
           </w:tcPr>
           <w:p>
             <w:pPr>
+              <w:keepNext/>
               <w:spacing w:before="20" w:after="20" w:line="240" w:lineRule="auto"/>
             </w:pPr>
             <w:r>
@@ -6963,6 +7079,7 @@
           </w:tcPr>
           <w:p>
             <w:pPr>
+              <w:keepNext/>
               <w:spacing w:before="20" w:after="20" w:line="240" w:lineRule="auto"/>
               <w:jc w:val="right"/>
             </w:pPr>
@@ -6977,6 +7094,7 @@
       </w:tr>
       <w:tr>
         <w:trPr>
+          <w:cantSplit/>
           <w:jc w:val="center"/>
         </w:trPr>
         <w:tc>
@@ -6985,6 +7103,7 @@
           </w:tcPr>
           <w:p>
             <w:pPr>
+              <w:keepNext/>
               <w:spacing w:before="20" w:after="20" w:line="240" w:lineRule="auto"/>
             </w:pPr>
             <w:r>
@@ -7001,6 +7120,7 @@
           </w:tcPr>
           <w:p>
             <w:pPr>
+              <w:keepNext/>
               <w:spacing w:before="20" w:after="20" w:line="240" w:lineRule="auto"/>
               <w:jc w:val="right"/>
             </w:pPr>
@@ -7015,6 +7135,7 @@
       </w:tr>
       <w:tr>
         <w:trPr>
+          <w:cantSplit/>
           <w:jc w:val="center"/>
         </w:trPr>
         <w:tc>
@@ -7023,6 +7144,7 @@
           </w:tcPr>
           <w:p>
             <w:pPr>
+              <w:keepNext/>
               <w:spacing w:before="20" w:after="20" w:line="240" w:lineRule="auto"/>
             </w:pPr>
             <w:r>
@@ -7039,6 +7161,7 @@
           </w:tcPr>
           <w:p>
             <w:pPr>
+              <w:keepNext/>
               <w:spacing w:before="20" w:after="20" w:line="240" w:lineRule="auto"/>
               <w:jc w:val="right"/>
             </w:pPr>
@@ -7053,6 +7176,7 @@
       </w:tr>
       <w:tr>
         <w:trPr>
+          <w:cantSplit/>
           <w:jc w:val="center"/>
         </w:trPr>
         <w:tc>
@@ -7061,6 +7185,7 @@
           </w:tcPr>
           <w:p>
             <w:pPr>
+              <w:keepNext/>
               <w:spacing w:before="20" w:after="20" w:line="240" w:lineRule="auto"/>
             </w:pPr>
             <w:r>
@@ -7077,6 +7202,7 @@
           </w:tcPr>
           <w:p>
             <w:pPr>
+              <w:keepNext/>
               <w:spacing w:before="20" w:after="20" w:line="240" w:lineRule="auto"/>
               <w:jc w:val="right"/>
             </w:pPr>
@@ -7091,6 +7217,7 @@
       </w:tr>
       <w:tr>
         <w:trPr>
+          <w:cantSplit/>
           <w:jc w:val="center"/>
         </w:trPr>
         <w:tc>
@@ -7099,6 +7226,7 @@
           </w:tcPr>
           <w:p>
             <w:pPr>
+              <w:keepNext/>
               <w:spacing w:before="20" w:after="20" w:line="240" w:lineRule="auto"/>
             </w:pPr>
             <w:r>
@@ -7115,6 +7243,7 @@
           </w:tcPr>
           <w:p>
             <w:pPr>
+              <w:keepNext/>
               <w:spacing w:before="20" w:after="20" w:line="240" w:lineRule="auto"/>
               <w:jc w:val="right"/>
             </w:pPr>
@@ -7129,6 +7258,7 @@
       </w:tr>
       <w:tr>
         <w:trPr>
+          <w:cantSplit/>
           <w:jc w:val="center"/>
         </w:trPr>
         <w:tc>
@@ -7137,6 +7267,7 @@
           </w:tcPr>
           <w:p>
             <w:pPr>
+              <w:keepNext/>
               <w:spacing w:before="20" w:after="20" w:line="240" w:lineRule="auto"/>
             </w:pPr>
             <w:r>
@@ -7153,6 +7284,7 @@
           </w:tcPr>
           <w:p>
             <w:pPr>
+              <w:keepNext/>
               <w:spacing w:before="20" w:after="20" w:line="240" w:lineRule="auto"/>
               <w:jc w:val="right"/>
             </w:pPr>
@@ -7167,6 +7299,7 @@
       </w:tr>
       <w:tr>
         <w:trPr>
+          <w:cantSplit/>
           <w:jc w:val="center"/>
         </w:trPr>
         <w:tc>
@@ -7175,6 +7308,7 @@
           </w:tcPr>
           <w:p>
             <w:pPr>
+              <w:keepNext/>
               <w:spacing w:before="20" w:after="20" w:line="240" w:lineRule="auto"/>
             </w:pPr>
             <w:r>
@@ -7191,6 +7325,7 @@
           </w:tcPr>
           <w:p>
             <w:pPr>
+              <w:keepNext/>
               <w:spacing w:before="20" w:after="20" w:line="240" w:lineRule="auto"/>
               <w:jc w:val="right"/>
             </w:pPr>
@@ -7205,6 +7340,7 @@
       </w:tr>
       <w:tr>
         <w:trPr>
+          <w:cantSplit/>
           <w:jc w:val="center"/>
         </w:trPr>
         <w:tc>
@@ -7213,6 +7349,7 @@
           </w:tcPr>
           <w:p>
             <w:pPr>
+              <w:keepNext/>
               <w:spacing w:before="20" w:after="20" w:line="240" w:lineRule="auto"/>
             </w:pPr>
             <w:r>
@@ -7229,6 +7366,7 @@
           </w:tcPr>
           <w:p>
             <w:pPr>
+              <w:keepNext/>
               <w:spacing w:before="20" w:after="20" w:line="240" w:lineRule="auto"/>
               <w:jc w:val="right"/>
             </w:pPr>
@@ -7243,6 +7381,7 @@
       </w:tr>
       <w:tr>
         <w:trPr>
+          <w:cantSplit/>
           <w:jc w:val="center"/>
         </w:trPr>
         <w:tc>
@@ -7254,6 +7393,7 @@
           </w:tcPr>
           <w:p>
             <w:pPr>
+              <w:keepNext/>
               <w:spacing w:before="20" w:after="20" w:line="240" w:lineRule="auto"/>
             </w:pPr>
             <w:r>
@@ -7286,6 +7426,7 @@
           </w:tcPr>
           <w:p>
             <w:pPr>
+              <w:keepNext/>
               <w:spacing w:before="20" w:after="20" w:line="240" w:lineRule="auto"/>
               <w:jc w:val="right"/>
             </w:pPr>
@@ -7314,7 +7455,7 @@
       <w:pPr>
         <w:pStyle w:val="Ttulo2"/>
       </w:pPr>
-      <w:bookmarkStart w:id="21" w:name="_Toc242739023"/>
+      <w:bookmarkStart w:id="21" w:name="_Toc242741462"/>
       <w:r>
         <w:t>4.2 CONCORDÂNCIA ENTRE OS DOIS MODELOS</w:t>
       </w:r>
@@ -7339,7 +7480,7 @@
       <w:pPr>
         <w:pStyle w:val="Ttulo2"/>
       </w:pPr>
-      <w:bookmarkStart w:id="22" w:name="_Toc242739024"/>
+      <w:bookmarkStart w:id="22" w:name="_Toc242741463"/>
       <w:r>
         <w:t>4.3 REGRA DE ESCOLHA FIXADA DE ANTEMÃO E MODELO PRINCIPAL</w:t>
       </w:r>
@@ -7360,7 +7501,7 @@
       <w:pPr>
         <w:pStyle w:val="Ttulo2"/>
       </w:pPr>
-      <w:bookmarkStart w:id="23" w:name="_Toc242739025"/>
+      <w:bookmarkStart w:id="23" w:name="_Toc242741464"/>
       <w:r>
         <w:t>4.4 VALIDADE DE CONSTRUTO: CONCORDÂNCIA COM AS SUBNOTAS OFICIAIS</w:t>
       </w:r>
@@ -7380,10 +7521,11 @@
         <w:keepNext/>
         <w:spacing w:before="120" w:after="80"/>
       </w:pPr>
-      <w:bookmarkStart w:id="24" w:name="_Toc242739048"/>
+      <w:bookmarkStart w:id="24" w:name="_Toc242741487"/>
       <w:r>
         <w:rPr>
           <w:b w:val="0"/>
+          <w:color w:val="000000"/>
           <w:sz w:val="20"/>
         </w:rPr>
         <w:t xml:space="preserve">Tabela </w:t>
@@ -7391,6 +7533,7 @@
       <w:r>
         <w:rPr>
           <w:b w:val="0"/>
+          <w:color w:val="000000"/>
           <w:sz w:val="20"/>
         </w:rPr>
         <w:fldChar w:fldCharType="begin"/>
@@ -7398,6 +7541,7 @@
       <w:r>
         <w:rPr>
           <w:b w:val="0"/>
+          <w:color w:val="000000"/>
           <w:sz w:val="20"/>
         </w:rPr>
         <w:instrText xml:space="preserve"> SEQ Tabela \* ARABIC </w:instrText>
@@ -7405,6 +7549,7 @@
       <w:r>
         <w:rPr>
           <w:b w:val="0"/>
+          <w:color w:val="000000"/>
           <w:sz w:val="20"/>
         </w:rPr>
         <w:fldChar w:fldCharType="separate"/>
@@ -7413,6 +7558,7 @@
         <w:rPr>
           <w:b w:val="0"/>
           <w:noProof/>
+          <w:color w:val="000000"/>
           <w:sz w:val="20"/>
         </w:rPr>
         <w:t>4</w:t>
@@ -7420,6 +7566,7 @@
       <w:r>
         <w:rPr>
           <w:b w:val="0"/>
+          <w:color w:val="000000"/>
           <w:sz w:val="20"/>
         </w:rPr>
         <w:fldChar w:fldCharType="end"/>
@@ -7427,6 +7574,7 @@
       <w:r>
         <w:rPr>
           <w:b w:val="0"/>
+          <w:color w:val="000000"/>
           <w:sz w:val="20"/>
         </w:rPr>
         <w:t xml:space="preserve"> – Correlação entre o sentimento do aspecto e a subnota oficial correspondente, no nível do anúncio.</w:t>
@@ -7451,6 +7599,7 @@
       </w:tblGrid>
       <w:tr>
         <w:trPr>
+          <w:cantSplit/>
           <w:jc w:val="center"/>
         </w:trPr>
         <w:tc>
@@ -7463,6 +7612,7 @@
           </w:tcPr>
           <w:p>
             <w:pPr>
+              <w:keepNext/>
               <w:spacing w:before="20" w:after="20" w:line="240" w:lineRule="auto"/>
             </w:pPr>
             <w:r>
@@ -7484,6 +7634,7 @@
           </w:tcPr>
           <w:p>
             <w:pPr>
+              <w:keepNext/>
               <w:spacing w:before="20" w:after="20" w:line="240" w:lineRule="auto"/>
             </w:pPr>
             <w:r>
@@ -7505,6 +7656,7 @@
           </w:tcPr>
           <w:p>
             <w:pPr>
+              <w:keepNext/>
               <w:spacing w:before="20" w:after="20" w:line="240" w:lineRule="auto"/>
               <w:jc w:val="right"/>
             </w:pPr>
@@ -7528,6 +7680,7 @@
           </w:tcPr>
           <w:p>
             <w:pPr>
+              <w:keepNext/>
               <w:spacing w:before="20" w:after="20" w:line="240" w:lineRule="auto"/>
               <w:jc w:val="right"/>
             </w:pPr>
@@ -7550,6 +7703,7 @@
           </w:tcPr>
           <w:p>
             <w:pPr>
+              <w:keepNext/>
               <w:spacing w:before="20" w:after="20" w:line="240" w:lineRule="auto"/>
               <w:jc w:val="right"/>
             </w:pPr>
@@ -7572,6 +7726,7 @@
           </w:tcPr>
           <w:p>
             <w:pPr>
+              <w:keepNext/>
               <w:spacing w:before="20" w:after="20" w:line="240" w:lineRule="auto"/>
               <w:jc w:val="right"/>
             </w:pPr>
@@ -7594,6 +7749,7 @@
           </w:tcPr>
           <w:p>
             <w:pPr>
+              <w:keepNext/>
               <w:spacing w:before="20" w:after="20" w:line="240" w:lineRule="auto"/>
               <w:jc w:val="right"/>
             </w:pPr>
@@ -7609,6 +7765,7 @@
       </w:tr>
       <w:tr>
         <w:trPr>
+          <w:cantSplit/>
           <w:jc w:val="center"/>
         </w:trPr>
         <w:tc>
@@ -7617,6 +7774,7 @@
           </w:tcPr>
           <w:p>
             <w:pPr>
+              <w:keepNext/>
               <w:spacing w:before="20" w:after="20" w:line="240" w:lineRule="auto"/>
             </w:pPr>
             <w:r>
@@ -7633,6 +7791,7 @@
           </w:tcPr>
           <w:p>
             <w:pPr>
+              <w:keepNext/>
               <w:spacing w:before="20" w:after="20" w:line="240" w:lineRule="auto"/>
             </w:pPr>
             <w:r>
@@ -7650,6 +7809,7 @@
           </w:tcPr>
           <w:p>
             <w:pPr>
+              <w:keepNext/>
               <w:spacing w:before="20" w:after="20" w:line="240" w:lineRule="auto"/>
               <w:jc w:val="right"/>
             </w:pPr>
@@ -7667,6 +7827,7 @@
           </w:tcPr>
           <w:p>
             <w:pPr>
+              <w:keepNext/>
               <w:spacing w:before="20" w:after="20" w:line="240" w:lineRule="auto"/>
               <w:jc w:val="right"/>
             </w:pPr>
@@ -7684,6 +7845,7 @@
           </w:tcPr>
           <w:p>
             <w:pPr>
+              <w:keepNext/>
               <w:spacing w:before="20" w:after="20" w:line="240" w:lineRule="auto"/>
               <w:jc w:val="right"/>
             </w:pPr>
@@ -7701,6 +7863,7 @@
           </w:tcPr>
           <w:p>
             <w:pPr>
+              <w:keepNext/>
               <w:spacing w:before="20" w:after="20" w:line="240" w:lineRule="auto"/>
               <w:jc w:val="right"/>
             </w:pPr>
@@ -7718,6 +7881,7 @@
           </w:tcPr>
           <w:p>
             <w:pPr>
+              <w:keepNext/>
               <w:spacing w:before="20" w:after="20" w:line="240" w:lineRule="auto"/>
               <w:jc w:val="right"/>
             </w:pPr>
@@ -7732,6 +7896,7 @@
       </w:tr>
       <w:tr>
         <w:trPr>
+          <w:cantSplit/>
           <w:jc w:val="center"/>
         </w:trPr>
         <w:tc>
@@ -7740,6 +7905,7 @@
           </w:tcPr>
           <w:p>
             <w:pPr>
+              <w:keepNext/>
               <w:spacing w:before="20" w:after="20" w:line="240" w:lineRule="auto"/>
             </w:pPr>
             <w:r>
@@ -7756,6 +7922,7 @@
           </w:tcPr>
           <w:p>
             <w:pPr>
+              <w:keepNext/>
               <w:spacing w:before="20" w:after="20" w:line="240" w:lineRule="auto"/>
             </w:pPr>
             <w:r>
@@ -7773,6 +7940,7 @@
           </w:tcPr>
           <w:p>
             <w:pPr>
+              <w:keepNext/>
               <w:spacing w:before="20" w:after="20" w:line="240" w:lineRule="auto"/>
               <w:jc w:val="right"/>
             </w:pPr>
@@ -7790,6 +7958,7 @@
           </w:tcPr>
           <w:p>
             <w:pPr>
+              <w:keepNext/>
               <w:spacing w:before="20" w:after="20" w:line="240" w:lineRule="auto"/>
               <w:jc w:val="right"/>
             </w:pPr>
@@ -7807,6 +7976,7 @@
           </w:tcPr>
           <w:p>
             <w:pPr>
+              <w:keepNext/>
               <w:spacing w:before="20" w:after="20" w:line="240" w:lineRule="auto"/>
               <w:jc w:val="right"/>
             </w:pPr>
@@ -7824,6 +7994,7 @@
           </w:tcPr>
           <w:p>
             <w:pPr>
+              <w:keepNext/>
               <w:spacing w:before="20" w:after="20" w:line="240" w:lineRule="auto"/>
               <w:jc w:val="right"/>
             </w:pPr>
@@ -7841,6 +8012,7 @@
           </w:tcPr>
           <w:p>
             <w:pPr>
+              <w:keepNext/>
               <w:spacing w:before="20" w:after="20" w:line="240" w:lineRule="auto"/>
               <w:jc w:val="right"/>
             </w:pPr>
@@ -7855,6 +8027,7 @@
       </w:tr>
       <w:tr>
         <w:trPr>
+          <w:cantSplit/>
           <w:jc w:val="center"/>
         </w:trPr>
         <w:tc>
@@ -7863,6 +8036,7 @@
           </w:tcPr>
           <w:p>
             <w:pPr>
+              <w:keepNext/>
               <w:spacing w:before="20" w:after="20" w:line="240" w:lineRule="auto"/>
             </w:pPr>
             <w:r>
@@ -7879,6 +8053,7 @@
           </w:tcPr>
           <w:p>
             <w:pPr>
+              <w:keepNext/>
               <w:spacing w:before="20" w:after="20" w:line="240" w:lineRule="auto"/>
             </w:pPr>
             <w:r>
@@ -7896,6 +8071,7 @@
           </w:tcPr>
           <w:p>
             <w:pPr>
+              <w:keepNext/>
               <w:spacing w:before="20" w:after="20" w:line="240" w:lineRule="auto"/>
               <w:jc w:val="right"/>
             </w:pPr>
@@ -7913,6 +8089,7 @@
           </w:tcPr>
           <w:p>
             <w:pPr>
+              <w:keepNext/>
               <w:spacing w:before="20" w:after="20" w:line="240" w:lineRule="auto"/>
               <w:jc w:val="right"/>
             </w:pPr>
@@ -7930,6 +8107,7 @@
           </w:tcPr>
           <w:p>
             <w:pPr>
+              <w:keepNext/>
               <w:spacing w:before="20" w:after="20" w:line="240" w:lineRule="auto"/>
               <w:jc w:val="right"/>
             </w:pPr>
@@ -7947,6 +8125,7 @@
           </w:tcPr>
           <w:p>
             <w:pPr>
+              <w:keepNext/>
               <w:spacing w:before="20" w:after="20" w:line="240" w:lineRule="auto"/>
               <w:jc w:val="right"/>
             </w:pPr>
@@ -7964,6 +8143,7 @@
           </w:tcPr>
           <w:p>
             <w:pPr>
+              <w:keepNext/>
               <w:spacing w:before="20" w:after="20" w:line="240" w:lineRule="auto"/>
               <w:jc w:val="right"/>
             </w:pPr>
@@ -7978,6 +8158,7 @@
       </w:tr>
       <w:tr>
         <w:trPr>
+          <w:cantSplit/>
           <w:jc w:val="center"/>
         </w:trPr>
         <w:tc>
@@ -7986,6 +8167,7 @@
           </w:tcPr>
           <w:p>
             <w:pPr>
+              <w:keepNext/>
               <w:spacing w:before="20" w:after="20" w:line="240" w:lineRule="auto"/>
             </w:pPr>
             <w:r>
@@ -8002,6 +8184,7 @@
           </w:tcPr>
           <w:p>
             <w:pPr>
+              <w:keepNext/>
               <w:spacing w:before="20" w:after="20" w:line="240" w:lineRule="auto"/>
             </w:pPr>
             <w:r>
@@ -8019,6 +8202,7 @@
           </w:tcPr>
           <w:p>
             <w:pPr>
+              <w:keepNext/>
               <w:spacing w:before="20" w:after="20" w:line="240" w:lineRule="auto"/>
               <w:jc w:val="right"/>
             </w:pPr>
@@ -8036,6 +8220,7 @@
           </w:tcPr>
           <w:p>
             <w:pPr>
+              <w:keepNext/>
               <w:spacing w:before="20" w:after="20" w:line="240" w:lineRule="auto"/>
               <w:jc w:val="right"/>
             </w:pPr>
@@ -8053,6 +8238,7 @@
           </w:tcPr>
           <w:p>
             <w:pPr>
+              <w:keepNext/>
               <w:spacing w:before="20" w:after="20" w:line="240" w:lineRule="auto"/>
               <w:jc w:val="right"/>
             </w:pPr>
@@ -8070,6 +8256,7 @@
           </w:tcPr>
           <w:p>
             <w:pPr>
+              <w:keepNext/>
               <w:spacing w:before="20" w:after="20" w:line="240" w:lineRule="auto"/>
               <w:jc w:val="right"/>
             </w:pPr>
@@ -8087,6 +8274,7 @@
           </w:tcPr>
           <w:p>
             <w:pPr>
+              <w:keepNext/>
               <w:spacing w:before="20" w:after="20" w:line="240" w:lineRule="auto"/>
               <w:jc w:val="right"/>
             </w:pPr>
@@ -8101,6 +8289,7 @@
       </w:tr>
       <w:tr>
         <w:trPr>
+          <w:cantSplit/>
           <w:jc w:val="center"/>
         </w:trPr>
         <w:tc>
@@ -8109,6 +8298,7 @@
           </w:tcPr>
           <w:p>
             <w:pPr>
+              <w:keepNext/>
               <w:spacing w:before="20" w:after="20" w:line="240" w:lineRule="auto"/>
             </w:pPr>
             <w:r>
@@ -8125,6 +8315,7 @@
           </w:tcPr>
           <w:p>
             <w:pPr>
+              <w:keepNext/>
               <w:spacing w:before="20" w:after="20" w:line="240" w:lineRule="auto"/>
             </w:pPr>
             <w:r>
@@ -8142,6 +8333,7 @@
           </w:tcPr>
           <w:p>
             <w:pPr>
+              <w:keepNext/>
               <w:spacing w:before="20" w:after="20" w:line="240" w:lineRule="auto"/>
               <w:jc w:val="right"/>
             </w:pPr>
@@ -8159,6 +8351,7 @@
           </w:tcPr>
           <w:p>
             <w:pPr>
+              <w:keepNext/>
               <w:spacing w:before="20" w:after="20" w:line="240" w:lineRule="auto"/>
               <w:jc w:val="right"/>
             </w:pPr>
@@ -8176,6 +8369,7 @@
           </w:tcPr>
           <w:p>
             <w:pPr>
+              <w:keepNext/>
               <w:spacing w:before="20" w:after="20" w:line="240" w:lineRule="auto"/>
               <w:jc w:val="right"/>
             </w:pPr>
@@ -8193,6 +8387,7 @@
           </w:tcPr>
           <w:p>
             <w:pPr>
+              <w:keepNext/>
               <w:spacing w:before="20" w:after="20" w:line="240" w:lineRule="auto"/>
               <w:jc w:val="right"/>
             </w:pPr>
@@ -8210,6 +8405,7 @@
           </w:tcPr>
           <w:p>
             <w:pPr>
+              <w:keepNext/>
               <w:spacing w:before="20" w:after="20" w:line="240" w:lineRule="auto"/>
               <w:jc w:val="right"/>
             </w:pPr>
@@ -8224,6 +8420,7 @@
       </w:tr>
       <w:tr>
         <w:trPr>
+          <w:cantSplit/>
           <w:jc w:val="center"/>
         </w:trPr>
         <w:tc>
@@ -8232,6 +8429,7 @@
           </w:tcPr>
           <w:p>
             <w:pPr>
+              <w:keepNext/>
               <w:spacing w:before="20" w:after="20" w:line="240" w:lineRule="auto"/>
             </w:pPr>
             <w:r>
@@ -8248,6 +8446,7 @@
           </w:tcPr>
           <w:p>
             <w:pPr>
+              <w:keepNext/>
               <w:spacing w:before="20" w:after="20" w:line="240" w:lineRule="auto"/>
             </w:pPr>
             <w:r>
@@ -8265,6 +8464,7 @@
           </w:tcPr>
           <w:p>
             <w:pPr>
+              <w:keepNext/>
               <w:spacing w:before="20" w:after="20" w:line="240" w:lineRule="auto"/>
               <w:jc w:val="right"/>
             </w:pPr>
@@ -8282,6 +8482,7 @@
           </w:tcPr>
           <w:p>
             <w:pPr>
+              <w:keepNext/>
               <w:spacing w:before="20" w:after="20" w:line="240" w:lineRule="auto"/>
               <w:jc w:val="right"/>
             </w:pPr>
@@ -8299,6 +8500,7 @@
           </w:tcPr>
           <w:p>
             <w:pPr>
+              <w:keepNext/>
               <w:spacing w:before="20" w:after="20" w:line="240" w:lineRule="auto"/>
               <w:jc w:val="right"/>
             </w:pPr>
@@ -8316,6 +8518,7 @@
           </w:tcPr>
           <w:p>
             <w:pPr>
+              <w:keepNext/>
               <w:spacing w:before="20" w:after="20" w:line="240" w:lineRule="auto"/>
               <w:jc w:val="right"/>
             </w:pPr>
@@ -8333,6 +8536,7 @@
           </w:tcPr>
           <w:p>
             <w:pPr>
+              <w:keepNext/>
               <w:spacing w:before="20" w:after="20" w:line="240" w:lineRule="auto"/>
               <w:jc w:val="right"/>
             </w:pPr>
@@ -8347,6 +8551,7 @@
       </w:tr>
       <w:tr>
         <w:trPr>
+          <w:cantSplit/>
           <w:jc w:val="center"/>
         </w:trPr>
         <w:tc>
@@ -8358,6 +8563,7 @@
           </w:tcPr>
           <w:p>
             <w:pPr>
+              <w:keepNext/>
               <w:spacing w:before="20" w:after="20" w:line="240" w:lineRule="auto"/>
             </w:pPr>
             <w:r>
@@ -8377,6 +8583,7 @@
           </w:tcPr>
           <w:p>
             <w:pPr>
+              <w:keepNext/>
               <w:spacing w:before="20" w:after="20" w:line="240" w:lineRule="auto"/>
             </w:pPr>
             <w:r>
@@ -8396,6 +8603,7 @@
           </w:tcPr>
           <w:p>
             <w:pPr>
+              <w:keepNext/>
               <w:spacing w:before="20" w:after="20" w:line="240" w:lineRule="auto"/>
               <w:jc w:val="right"/>
             </w:pPr>
@@ -8416,6 +8624,7 @@
           </w:tcPr>
           <w:p>
             <w:pPr>
+              <w:keepNext/>
               <w:spacing w:before="20" w:after="20" w:line="240" w:lineRule="auto"/>
               <w:jc w:val="right"/>
             </w:pPr>
@@ -8436,6 +8645,7 @@
           </w:tcPr>
           <w:p>
             <w:pPr>
+              <w:keepNext/>
               <w:spacing w:before="20" w:after="20" w:line="240" w:lineRule="auto"/>
               <w:jc w:val="right"/>
             </w:pPr>
@@ -8456,6 +8666,7 @@
           </w:tcPr>
           <w:p>
             <w:pPr>
+              <w:keepNext/>
               <w:spacing w:before="20" w:after="20" w:line="240" w:lineRule="auto"/>
               <w:jc w:val="right"/>
             </w:pPr>
@@ -8476,6 +8687,7 @@
           </w:tcPr>
           <w:p>
             <w:pPr>
+              <w:keepNext/>
               <w:spacing w:before="20" w:after="20" w:line="240" w:lineRule="auto"/>
               <w:jc w:val="right"/>
             </w:pPr>
@@ -8530,7 +8742,7 @@
       <w:pPr>
         <w:pStyle w:val="Ttulo2"/>
       </w:pPr>
-      <w:bookmarkStart w:id="25" w:name="_Toc242739026"/>
+      <w:bookmarkStart w:id="25" w:name="_Toc242741465"/>
       <w:r>
         <w:t>4.5 CHECAGEM COM UM SEGUNDO MÉTODO DE TÓPICOS E COM UM SEGUNDO ANOTADOR</w:t>
       </w:r>
@@ -8553,17 +8765,20 @@
         <w:keepNext/>
         <w:spacing w:before="120" w:after="80"/>
       </w:pPr>
-      <w:bookmarkStart w:id="26" w:name="_Toc242739049"/>
+      <w:bookmarkStart w:id="26" w:name="_Toc242741488"/>
       <w:r>
         <w:rPr>
           <w:b w:val="0"/>
+          <w:color w:val="000000"/>
           <w:sz w:val="20"/>
         </w:rPr>
+        <w:lastRenderedPageBreak/>
         <w:t xml:space="preserve">Tabela </w:t>
       </w:r>
       <w:r>
         <w:rPr>
           <w:b w:val="0"/>
+          <w:color w:val="000000"/>
           <w:sz w:val="20"/>
         </w:rPr>
         <w:fldChar w:fldCharType="begin"/>
@@ -8571,6 +8786,7 @@
       <w:r>
         <w:rPr>
           <w:b w:val="0"/>
+          <w:color w:val="000000"/>
           <w:sz w:val="20"/>
         </w:rPr>
         <w:instrText xml:space="preserve"> SEQ Tabela \* ARABIC </w:instrText>
@@ -8578,6 +8794,7 @@
       <w:r>
         <w:rPr>
           <w:b w:val="0"/>
+          <w:color w:val="000000"/>
           <w:sz w:val="20"/>
         </w:rPr>
         <w:fldChar w:fldCharType="separate"/>
@@ -8586,6 +8803,7 @@
         <w:rPr>
           <w:b w:val="0"/>
           <w:noProof/>
+          <w:color w:val="000000"/>
           <w:sz w:val="20"/>
         </w:rPr>
         <w:t>5</w:t>
@@ -8593,6 +8811,7 @@
       <w:r>
         <w:rPr>
           <w:b w:val="0"/>
+          <w:color w:val="000000"/>
           <w:sz w:val="20"/>
         </w:rPr>
         <w:fldChar w:fldCharType="end"/>
@@ -8600,6 +8819,7 @@
       <w:r>
         <w:rPr>
           <w:b w:val="0"/>
+          <w:color w:val="000000"/>
           <w:sz w:val="20"/>
         </w:rPr>
         <w:t xml:space="preserve"> – Checagem com LDA: correlação do perfil, validade de construto e parcela do </w:t>
@@ -8608,6 +8828,7 @@
         <w:rPr>
           <w:b w:val="0"/>
           <w:i/>
+          <w:color w:val="000000"/>
           <w:sz w:val="20"/>
         </w:rPr>
         <w:t>R</w:t>
@@ -8615,6 +8836,7 @@
       <w:r>
         <w:rPr>
           <w:b w:val="0"/>
+          <w:color w:val="000000"/>
           <w:sz w:val="20"/>
           <w:vertAlign w:val="superscript"/>
         </w:rPr>
@@ -8623,6 +8845,7 @@
       <w:r>
         <w:rPr>
           <w:b w:val="0"/>
+          <w:color w:val="000000"/>
           <w:sz w:val="20"/>
         </w:rPr>
         <w:t xml:space="preserve"> da nota global.</w:t>
@@ -8646,6 +8869,7 @@
       </w:tblGrid>
       <w:tr>
         <w:trPr>
+          <w:cantSplit/>
           <w:jc w:val="center"/>
         </w:trPr>
         <w:tc>
@@ -8658,6 +8882,7 @@
           </w:tcPr>
           <w:p>
             <w:pPr>
+              <w:keepNext/>
               <w:spacing w:before="20" w:after="20" w:line="240" w:lineRule="auto"/>
             </w:pPr>
             <w:r>
@@ -8679,6 +8904,7 @@
           </w:tcPr>
           <w:p>
             <w:pPr>
+              <w:keepNext/>
               <w:spacing w:before="20" w:after="20" w:line="240" w:lineRule="auto"/>
               <w:jc w:val="right"/>
             </w:pPr>
@@ -8701,6 +8927,7 @@
           </w:tcPr>
           <w:p>
             <w:pPr>
+              <w:keepNext/>
               <w:spacing w:before="20" w:after="20" w:line="240" w:lineRule="auto"/>
               <w:jc w:val="right"/>
             </w:pPr>
@@ -8723,6 +8950,7 @@
           </w:tcPr>
           <w:p>
             <w:pPr>
+              <w:keepNext/>
               <w:spacing w:before="20" w:after="20" w:line="240" w:lineRule="auto"/>
               <w:jc w:val="right"/>
             </w:pPr>
@@ -8745,6 +8973,7 @@
           </w:tcPr>
           <w:p>
             <w:pPr>
+              <w:keepNext/>
               <w:spacing w:before="20" w:after="20" w:line="240" w:lineRule="auto"/>
               <w:jc w:val="right"/>
             </w:pPr>
@@ -8783,6 +9012,7 @@
           </w:tcPr>
           <w:p>
             <w:pPr>
+              <w:keepNext/>
               <w:spacing w:before="20" w:after="20" w:line="240" w:lineRule="auto"/>
               <w:jc w:val="right"/>
             </w:pPr>
@@ -8814,6 +9044,7 @@
       </w:tr>
       <w:tr>
         <w:trPr>
+          <w:cantSplit/>
           <w:jc w:val="center"/>
         </w:trPr>
         <w:tc>
@@ -8822,13 +9053,13 @@
           </w:tcPr>
           <w:p>
             <w:pPr>
+              <w:keepNext/>
               <w:spacing w:before="20" w:after="20" w:line="240" w:lineRule="auto"/>
             </w:pPr>
             <w:r>
               <w:rPr>
                 <w:sz w:val="17"/>
               </w:rPr>
-              <w:lastRenderedPageBreak/>
               <w:t>Localização</w:t>
             </w:r>
           </w:p>
@@ -8839,6 +9070,7 @@
           </w:tcPr>
           <w:p>
             <w:pPr>
+              <w:keepNext/>
               <w:spacing w:before="20" w:after="20" w:line="240" w:lineRule="auto"/>
               <w:jc w:val="right"/>
             </w:pPr>
@@ -8856,6 +9088,7 @@
           </w:tcPr>
           <w:p>
             <w:pPr>
+              <w:keepNext/>
               <w:spacing w:before="20" w:after="20" w:line="240" w:lineRule="auto"/>
               <w:jc w:val="right"/>
             </w:pPr>
@@ -8873,6 +9106,7 @@
           </w:tcPr>
           <w:p>
             <w:pPr>
+              <w:keepNext/>
               <w:spacing w:before="20" w:after="20" w:line="240" w:lineRule="auto"/>
               <w:jc w:val="right"/>
             </w:pPr>
@@ -8890,6 +9124,7 @@
           </w:tcPr>
           <w:p>
             <w:pPr>
+              <w:keepNext/>
               <w:spacing w:before="20" w:after="20" w:line="240" w:lineRule="auto"/>
               <w:jc w:val="right"/>
             </w:pPr>
@@ -8907,6 +9142,7 @@
           </w:tcPr>
           <w:p>
             <w:pPr>
+              <w:keepNext/>
               <w:spacing w:before="20" w:after="20" w:line="240" w:lineRule="auto"/>
               <w:jc w:val="right"/>
             </w:pPr>
@@ -8921,6 +9157,7 @@
       </w:tr>
       <w:tr>
         <w:trPr>
+          <w:cantSplit/>
           <w:jc w:val="center"/>
         </w:trPr>
         <w:tc>
@@ -8929,6 +9166,7 @@
           </w:tcPr>
           <w:p>
             <w:pPr>
+              <w:keepNext/>
               <w:spacing w:before="20" w:after="20" w:line="240" w:lineRule="auto"/>
             </w:pPr>
             <w:r>
@@ -8945,6 +9183,7 @@
           </w:tcPr>
           <w:p>
             <w:pPr>
+              <w:keepNext/>
               <w:spacing w:before="20" w:after="20" w:line="240" w:lineRule="auto"/>
               <w:jc w:val="right"/>
             </w:pPr>
@@ -8962,6 +9201,7 @@
           </w:tcPr>
           <w:p>
             <w:pPr>
+              <w:keepNext/>
               <w:spacing w:before="20" w:after="20" w:line="240" w:lineRule="auto"/>
               <w:jc w:val="right"/>
             </w:pPr>
@@ -8979,6 +9219,7 @@
           </w:tcPr>
           <w:p>
             <w:pPr>
+              <w:keepNext/>
               <w:spacing w:before="20" w:after="20" w:line="240" w:lineRule="auto"/>
               <w:jc w:val="right"/>
             </w:pPr>
@@ -8996,6 +9237,7 @@
           </w:tcPr>
           <w:p>
             <w:pPr>
+              <w:keepNext/>
               <w:spacing w:before="20" w:after="20" w:line="240" w:lineRule="auto"/>
               <w:jc w:val="right"/>
             </w:pPr>
@@ -9013,6 +9255,7 @@
           </w:tcPr>
           <w:p>
             <w:pPr>
+              <w:keepNext/>
               <w:spacing w:before="20" w:after="20" w:line="240" w:lineRule="auto"/>
               <w:jc w:val="right"/>
             </w:pPr>
@@ -9027,6 +9270,7 @@
       </w:tr>
       <w:tr>
         <w:trPr>
+          <w:cantSplit/>
           <w:jc w:val="center"/>
         </w:trPr>
         <w:tc>
@@ -9035,6 +9279,7 @@
           </w:tcPr>
           <w:p>
             <w:pPr>
+              <w:keepNext/>
               <w:spacing w:before="20" w:after="20" w:line="240" w:lineRule="auto"/>
             </w:pPr>
             <w:r>
@@ -9051,6 +9296,7 @@
           </w:tcPr>
           <w:p>
             <w:pPr>
+              <w:keepNext/>
               <w:spacing w:before="20" w:after="20" w:line="240" w:lineRule="auto"/>
               <w:jc w:val="right"/>
             </w:pPr>
@@ -9068,6 +9314,7 @@
           </w:tcPr>
           <w:p>
             <w:pPr>
+              <w:keepNext/>
               <w:spacing w:before="20" w:after="20" w:line="240" w:lineRule="auto"/>
               <w:jc w:val="right"/>
             </w:pPr>
@@ -9085,6 +9332,7 @@
           </w:tcPr>
           <w:p>
             <w:pPr>
+              <w:keepNext/>
               <w:spacing w:before="20" w:after="20" w:line="240" w:lineRule="auto"/>
               <w:jc w:val="right"/>
             </w:pPr>
@@ -9102,6 +9350,7 @@
           </w:tcPr>
           <w:p>
             <w:pPr>
+              <w:keepNext/>
               <w:spacing w:before="20" w:after="20" w:line="240" w:lineRule="auto"/>
               <w:jc w:val="right"/>
             </w:pPr>
@@ -9119,6 +9368,7 @@
           </w:tcPr>
           <w:p>
             <w:pPr>
+              <w:keepNext/>
               <w:spacing w:before="20" w:after="20" w:line="240" w:lineRule="auto"/>
               <w:jc w:val="right"/>
             </w:pPr>
@@ -9133,6 +9383,7 @@
       </w:tr>
       <w:tr>
         <w:trPr>
+          <w:cantSplit/>
           <w:jc w:val="center"/>
         </w:trPr>
         <w:tc>
@@ -9144,6 +9395,7 @@
           </w:tcPr>
           <w:p>
             <w:pPr>
+              <w:keepNext/>
               <w:spacing w:before="20" w:after="20" w:line="240" w:lineRule="auto"/>
             </w:pPr>
             <w:r>
@@ -9163,6 +9415,7 @@
           </w:tcPr>
           <w:p>
             <w:pPr>
+              <w:keepNext/>
               <w:spacing w:before="20" w:after="20" w:line="240" w:lineRule="auto"/>
               <w:jc w:val="right"/>
             </w:pPr>
@@ -9183,6 +9436,7 @@
           </w:tcPr>
           <w:p>
             <w:pPr>
+              <w:keepNext/>
               <w:spacing w:before="20" w:after="20" w:line="240" w:lineRule="auto"/>
               <w:jc w:val="right"/>
             </w:pPr>
@@ -9203,6 +9457,7 @@
           </w:tcPr>
           <w:p>
             <w:pPr>
+              <w:keepNext/>
               <w:spacing w:before="20" w:after="20" w:line="240" w:lineRule="auto"/>
               <w:jc w:val="right"/>
             </w:pPr>
@@ -9223,6 +9478,7 @@
           </w:tcPr>
           <w:p>
             <w:pPr>
+              <w:keepNext/>
               <w:spacing w:before="20" w:after="20" w:line="240" w:lineRule="auto"/>
               <w:jc w:val="right"/>
             </w:pPr>
@@ -9243,6 +9499,7 @@
           </w:tcPr>
           <w:p>
             <w:pPr>
+              <w:keepNext/>
               <w:spacing w:before="20" w:after="20" w:line="240" w:lineRule="auto"/>
               <w:jc w:val="right"/>
             </w:pPr>
@@ -9333,7 +9590,7 @@
       <w:pPr>
         <w:pStyle w:val="Ttulo2"/>
       </w:pPr>
-      <w:bookmarkStart w:id="27" w:name="_Toc242739027"/>
+      <w:bookmarkStart w:id="27" w:name="_Toc242741466"/>
       <w:r>
         <w:t>4.6 CLASSIFICAÇÃO DOS ASPECTOS</w:t>
       </w:r>
@@ -9353,10 +9610,11 @@
         <w:keepNext/>
         <w:spacing w:before="120" w:after="80"/>
       </w:pPr>
-      <w:bookmarkStart w:id="28" w:name="_Toc242739050"/>
+      <w:bookmarkStart w:id="28" w:name="_Toc242741489"/>
       <w:r>
         <w:rPr>
           <w:b w:val="0"/>
+          <w:color w:val="000000"/>
           <w:sz w:val="20"/>
         </w:rPr>
         <w:t xml:space="preserve">Tabela </w:t>
@@ -9364,6 +9622,7 @@
       <w:r>
         <w:rPr>
           <w:b w:val="0"/>
+          <w:color w:val="000000"/>
           <w:sz w:val="20"/>
         </w:rPr>
         <w:fldChar w:fldCharType="begin"/>
@@ -9371,6 +9630,7 @@
       <w:r>
         <w:rPr>
           <w:b w:val="0"/>
+          <w:color w:val="000000"/>
           <w:sz w:val="20"/>
         </w:rPr>
         <w:instrText xml:space="preserve"> SEQ Tabela \* ARABIC </w:instrText>
@@ -9378,6 +9638,7 @@
       <w:r>
         <w:rPr>
           <w:b w:val="0"/>
+          <w:color w:val="000000"/>
           <w:sz w:val="20"/>
         </w:rPr>
         <w:fldChar w:fldCharType="separate"/>
@@ -9386,6 +9647,7 @@
         <w:rPr>
           <w:b w:val="0"/>
           <w:noProof/>
+          <w:color w:val="000000"/>
           <w:sz w:val="20"/>
         </w:rPr>
         <w:t>6</w:t>
@@ -9393,6 +9655,7 @@
       <w:r>
         <w:rPr>
           <w:b w:val="0"/>
+          <w:color w:val="000000"/>
           <w:sz w:val="20"/>
         </w:rPr>
         <w:fldChar w:fldCharType="end"/>
@@ -9400,6 +9663,7 @@
       <w:r>
         <w:rPr>
           <w:b w:val="0"/>
+          <w:color w:val="000000"/>
           <w:sz w:val="20"/>
         </w:rPr>
         <w:t xml:space="preserve"> – Classificação dos aspectos quanto à confiança da medida.</w:t>
@@ -9422,6 +9686,7 @@
       </w:tblGrid>
       <w:tr>
         <w:trPr>
+          <w:cantSplit/>
           <w:jc w:val="center"/>
         </w:trPr>
         <w:tc>
@@ -9434,6 +9699,7 @@
           </w:tcPr>
           <w:p>
             <w:pPr>
+              <w:keepNext/>
               <w:spacing w:before="20" w:after="20" w:line="240" w:lineRule="auto"/>
             </w:pPr>
             <w:r>
@@ -9455,6 +9721,7 @@
           </w:tcPr>
           <w:p>
             <w:pPr>
+              <w:keepNext/>
               <w:spacing w:before="20" w:after="20" w:line="240" w:lineRule="auto"/>
               <w:jc w:val="right"/>
             </w:pPr>
@@ -9477,6 +9744,7 @@
           </w:tcPr>
           <w:p>
             <w:pPr>
+              <w:keepNext/>
               <w:spacing w:before="20" w:after="20" w:line="240" w:lineRule="auto"/>
               <w:jc w:val="right"/>
             </w:pPr>
@@ -9499,6 +9767,7 @@
           </w:tcPr>
           <w:p>
             <w:pPr>
+              <w:keepNext/>
               <w:spacing w:before="20" w:after="20" w:line="240" w:lineRule="auto"/>
               <w:jc w:val="right"/>
             </w:pPr>
@@ -9521,6 +9790,7 @@
           </w:tcPr>
           <w:p>
             <w:pPr>
+              <w:keepNext/>
               <w:spacing w:before="20" w:after="20" w:line="240" w:lineRule="auto"/>
             </w:pPr>
             <w:r>
@@ -9535,6 +9805,7 @@
       </w:tr>
       <w:tr>
         <w:trPr>
+          <w:cantSplit/>
           <w:jc w:val="center"/>
         </w:trPr>
         <w:tc>
@@ -9543,6 +9814,7 @@
           </w:tcPr>
           <w:p>
             <w:pPr>
+              <w:keepNext/>
               <w:spacing w:before="20" w:after="20" w:line="240" w:lineRule="auto"/>
             </w:pPr>
             <w:r>
@@ -9559,6 +9831,7 @@
           </w:tcPr>
           <w:p>
             <w:pPr>
+              <w:keepNext/>
               <w:spacing w:before="20" w:after="20" w:line="240" w:lineRule="auto"/>
               <w:jc w:val="right"/>
             </w:pPr>
@@ -9576,6 +9849,7 @@
           </w:tcPr>
           <w:p>
             <w:pPr>
+              <w:keepNext/>
               <w:spacing w:before="20" w:after="20" w:line="240" w:lineRule="auto"/>
               <w:jc w:val="right"/>
             </w:pPr>
@@ -9593,6 +9867,7 @@
           </w:tcPr>
           <w:p>
             <w:pPr>
+              <w:keepNext/>
               <w:spacing w:before="20" w:after="20" w:line="240" w:lineRule="auto"/>
               <w:jc w:val="right"/>
             </w:pPr>
@@ -9610,6 +9885,7 @@
           </w:tcPr>
           <w:p>
             <w:pPr>
+              <w:keepNext/>
               <w:spacing w:before="20" w:after="20" w:line="240" w:lineRule="auto"/>
             </w:pPr>
             <w:r>
@@ -9623,6 +9899,7 @@
       </w:tr>
       <w:tr>
         <w:trPr>
+          <w:cantSplit/>
           <w:jc w:val="center"/>
         </w:trPr>
         <w:tc>
@@ -9631,6 +9908,7 @@
           </w:tcPr>
           <w:p>
             <w:pPr>
+              <w:keepNext/>
               <w:spacing w:before="20" w:after="20" w:line="240" w:lineRule="auto"/>
             </w:pPr>
             <w:r>
@@ -9647,6 +9925,7 @@
           </w:tcPr>
           <w:p>
             <w:pPr>
+              <w:keepNext/>
               <w:spacing w:before="20" w:after="20" w:line="240" w:lineRule="auto"/>
               <w:jc w:val="right"/>
             </w:pPr>
@@ -9664,6 +9943,7 @@
           </w:tcPr>
           <w:p>
             <w:pPr>
+              <w:keepNext/>
               <w:spacing w:before="20" w:after="20" w:line="240" w:lineRule="auto"/>
               <w:jc w:val="right"/>
             </w:pPr>
@@ -9681,6 +9961,7 @@
           </w:tcPr>
           <w:p>
             <w:pPr>
+              <w:keepNext/>
               <w:spacing w:before="20" w:after="20" w:line="240" w:lineRule="auto"/>
               <w:jc w:val="right"/>
             </w:pPr>
@@ -9698,6 +9979,7 @@
           </w:tcPr>
           <w:p>
             <w:pPr>
+              <w:keepNext/>
               <w:spacing w:before="20" w:after="20" w:line="240" w:lineRule="auto"/>
             </w:pPr>
             <w:r>
@@ -9711,6 +9993,7 @@
       </w:tr>
       <w:tr>
         <w:trPr>
+          <w:cantSplit/>
           <w:jc w:val="center"/>
         </w:trPr>
         <w:tc>
@@ -9719,6 +10002,7 @@
           </w:tcPr>
           <w:p>
             <w:pPr>
+              <w:keepNext/>
               <w:spacing w:before="20" w:after="20" w:line="240" w:lineRule="auto"/>
             </w:pPr>
             <w:r>
@@ -9735,6 +10019,7 @@
           </w:tcPr>
           <w:p>
             <w:pPr>
+              <w:keepNext/>
               <w:spacing w:before="20" w:after="20" w:line="240" w:lineRule="auto"/>
               <w:jc w:val="right"/>
             </w:pPr>
@@ -9752,6 +10037,7 @@
           </w:tcPr>
           <w:p>
             <w:pPr>
+              <w:keepNext/>
               <w:spacing w:before="20" w:after="20" w:line="240" w:lineRule="auto"/>
               <w:jc w:val="right"/>
             </w:pPr>
@@ -9769,6 +10055,7 @@
           </w:tcPr>
           <w:p>
             <w:pPr>
+              <w:keepNext/>
               <w:spacing w:before="20" w:after="20" w:line="240" w:lineRule="auto"/>
               <w:jc w:val="right"/>
             </w:pPr>
@@ -9786,6 +10073,7 @@
           </w:tcPr>
           <w:p>
             <w:pPr>
+              <w:keepNext/>
               <w:spacing w:before="20" w:after="20" w:line="240" w:lineRule="auto"/>
             </w:pPr>
             <w:r>
@@ -9799,6 +10087,7 @@
       </w:tr>
       <w:tr>
         <w:trPr>
+          <w:cantSplit/>
           <w:jc w:val="center"/>
         </w:trPr>
         <w:tc>
@@ -9807,6 +10096,7 @@
           </w:tcPr>
           <w:p>
             <w:pPr>
+              <w:keepNext/>
               <w:spacing w:before="20" w:after="20" w:line="240" w:lineRule="auto"/>
             </w:pPr>
             <w:r>
@@ -9823,6 +10113,7 @@
           </w:tcPr>
           <w:p>
             <w:pPr>
+              <w:keepNext/>
               <w:spacing w:before="20" w:after="20" w:line="240" w:lineRule="auto"/>
               <w:jc w:val="right"/>
             </w:pPr>
@@ -9840,6 +10131,7 @@
           </w:tcPr>
           <w:p>
             <w:pPr>
+              <w:keepNext/>
               <w:spacing w:before="20" w:after="20" w:line="240" w:lineRule="auto"/>
               <w:jc w:val="right"/>
             </w:pPr>
@@ -9857,6 +10149,7 @@
           </w:tcPr>
           <w:p>
             <w:pPr>
+              <w:keepNext/>
               <w:spacing w:before="20" w:after="20" w:line="240" w:lineRule="auto"/>
               <w:jc w:val="right"/>
             </w:pPr>
@@ -9874,6 +10167,7 @@
           </w:tcPr>
           <w:p>
             <w:pPr>
+              <w:keepNext/>
               <w:spacing w:before="20" w:after="20" w:line="240" w:lineRule="auto"/>
             </w:pPr>
             <w:r>
@@ -9887,6 +10181,7 @@
       </w:tr>
       <w:tr>
         <w:trPr>
+          <w:cantSplit/>
           <w:jc w:val="center"/>
         </w:trPr>
         <w:tc>
@@ -9895,6 +10190,7 @@
           </w:tcPr>
           <w:p>
             <w:pPr>
+              <w:keepNext/>
               <w:spacing w:before="20" w:after="20" w:line="240" w:lineRule="auto"/>
             </w:pPr>
             <w:r>
@@ -9911,6 +10207,7 @@
           </w:tcPr>
           <w:p>
             <w:pPr>
+              <w:keepNext/>
               <w:spacing w:before="20" w:after="20" w:line="240" w:lineRule="auto"/>
               <w:jc w:val="right"/>
             </w:pPr>
@@ -9928,6 +10225,7 @@
           </w:tcPr>
           <w:p>
             <w:pPr>
+              <w:keepNext/>
               <w:spacing w:before="20" w:after="20" w:line="240" w:lineRule="auto"/>
               <w:jc w:val="right"/>
             </w:pPr>
@@ -9945,6 +10243,7 @@
           </w:tcPr>
           <w:p>
             <w:pPr>
+              <w:keepNext/>
               <w:spacing w:before="20" w:after="20" w:line="240" w:lineRule="auto"/>
               <w:jc w:val="right"/>
             </w:pPr>
@@ -9962,6 +10261,7 @@
           </w:tcPr>
           <w:p>
             <w:pPr>
+              <w:keepNext/>
               <w:spacing w:before="20" w:after="20" w:line="240" w:lineRule="auto"/>
             </w:pPr>
             <w:r>
@@ -9975,6 +10275,7 @@
       </w:tr>
       <w:tr>
         <w:trPr>
+          <w:cantSplit/>
           <w:jc w:val="center"/>
         </w:trPr>
         <w:tc>
@@ -9983,6 +10284,7 @@
           </w:tcPr>
           <w:p>
             <w:pPr>
+              <w:keepNext/>
               <w:spacing w:before="20" w:after="20" w:line="240" w:lineRule="auto"/>
             </w:pPr>
             <w:r>
@@ -9999,6 +10301,7 @@
           </w:tcPr>
           <w:p>
             <w:pPr>
+              <w:keepNext/>
               <w:spacing w:before="20" w:after="20" w:line="240" w:lineRule="auto"/>
               <w:jc w:val="right"/>
             </w:pPr>
@@ -10016,6 +10319,7 @@
           </w:tcPr>
           <w:p>
             <w:pPr>
+              <w:keepNext/>
               <w:spacing w:before="20" w:after="20" w:line="240" w:lineRule="auto"/>
               <w:jc w:val="right"/>
             </w:pPr>
@@ -10033,6 +10337,7 @@
           </w:tcPr>
           <w:p>
             <w:pPr>
+              <w:keepNext/>
               <w:spacing w:before="20" w:after="20" w:line="240" w:lineRule="auto"/>
               <w:jc w:val="right"/>
             </w:pPr>
@@ -10050,6 +10355,7 @@
           </w:tcPr>
           <w:p>
             <w:pPr>
+              <w:keepNext/>
               <w:spacing w:before="20" w:after="20" w:line="240" w:lineRule="auto"/>
             </w:pPr>
             <w:r>
@@ -10063,6 +10369,7 @@
       </w:tr>
       <w:tr>
         <w:trPr>
+          <w:cantSplit/>
           <w:jc w:val="center"/>
         </w:trPr>
         <w:tc>
@@ -10071,6 +10378,7 @@
           </w:tcPr>
           <w:p>
             <w:pPr>
+              <w:keepNext/>
               <w:spacing w:before="20" w:after="20" w:line="240" w:lineRule="auto"/>
             </w:pPr>
             <w:r>
@@ -10087,6 +10395,7 @@
           </w:tcPr>
           <w:p>
             <w:pPr>
+              <w:keepNext/>
               <w:spacing w:before="20" w:after="20" w:line="240" w:lineRule="auto"/>
               <w:jc w:val="right"/>
             </w:pPr>
@@ -10104,6 +10413,7 @@
           </w:tcPr>
           <w:p>
             <w:pPr>
+              <w:keepNext/>
               <w:spacing w:before="20" w:after="20" w:line="240" w:lineRule="auto"/>
               <w:jc w:val="right"/>
             </w:pPr>
@@ -10121,6 +10431,7 @@
           </w:tcPr>
           <w:p>
             <w:pPr>
+              <w:keepNext/>
               <w:spacing w:before="20" w:after="20" w:line="240" w:lineRule="auto"/>
               <w:jc w:val="right"/>
             </w:pPr>
@@ -10138,6 +10449,7 @@
           </w:tcPr>
           <w:p>
             <w:pPr>
+              <w:keepNext/>
               <w:spacing w:before="20" w:after="20" w:line="240" w:lineRule="auto"/>
             </w:pPr>
             <w:r>
@@ -10151,6 +10463,7 @@
       </w:tr>
       <w:tr>
         <w:trPr>
+          <w:cantSplit/>
           <w:jc w:val="center"/>
         </w:trPr>
         <w:tc>
@@ -10159,6 +10472,7 @@
           </w:tcPr>
           <w:p>
             <w:pPr>
+              <w:keepNext/>
               <w:spacing w:before="20" w:after="20" w:line="240" w:lineRule="auto"/>
             </w:pPr>
             <w:r>
@@ -10175,6 +10489,7 @@
           </w:tcPr>
           <w:p>
             <w:pPr>
+              <w:keepNext/>
               <w:spacing w:before="20" w:after="20" w:line="240" w:lineRule="auto"/>
               <w:jc w:val="right"/>
             </w:pPr>
@@ -10192,6 +10507,7 @@
           </w:tcPr>
           <w:p>
             <w:pPr>
+              <w:keepNext/>
               <w:spacing w:before="20" w:after="20" w:line="240" w:lineRule="auto"/>
               <w:jc w:val="right"/>
             </w:pPr>
@@ -10209,6 +10525,7 @@
           </w:tcPr>
           <w:p>
             <w:pPr>
+              <w:keepNext/>
               <w:spacing w:before="20" w:after="20" w:line="240" w:lineRule="auto"/>
               <w:jc w:val="right"/>
             </w:pPr>
@@ -10226,6 +10543,7 @@
           </w:tcPr>
           <w:p>
             <w:pPr>
+              <w:keepNext/>
               <w:spacing w:before="20" w:after="20" w:line="240" w:lineRule="auto"/>
             </w:pPr>
             <w:r>
@@ -10239,6 +10557,7 @@
       </w:tr>
       <w:tr>
         <w:trPr>
+          <w:cantSplit/>
           <w:jc w:val="center"/>
         </w:trPr>
         <w:tc>
@@ -10247,6 +10566,7 @@
           </w:tcPr>
           <w:p>
             <w:pPr>
+              <w:keepNext/>
               <w:spacing w:before="20" w:after="20" w:line="240" w:lineRule="auto"/>
             </w:pPr>
             <w:r>
@@ -10263,6 +10583,7 @@
           </w:tcPr>
           <w:p>
             <w:pPr>
+              <w:keepNext/>
               <w:spacing w:before="20" w:after="20" w:line="240" w:lineRule="auto"/>
               <w:jc w:val="right"/>
             </w:pPr>
@@ -10280,6 +10601,7 @@
           </w:tcPr>
           <w:p>
             <w:pPr>
+              <w:keepNext/>
               <w:spacing w:before="20" w:after="20" w:line="240" w:lineRule="auto"/>
               <w:jc w:val="right"/>
             </w:pPr>
@@ -10297,6 +10619,7 @@
           </w:tcPr>
           <w:p>
             <w:pPr>
+              <w:keepNext/>
               <w:spacing w:before="20" w:after="20" w:line="240" w:lineRule="auto"/>
               <w:jc w:val="right"/>
             </w:pPr>
@@ -10314,6 +10637,7 @@
           </w:tcPr>
           <w:p>
             <w:pPr>
+              <w:keepNext/>
               <w:spacing w:before="20" w:after="20" w:line="240" w:lineRule="auto"/>
             </w:pPr>
             <w:r>
@@ -10327,6 +10651,7 @@
       </w:tr>
       <w:tr>
         <w:trPr>
+          <w:cantSplit/>
           <w:jc w:val="center"/>
         </w:trPr>
         <w:tc>
@@ -10338,6 +10663,7 @@
           </w:tcPr>
           <w:p>
             <w:pPr>
+              <w:keepNext/>
               <w:spacing w:before="20" w:after="20" w:line="240" w:lineRule="auto"/>
             </w:pPr>
             <w:r>
@@ -10357,6 +10683,7 @@
           </w:tcPr>
           <w:p>
             <w:pPr>
+              <w:keepNext/>
               <w:spacing w:before="20" w:after="20" w:line="240" w:lineRule="auto"/>
               <w:jc w:val="right"/>
             </w:pPr>
@@ -10377,6 +10704,7 @@
           </w:tcPr>
           <w:p>
             <w:pPr>
+              <w:keepNext/>
               <w:spacing w:before="20" w:after="20" w:line="240" w:lineRule="auto"/>
               <w:jc w:val="right"/>
             </w:pPr>
@@ -10397,6 +10725,7 @@
           </w:tcPr>
           <w:p>
             <w:pPr>
+              <w:keepNext/>
               <w:spacing w:before="20" w:after="20" w:line="240" w:lineRule="auto"/>
               <w:jc w:val="right"/>
             </w:pPr>
@@ -10417,6 +10746,7 @@
           </w:tcPr>
           <w:p>
             <w:pPr>
+              <w:keepNext/>
               <w:spacing w:before="20" w:after="20" w:line="240" w:lineRule="auto"/>
             </w:pPr>
             <w:r>
@@ -10445,18 +10775,18 @@
         <w:pStyle w:val="Corpodotexto"/>
       </w:pPr>
       <w:r>
-        <w:t xml:space="preserve">São confiáveis limpeza, localização e custo-benefício. Os sete restantes pedem cautela. Duas consequências valem para as seções seguintes. O aspecto de maior peso na Seção 5, </w:t>
-      </w:r>
-      <w:r>
         <w:lastRenderedPageBreak/>
-        <w:t>comodidades, está entre os que pedem cautela, por ter atribuição imprecisa e nenhuma subnota que o valide. Por isso a leitura prática se apoia nos tópicos finos de queixa e elogio, cuja atribuição é melhor (65% de acerto de aspecto nos tópicos diretos). Os pesos por aspecto são apresentados como indicativos. Além disso, nenhum resultado por aspecto deve ser lido sem a classificação correspondente.</w:t>
+        <w:t>São confiáveis limpeza, localização e custo-benefício. Os sete restantes pedem cautela. Duas consequências valem para as seções seguintes. O aspecto de maior peso na Seção 5, comodidades, está entre os que pedem cautela, por ter atribuição imprecisa e nenhuma subnota que o valide. Por isso a leitura prática se apoia nos tópicos finos de queixa e elogio, cuja atribuição é melhor (65% de acerto de aspecto nos tópicos diretos). Os pesos por aspecto são apresentados como indicativos. Além disso, nenhum resultad</w:t>
+      </w:r>
+      <w:r>
+        <w:t>o por aspecto deve ser lido sem a classificação correspondente.</w:t>
       </w:r>
     </w:p>
     <w:p>
       <w:pPr>
         <w:pStyle w:val="Ttulo1"/>
       </w:pPr>
-      <w:bookmarkStart w:id="29" w:name="_Toc242739028"/>
+      <w:bookmarkStart w:id="29" w:name="_Toc242741467"/>
       <w:r>
         <w:lastRenderedPageBreak/>
         <w:t>5 O QUE O TEXTO REVELA SOBRE A NOTA</w:t>
@@ -10475,7 +10805,7 @@
       <w:pPr>
         <w:pStyle w:val="Ttulo2"/>
       </w:pPr>
-      <w:bookmarkStart w:id="30" w:name="_Toc242739029"/>
+      <w:bookmarkStart w:id="30" w:name="_Toc242741468"/>
       <w:r>
         <w:t>5.1 IMPORTÂNCIA DOS ASPECTOS</w:t>
       </w:r>
@@ -10525,10 +10855,11 @@
         <w:keepNext/>
         <w:spacing w:before="120" w:after="80"/>
       </w:pPr>
-      <w:bookmarkStart w:id="31" w:name="_Toc242739051"/>
+      <w:bookmarkStart w:id="31" w:name="_Toc242741490"/>
       <w:r>
         <w:rPr>
           <w:b w:val="0"/>
+          <w:color w:val="000000"/>
           <w:sz w:val="20"/>
         </w:rPr>
         <w:t xml:space="preserve">Tabela </w:t>
@@ -10536,6 +10867,7 @@
       <w:r>
         <w:rPr>
           <w:b w:val="0"/>
+          <w:color w:val="000000"/>
           <w:sz w:val="20"/>
         </w:rPr>
         <w:fldChar w:fldCharType="begin"/>
@@ -10543,6 +10875,7 @@
       <w:r>
         <w:rPr>
           <w:b w:val="0"/>
+          <w:color w:val="000000"/>
           <w:sz w:val="20"/>
         </w:rPr>
         <w:instrText xml:space="preserve"> SEQ Tabela \* ARABIC </w:instrText>
@@ -10550,6 +10883,7 @@
       <w:r>
         <w:rPr>
           <w:b w:val="0"/>
+          <w:color w:val="000000"/>
           <w:sz w:val="20"/>
         </w:rPr>
         <w:fldChar w:fldCharType="separate"/>
@@ -10558,6 +10892,7 @@
         <w:rPr>
           <w:b w:val="0"/>
           <w:noProof/>
+          <w:color w:val="000000"/>
           <w:sz w:val="20"/>
         </w:rPr>
         <w:t>7</w:t>
@@ -10565,6 +10900,7 @@
       <w:r>
         <w:rPr>
           <w:b w:val="0"/>
+          <w:color w:val="000000"/>
           <w:sz w:val="20"/>
         </w:rPr>
         <w:fldChar w:fldCharType="end"/>
@@ -10572,6 +10908,7 @@
       <w:r>
         <w:rPr>
           <w:b w:val="0"/>
+          <w:color w:val="000000"/>
           <w:sz w:val="20"/>
         </w:rPr>
         <w:t xml:space="preserve"> – Parcela do </w:t>
@@ -10580,6 +10917,7 @@
         <w:rPr>
           <w:b w:val="0"/>
           <w:i/>
+          <w:color w:val="000000"/>
           <w:sz w:val="20"/>
         </w:rPr>
         <w:t>R</w:t>
@@ -10587,6 +10925,7 @@
       <w:r>
         <w:rPr>
           <w:b w:val="0"/>
+          <w:color w:val="000000"/>
           <w:sz w:val="20"/>
           <w:vertAlign w:val="superscript"/>
         </w:rPr>
@@ -10595,6 +10934,7 @@
       <w:r>
         <w:rPr>
           <w:b w:val="0"/>
+          <w:color w:val="000000"/>
           <w:sz w:val="20"/>
         </w:rPr>
         <w:t xml:space="preserve"> da nota global atribuída a cada aspecto (decomposição LMG).</w:t>
@@ -10616,6 +10956,7 @@
       </w:tblGrid>
       <w:tr>
         <w:trPr>
+          <w:cantSplit/>
           <w:jc w:val="center"/>
         </w:trPr>
         <w:tc>
@@ -10628,6 +10969,7 @@
           </w:tcPr>
           <w:p>
             <w:pPr>
+              <w:keepNext/>
               <w:spacing w:before="20" w:after="20" w:line="240" w:lineRule="auto"/>
             </w:pPr>
             <w:r>
@@ -10649,6 +10991,7 @@
           </w:tcPr>
           <w:p>
             <w:pPr>
+              <w:keepNext/>
               <w:spacing w:before="20" w:after="20" w:line="240" w:lineRule="auto"/>
               <w:jc w:val="right"/>
             </w:pPr>
@@ -10671,6 +11014,7 @@
           </w:tcPr>
           <w:p>
             <w:pPr>
+              <w:keepNext/>
               <w:spacing w:before="20" w:after="20" w:line="240" w:lineRule="auto"/>
               <w:jc w:val="right"/>
             </w:pPr>
@@ -10693,6 +11037,7 @@
           </w:tcPr>
           <w:p>
             <w:pPr>
+              <w:keepNext/>
               <w:spacing w:before="20" w:after="20" w:line="240" w:lineRule="auto"/>
             </w:pPr>
             <w:r>
@@ -10707,6 +11052,7 @@
       </w:tr>
       <w:tr>
         <w:trPr>
+          <w:cantSplit/>
           <w:jc w:val="center"/>
         </w:trPr>
         <w:tc>
@@ -10715,6 +11061,7 @@
           </w:tcPr>
           <w:p>
             <w:pPr>
+              <w:keepNext/>
               <w:spacing w:before="20" w:after="20" w:line="240" w:lineRule="auto"/>
             </w:pPr>
             <w:r>
@@ -10731,6 +11078,7 @@
           </w:tcPr>
           <w:p>
             <w:pPr>
+              <w:keepNext/>
               <w:spacing w:before="20" w:after="20" w:line="240" w:lineRule="auto"/>
               <w:jc w:val="right"/>
             </w:pPr>
@@ -10748,6 +11096,7 @@
           </w:tcPr>
           <w:p>
             <w:pPr>
+              <w:keepNext/>
               <w:spacing w:before="20" w:after="20" w:line="240" w:lineRule="auto"/>
               <w:jc w:val="right"/>
             </w:pPr>
@@ -10765,6 +11114,7 @@
           </w:tcPr>
           <w:p>
             <w:pPr>
+              <w:keepNext/>
               <w:spacing w:before="20" w:after="20" w:line="240" w:lineRule="auto"/>
             </w:pPr>
             <w:r>
@@ -10778,6 +11128,7 @@
       </w:tr>
       <w:tr>
         <w:trPr>
+          <w:cantSplit/>
           <w:jc w:val="center"/>
         </w:trPr>
         <w:tc>
@@ -10786,6 +11137,7 @@
           </w:tcPr>
           <w:p>
             <w:pPr>
+              <w:keepNext/>
               <w:spacing w:before="20" w:after="20" w:line="240" w:lineRule="auto"/>
             </w:pPr>
             <w:r>
@@ -10802,6 +11154,7 @@
           </w:tcPr>
           <w:p>
             <w:pPr>
+              <w:keepNext/>
               <w:spacing w:before="20" w:after="20" w:line="240" w:lineRule="auto"/>
               <w:jc w:val="right"/>
             </w:pPr>
@@ -10819,6 +11172,7 @@
           </w:tcPr>
           <w:p>
             <w:pPr>
+              <w:keepNext/>
               <w:spacing w:before="20" w:after="20" w:line="240" w:lineRule="auto"/>
               <w:jc w:val="right"/>
             </w:pPr>
@@ -10836,6 +11190,7 @@
           </w:tcPr>
           <w:p>
             <w:pPr>
+              <w:keepNext/>
               <w:spacing w:before="20" w:after="20" w:line="240" w:lineRule="auto"/>
             </w:pPr>
             <w:r>
@@ -10849,6 +11204,7 @@
       </w:tr>
       <w:tr>
         <w:trPr>
+          <w:cantSplit/>
           <w:jc w:val="center"/>
         </w:trPr>
         <w:tc>
@@ -10857,6 +11213,7 @@
           </w:tcPr>
           <w:p>
             <w:pPr>
+              <w:keepNext/>
               <w:spacing w:before="20" w:after="20" w:line="240" w:lineRule="auto"/>
             </w:pPr>
             <w:r>
@@ -10873,6 +11230,7 @@
           </w:tcPr>
           <w:p>
             <w:pPr>
+              <w:keepNext/>
               <w:spacing w:before="20" w:after="20" w:line="240" w:lineRule="auto"/>
               <w:jc w:val="right"/>
             </w:pPr>
@@ -10890,6 +11248,7 @@
           </w:tcPr>
           <w:p>
             <w:pPr>
+              <w:keepNext/>
               <w:spacing w:before="20" w:after="20" w:line="240" w:lineRule="auto"/>
               <w:jc w:val="right"/>
             </w:pPr>
@@ -10907,6 +11266,7 @@
           </w:tcPr>
           <w:p>
             <w:pPr>
+              <w:keepNext/>
               <w:spacing w:before="20" w:after="20" w:line="240" w:lineRule="auto"/>
             </w:pPr>
             <w:r>
@@ -10920,6 +11280,7 @@
       </w:tr>
       <w:tr>
         <w:trPr>
+          <w:cantSplit/>
           <w:jc w:val="center"/>
         </w:trPr>
         <w:tc>
@@ -10928,6 +11289,7 @@
           </w:tcPr>
           <w:p>
             <w:pPr>
+              <w:keepNext/>
               <w:spacing w:before="20" w:after="20" w:line="240" w:lineRule="auto"/>
             </w:pPr>
             <w:r>
@@ -10944,6 +11306,7 @@
           </w:tcPr>
           <w:p>
             <w:pPr>
+              <w:keepNext/>
               <w:spacing w:before="20" w:after="20" w:line="240" w:lineRule="auto"/>
               <w:jc w:val="right"/>
             </w:pPr>
@@ -10961,6 +11324,7 @@
           </w:tcPr>
           <w:p>
             <w:pPr>
+              <w:keepNext/>
               <w:spacing w:before="20" w:after="20" w:line="240" w:lineRule="auto"/>
               <w:jc w:val="right"/>
             </w:pPr>
@@ -10978,6 +11342,7 @@
           </w:tcPr>
           <w:p>
             <w:pPr>
+              <w:keepNext/>
               <w:spacing w:before="20" w:after="20" w:line="240" w:lineRule="auto"/>
             </w:pPr>
             <w:r>
@@ -10991,6 +11356,7 @@
       </w:tr>
       <w:tr>
         <w:trPr>
+          <w:cantSplit/>
           <w:jc w:val="center"/>
         </w:trPr>
         <w:tc>
@@ -10999,6 +11365,7 @@
           </w:tcPr>
           <w:p>
             <w:pPr>
+              <w:keepNext/>
               <w:spacing w:before="20" w:after="20" w:line="240" w:lineRule="auto"/>
             </w:pPr>
             <w:r>
@@ -11015,6 +11382,7 @@
           </w:tcPr>
           <w:p>
             <w:pPr>
+              <w:keepNext/>
               <w:spacing w:before="20" w:after="20" w:line="240" w:lineRule="auto"/>
               <w:jc w:val="right"/>
             </w:pPr>
@@ -11032,6 +11400,7 @@
           </w:tcPr>
           <w:p>
             <w:pPr>
+              <w:keepNext/>
               <w:spacing w:before="20" w:after="20" w:line="240" w:lineRule="auto"/>
               <w:jc w:val="right"/>
             </w:pPr>
@@ -11049,6 +11418,7 @@
           </w:tcPr>
           <w:p>
             <w:pPr>
+              <w:keepNext/>
               <w:spacing w:before="20" w:after="20" w:line="240" w:lineRule="auto"/>
             </w:pPr>
             <w:r>
@@ -11062,6 +11432,7 @@
       </w:tr>
       <w:tr>
         <w:trPr>
+          <w:cantSplit/>
           <w:jc w:val="center"/>
         </w:trPr>
         <w:tc>
@@ -11070,6 +11441,7 @@
           </w:tcPr>
           <w:p>
             <w:pPr>
+              <w:keepNext/>
               <w:spacing w:before="20" w:after="20" w:line="240" w:lineRule="auto"/>
             </w:pPr>
             <w:r>
@@ -11086,6 +11458,7 @@
           </w:tcPr>
           <w:p>
             <w:pPr>
+              <w:keepNext/>
               <w:spacing w:before="20" w:after="20" w:line="240" w:lineRule="auto"/>
               <w:jc w:val="right"/>
             </w:pPr>
@@ -11103,6 +11476,7 @@
           </w:tcPr>
           <w:p>
             <w:pPr>
+              <w:keepNext/>
               <w:spacing w:before="20" w:after="20" w:line="240" w:lineRule="auto"/>
               <w:jc w:val="right"/>
             </w:pPr>
@@ -11120,6 +11494,7 @@
           </w:tcPr>
           <w:p>
             <w:pPr>
+              <w:keepNext/>
               <w:spacing w:before="20" w:after="20" w:line="240" w:lineRule="auto"/>
             </w:pPr>
             <w:r>
@@ -11133,6 +11508,7 @@
       </w:tr>
       <w:tr>
         <w:trPr>
+          <w:cantSplit/>
           <w:jc w:val="center"/>
         </w:trPr>
         <w:tc>
@@ -11141,6 +11517,7 @@
           </w:tcPr>
           <w:p>
             <w:pPr>
+              <w:keepNext/>
               <w:spacing w:before="20" w:after="20" w:line="240" w:lineRule="auto"/>
             </w:pPr>
             <w:r>
@@ -11157,6 +11534,7 @@
           </w:tcPr>
           <w:p>
             <w:pPr>
+              <w:keepNext/>
               <w:spacing w:before="20" w:after="20" w:line="240" w:lineRule="auto"/>
               <w:jc w:val="right"/>
             </w:pPr>
@@ -11174,6 +11552,7 @@
           </w:tcPr>
           <w:p>
             <w:pPr>
+              <w:keepNext/>
               <w:spacing w:before="20" w:after="20" w:line="240" w:lineRule="auto"/>
               <w:jc w:val="right"/>
             </w:pPr>
@@ -11191,6 +11570,7 @@
           </w:tcPr>
           <w:p>
             <w:pPr>
+              <w:keepNext/>
               <w:spacing w:before="20" w:after="20" w:line="240" w:lineRule="auto"/>
             </w:pPr>
             <w:r>
@@ -11204,6 +11584,7 @@
       </w:tr>
       <w:tr>
         <w:trPr>
+          <w:cantSplit/>
           <w:jc w:val="center"/>
         </w:trPr>
         <w:tc>
@@ -11212,6 +11593,7 @@
           </w:tcPr>
           <w:p>
             <w:pPr>
+              <w:keepNext/>
               <w:spacing w:before="20" w:after="20" w:line="240" w:lineRule="auto"/>
             </w:pPr>
             <w:r>
@@ -11228,6 +11610,7 @@
           </w:tcPr>
           <w:p>
             <w:pPr>
+              <w:keepNext/>
               <w:spacing w:before="20" w:after="20" w:line="240" w:lineRule="auto"/>
               <w:jc w:val="right"/>
             </w:pPr>
@@ -11245,6 +11628,7 @@
           </w:tcPr>
           <w:p>
             <w:pPr>
+              <w:keepNext/>
               <w:spacing w:before="20" w:after="20" w:line="240" w:lineRule="auto"/>
               <w:jc w:val="right"/>
             </w:pPr>
@@ -11262,6 +11646,7 @@
           </w:tcPr>
           <w:p>
             <w:pPr>
+              <w:keepNext/>
               <w:spacing w:before="20" w:after="20" w:line="240" w:lineRule="auto"/>
             </w:pPr>
             <w:r>
@@ -11275,6 +11660,7 @@
       </w:tr>
       <w:tr>
         <w:trPr>
+          <w:cantSplit/>
           <w:jc w:val="center"/>
         </w:trPr>
         <w:tc>
@@ -11283,6 +11669,7 @@
           </w:tcPr>
           <w:p>
             <w:pPr>
+              <w:keepNext/>
               <w:spacing w:before="20" w:after="20" w:line="240" w:lineRule="auto"/>
             </w:pPr>
             <w:r>
@@ -11299,6 +11686,7 @@
           </w:tcPr>
           <w:p>
             <w:pPr>
+              <w:keepNext/>
               <w:spacing w:before="20" w:after="20" w:line="240" w:lineRule="auto"/>
               <w:jc w:val="right"/>
             </w:pPr>
@@ -11316,6 +11704,7 @@
           </w:tcPr>
           <w:p>
             <w:pPr>
+              <w:keepNext/>
               <w:spacing w:before="20" w:after="20" w:line="240" w:lineRule="auto"/>
               <w:jc w:val="right"/>
             </w:pPr>
@@ -11333,6 +11722,7 @@
           </w:tcPr>
           <w:p>
             <w:pPr>
+              <w:keepNext/>
               <w:spacing w:before="20" w:after="20" w:line="240" w:lineRule="auto"/>
             </w:pPr>
             <w:r>
@@ -11346,6 +11736,7 @@
       </w:tr>
       <w:tr>
         <w:trPr>
+          <w:cantSplit/>
           <w:jc w:val="center"/>
         </w:trPr>
         <w:tc>
@@ -11357,6 +11748,7 @@
           </w:tcPr>
           <w:p>
             <w:pPr>
+              <w:keepNext/>
               <w:spacing w:before="20" w:after="20" w:line="240" w:lineRule="auto"/>
             </w:pPr>
             <w:r>
@@ -11376,6 +11768,7 @@
           </w:tcPr>
           <w:p>
             <w:pPr>
+              <w:keepNext/>
               <w:spacing w:before="20" w:after="20" w:line="240" w:lineRule="auto"/>
               <w:jc w:val="right"/>
             </w:pPr>
@@ -11396,6 +11789,7 @@
           </w:tcPr>
           <w:p>
             <w:pPr>
+              <w:keepNext/>
               <w:spacing w:before="20" w:after="20" w:line="240" w:lineRule="auto"/>
               <w:jc w:val="right"/>
             </w:pPr>
@@ -11416,6 +11810,7 @@
           </w:tcPr>
           <w:p>
             <w:pPr>
+              <w:keepNext/>
               <w:spacing w:before="20" w:after="20" w:line="240" w:lineRule="auto"/>
             </w:pPr>
             <w:r>
@@ -11483,10 +11878,11 @@
         <w:keepNext/>
         <w:spacing w:before="120" w:after="80"/>
       </w:pPr>
-      <w:bookmarkStart w:id="32" w:name="_Toc242739052"/>
+      <w:bookmarkStart w:id="32" w:name="_Toc242741491"/>
       <w:r>
         <w:rPr>
           <w:b w:val="0"/>
+          <w:color w:val="000000"/>
           <w:sz w:val="20"/>
         </w:rPr>
         <w:t xml:space="preserve">Tabela </w:t>
@@ -11494,6 +11890,7 @@
       <w:r>
         <w:rPr>
           <w:b w:val="0"/>
+          <w:color w:val="000000"/>
           <w:sz w:val="20"/>
         </w:rPr>
         <w:fldChar w:fldCharType="begin"/>
@@ -11501,6 +11898,7 @@
       <w:r>
         <w:rPr>
           <w:b w:val="0"/>
+          <w:color w:val="000000"/>
           <w:sz w:val="20"/>
         </w:rPr>
         <w:instrText xml:space="preserve"> SEQ Tabela \* ARABIC </w:instrText>
@@ -11508,6 +11906,7 @@
       <w:r>
         <w:rPr>
           <w:b w:val="0"/>
+          <w:color w:val="000000"/>
           <w:sz w:val="20"/>
         </w:rPr>
         <w:fldChar w:fldCharType="separate"/>
@@ -11516,6 +11915,7 @@
         <w:rPr>
           <w:b w:val="0"/>
           <w:noProof/>
+          <w:color w:val="000000"/>
           <w:sz w:val="20"/>
         </w:rPr>
         <w:t>8</w:t>
@@ -11523,6 +11923,7 @@
       <w:r>
         <w:rPr>
           <w:b w:val="0"/>
+          <w:color w:val="000000"/>
           <w:sz w:val="20"/>
         </w:rPr>
         <w:fldChar w:fldCharType="end"/>
@@ -11530,6 +11931,7 @@
       <w:r>
         <w:rPr>
           <w:b w:val="0"/>
+          <w:color w:val="000000"/>
           <w:sz w:val="20"/>
         </w:rPr>
         <w:t xml:space="preserve"> – Decomposição LMG de cada subnota: parcela do aspecto correspondente.</w:t>
@@ -11553,6 +11955,7 @@
       </w:tblGrid>
       <w:tr>
         <w:trPr>
+          <w:cantSplit/>
           <w:jc w:val="center"/>
         </w:trPr>
         <w:tc>
@@ -11565,6 +11968,7 @@
           </w:tcPr>
           <w:p>
             <w:pPr>
+              <w:keepNext/>
               <w:spacing w:before="20" w:after="20" w:line="240" w:lineRule="auto"/>
             </w:pPr>
             <w:r>
@@ -11586,6 +11990,7 @@
           </w:tcPr>
           <w:p>
             <w:pPr>
+              <w:keepNext/>
               <w:spacing w:before="20" w:after="20" w:line="240" w:lineRule="auto"/>
               <w:jc w:val="right"/>
             </w:pPr>
@@ -11624,6 +12029,7 @@
           </w:tcPr>
           <w:p>
             <w:pPr>
+              <w:keepNext/>
               <w:spacing w:before="20" w:after="20" w:line="240" w:lineRule="auto"/>
             </w:pPr>
             <w:r>
@@ -11645,6 +12051,7 @@
           </w:tcPr>
           <w:p>
             <w:pPr>
+              <w:keepNext/>
               <w:spacing w:before="20" w:after="20" w:line="240" w:lineRule="auto"/>
               <w:jc w:val="right"/>
             </w:pPr>
@@ -11667,6 +12074,7 @@
           </w:tcPr>
           <w:p>
             <w:pPr>
+              <w:keepNext/>
               <w:spacing w:before="20" w:after="20" w:line="240" w:lineRule="auto"/>
               <w:jc w:val="right"/>
             </w:pPr>
@@ -11689,6 +12097,7 @@
           </w:tcPr>
           <w:p>
             <w:pPr>
+              <w:keepNext/>
               <w:spacing w:before="20" w:after="20" w:line="240" w:lineRule="auto"/>
             </w:pPr>
             <w:r>
@@ -11703,6 +12112,7 @@
       </w:tr>
       <w:tr>
         <w:trPr>
+          <w:cantSplit/>
           <w:jc w:val="center"/>
         </w:trPr>
         <w:tc>
@@ -11711,6 +12121,7 @@
           </w:tcPr>
           <w:p>
             <w:pPr>
+              <w:keepNext/>
               <w:spacing w:before="20" w:after="20" w:line="240" w:lineRule="auto"/>
             </w:pPr>
             <w:r>
@@ -11728,6 +12139,7 @@
           </w:tcPr>
           <w:p>
             <w:pPr>
+              <w:keepNext/>
               <w:spacing w:before="20" w:after="20" w:line="240" w:lineRule="auto"/>
               <w:jc w:val="right"/>
             </w:pPr>
@@ -11745,6 +12157,7 @@
           </w:tcPr>
           <w:p>
             <w:pPr>
+              <w:keepNext/>
               <w:spacing w:before="20" w:after="20" w:line="240" w:lineRule="auto"/>
             </w:pPr>
             <w:r>
@@ -11761,6 +12174,7 @@
           </w:tcPr>
           <w:p>
             <w:pPr>
+              <w:keepNext/>
               <w:spacing w:before="20" w:after="20" w:line="240" w:lineRule="auto"/>
               <w:jc w:val="right"/>
             </w:pPr>
@@ -11778,6 +12192,7 @@
           </w:tcPr>
           <w:p>
             <w:pPr>
+              <w:keepNext/>
               <w:spacing w:before="20" w:after="20" w:line="240" w:lineRule="auto"/>
               <w:jc w:val="right"/>
             </w:pPr>
@@ -11795,6 +12210,7 @@
           </w:tcPr>
           <w:p>
             <w:pPr>
+              <w:keepNext/>
               <w:spacing w:before="20" w:after="20" w:line="240" w:lineRule="auto"/>
             </w:pPr>
             <w:r>
@@ -11808,6 +12224,7 @@
       </w:tr>
       <w:tr>
         <w:trPr>
+          <w:cantSplit/>
           <w:jc w:val="center"/>
         </w:trPr>
         <w:tc>
@@ -11816,6 +12233,7 @@
           </w:tcPr>
           <w:p>
             <w:pPr>
+              <w:keepNext/>
               <w:spacing w:before="20" w:after="20" w:line="240" w:lineRule="auto"/>
             </w:pPr>
             <w:r>
@@ -11833,6 +12251,7 @@
           </w:tcPr>
           <w:p>
             <w:pPr>
+              <w:keepNext/>
               <w:spacing w:before="20" w:after="20" w:line="240" w:lineRule="auto"/>
               <w:jc w:val="right"/>
             </w:pPr>
@@ -11850,6 +12269,7 @@
           </w:tcPr>
           <w:p>
             <w:pPr>
+              <w:keepNext/>
               <w:spacing w:before="20" w:after="20" w:line="240" w:lineRule="auto"/>
             </w:pPr>
             <w:r>
@@ -11866,6 +12286,7 @@
           </w:tcPr>
           <w:p>
             <w:pPr>
+              <w:keepNext/>
               <w:spacing w:before="20" w:after="20" w:line="240" w:lineRule="auto"/>
               <w:jc w:val="right"/>
             </w:pPr>
@@ -11883,6 +12304,7 @@
           </w:tcPr>
           <w:p>
             <w:pPr>
+              <w:keepNext/>
               <w:spacing w:before="20" w:after="20" w:line="240" w:lineRule="auto"/>
               <w:jc w:val="right"/>
             </w:pPr>
@@ -11900,6 +12322,7 @@
           </w:tcPr>
           <w:p>
             <w:pPr>
+              <w:keepNext/>
               <w:spacing w:before="20" w:after="20" w:line="240" w:lineRule="auto"/>
             </w:pPr>
             <w:r>
@@ -11913,6 +12336,7 @@
       </w:tr>
       <w:tr>
         <w:trPr>
+          <w:cantSplit/>
           <w:jc w:val="center"/>
         </w:trPr>
         <w:tc>
@@ -11921,6 +12345,7 @@
           </w:tcPr>
           <w:p>
             <w:pPr>
+              <w:keepNext/>
               <w:spacing w:before="20" w:after="20" w:line="240" w:lineRule="auto"/>
             </w:pPr>
             <w:r>
@@ -11938,6 +12363,7 @@
           </w:tcPr>
           <w:p>
             <w:pPr>
+              <w:keepNext/>
               <w:spacing w:before="20" w:after="20" w:line="240" w:lineRule="auto"/>
               <w:jc w:val="right"/>
             </w:pPr>
@@ -11955,6 +12381,7 @@
           </w:tcPr>
           <w:p>
             <w:pPr>
+              <w:keepNext/>
               <w:spacing w:before="20" w:after="20" w:line="240" w:lineRule="auto"/>
             </w:pPr>
             <w:r>
@@ -11971,6 +12398,7 @@
           </w:tcPr>
           <w:p>
             <w:pPr>
+              <w:keepNext/>
               <w:spacing w:before="20" w:after="20" w:line="240" w:lineRule="auto"/>
               <w:jc w:val="right"/>
             </w:pPr>
@@ -11988,6 +12416,7 @@
           </w:tcPr>
           <w:p>
             <w:pPr>
+              <w:keepNext/>
               <w:spacing w:before="20" w:after="20" w:line="240" w:lineRule="auto"/>
               <w:jc w:val="right"/>
             </w:pPr>
@@ -12005,6 +12434,7 @@
           </w:tcPr>
           <w:p>
             <w:pPr>
+              <w:keepNext/>
               <w:spacing w:before="20" w:after="20" w:line="240" w:lineRule="auto"/>
             </w:pPr>
             <w:r>
@@ -12018,6 +12448,7 @@
       </w:tr>
       <w:tr>
         <w:trPr>
+          <w:cantSplit/>
           <w:jc w:val="center"/>
         </w:trPr>
         <w:tc>
@@ -12026,6 +12457,7 @@
           </w:tcPr>
           <w:p>
             <w:pPr>
+              <w:keepNext/>
               <w:spacing w:before="20" w:after="20" w:line="240" w:lineRule="auto"/>
             </w:pPr>
             <w:r>
@@ -12043,6 +12475,7 @@
           </w:tcPr>
           <w:p>
             <w:pPr>
+              <w:keepNext/>
               <w:spacing w:before="20" w:after="20" w:line="240" w:lineRule="auto"/>
               <w:jc w:val="right"/>
             </w:pPr>
@@ -12060,6 +12493,7 @@
           </w:tcPr>
           <w:p>
             <w:pPr>
+              <w:keepNext/>
               <w:spacing w:before="20" w:after="20" w:line="240" w:lineRule="auto"/>
             </w:pPr>
             <w:r>
@@ -12076,6 +12510,7 @@
           </w:tcPr>
           <w:p>
             <w:pPr>
+              <w:keepNext/>
               <w:spacing w:before="20" w:after="20" w:line="240" w:lineRule="auto"/>
               <w:jc w:val="right"/>
             </w:pPr>
@@ -12093,6 +12528,7 @@
           </w:tcPr>
           <w:p>
             <w:pPr>
+              <w:keepNext/>
               <w:spacing w:before="20" w:after="20" w:line="240" w:lineRule="auto"/>
               <w:jc w:val="right"/>
             </w:pPr>
@@ -12110,6 +12546,7 @@
           </w:tcPr>
           <w:p>
             <w:pPr>
+              <w:keepNext/>
               <w:spacing w:before="20" w:after="20" w:line="240" w:lineRule="auto"/>
             </w:pPr>
             <w:r>
@@ -12123,6 +12560,7 @@
       </w:tr>
       <w:tr>
         <w:trPr>
+          <w:cantSplit/>
           <w:jc w:val="center"/>
         </w:trPr>
         <w:tc>
@@ -12131,6 +12569,7 @@
           </w:tcPr>
           <w:p>
             <w:pPr>
+              <w:keepNext/>
               <w:spacing w:before="20" w:after="20" w:line="240" w:lineRule="auto"/>
             </w:pPr>
             <w:r>
@@ -12148,6 +12587,7 @@
           </w:tcPr>
           <w:p>
             <w:pPr>
+              <w:keepNext/>
               <w:spacing w:before="20" w:after="20" w:line="240" w:lineRule="auto"/>
               <w:jc w:val="right"/>
             </w:pPr>
@@ -12165,6 +12605,7 @@
           </w:tcPr>
           <w:p>
             <w:pPr>
+              <w:keepNext/>
               <w:spacing w:before="20" w:after="20" w:line="240" w:lineRule="auto"/>
             </w:pPr>
             <w:r>
@@ -12181,6 +12622,7 @@
           </w:tcPr>
           <w:p>
             <w:pPr>
+              <w:keepNext/>
               <w:spacing w:before="20" w:after="20" w:line="240" w:lineRule="auto"/>
               <w:jc w:val="right"/>
             </w:pPr>
@@ -12198,6 +12640,7 @@
           </w:tcPr>
           <w:p>
             <w:pPr>
+              <w:keepNext/>
               <w:spacing w:before="20" w:after="20" w:line="240" w:lineRule="auto"/>
               <w:jc w:val="right"/>
             </w:pPr>
@@ -12215,6 +12658,7 @@
           </w:tcPr>
           <w:p>
             <w:pPr>
+              <w:keepNext/>
               <w:spacing w:before="20" w:after="20" w:line="240" w:lineRule="auto"/>
             </w:pPr>
             <w:r>
@@ -12228,6 +12672,7 @@
       </w:tr>
       <w:tr>
         <w:trPr>
+          <w:cantSplit/>
           <w:jc w:val="center"/>
         </w:trPr>
         <w:tc>
@@ -12239,6 +12684,7 @@
           </w:tcPr>
           <w:p>
             <w:pPr>
+              <w:keepNext/>
               <w:spacing w:before="20" w:after="20" w:line="240" w:lineRule="auto"/>
             </w:pPr>
             <w:r>
@@ -12259,6 +12705,7 @@
           </w:tcPr>
           <w:p>
             <w:pPr>
+              <w:keepNext/>
               <w:spacing w:before="20" w:after="20" w:line="240" w:lineRule="auto"/>
               <w:jc w:val="right"/>
             </w:pPr>
@@ -12279,6 +12726,7 @@
           </w:tcPr>
           <w:p>
             <w:pPr>
+              <w:keepNext/>
               <w:spacing w:before="20" w:after="20" w:line="240" w:lineRule="auto"/>
             </w:pPr>
             <w:r>
@@ -12298,6 +12746,7 @@
           </w:tcPr>
           <w:p>
             <w:pPr>
+              <w:keepNext/>
               <w:spacing w:before="20" w:after="20" w:line="240" w:lineRule="auto"/>
               <w:jc w:val="right"/>
             </w:pPr>
@@ -12318,6 +12767,7 @@
           </w:tcPr>
           <w:p>
             <w:pPr>
+              <w:keepNext/>
               <w:spacing w:before="20" w:after="20" w:line="240" w:lineRule="auto"/>
               <w:jc w:val="right"/>
             </w:pPr>
@@ -12338,6 +12788,7 @@
           </w:tcPr>
           <w:p>
             <w:pPr>
+              <w:keepNext/>
               <w:spacing w:before="20" w:after="20" w:line="240" w:lineRule="auto"/>
             </w:pPr>
             <w:r>
@@ -12411,7 +12862,7 @@
       <w:pPr>
         <w:pStyle w:val="Ttulo2"/>
       </w:pPr>
-      <w:bookmarkStart w:id="33" w:name="_Toc242739030"/>
+      <w:bookmarkStart w:id="33" w:name="_Toc242741469"/>
       <w:r>
         <w:t>5.2 QUEIXAS E ELOGIOS POR TÓPICO</w:t>
       </w:r>
@@ -12443,10 +12894,11 @@
         <w:keepNext/>
         <w:spacing w:before="120" w:after="80"/>
       </w:pPr>
-      <w:bookmarkStart w:id="34" w:name="_Toc242739053"/>
+      <w:bookmarkStart w:id="34" w:name="_Toc242741492"/>
       <w:r>
         <w:rPr>
           <w:b w:val="0"/>
+          <w:color w:val="000000"/>
           <w:sz w:val="20"/>
         </w:rPr>
         <w:lastRenderedPageBreak/>
@@ -12455,6 +12907,7 @@
       <w:r>
         <w:rPr>
           <w:b w:val="0"/>
+          <w:color w:val="000000"/>
           <w:sz w:val="20"/>
         </w:rPr>
         <w:fldChar w:fldCharType="begin"/>
@@ -12462,6 +12915,7 @@
       <w:r>
         <w:rPr>
           <w:b w:val="0"/>
+          <w:color w:val="000000"/>
           <w:sz w:val="20"/>
         </w:rPr>
         <w:instrText xml:space="preserve"> SEQ Tabela \* ARABIC </w:instrText>
@@ -12469,6 +12923,7 @@
       <w:r>
         <w:rPr>
           <w:b w:val="0"/>
+          <w:color w:val="000000"/>
           <w:sz w:val="20"/>
         </w:rPr>
         <w:fldChar w:fldCharType="separate"/>
@@ -12477,6 +12932,7 @@
         <w:rPr>
           <w:b w:val="0"/>
           <w:noProof/>
+          <w:color w:val="000000"/>
           <w:sz w:val="20"/>
         </w:rPr>
         <w:t>9</w:t>
@@ -12484,6 +12940,7 @@
       <w:r>
         <w:rPr>
           <w:b w:val="0"/>
+          <w:color w:val="000000"/>
           <w:sz w:val="20"/>
         </w:rPr>
         <w:fldChar w:fldCharType="end"/>
@@ -12491,6 +12948,7 @@
       <w:r>
         <w:rPr>
           <w:b w:val="0"/>
+          <w:color w:val="000000"/>
           <w:sz w:val="20"/>
         </w:rPr>
         <w:t xml:space="preserve"> – Queixas de maior peso e associação com o percentil da nota (modelo A).</w:t>
@@ -12512,6 +12970,7 @@
       </w:tblGrid>
       <w:tr>
         <w:trPr>
+          <w:cantSplit/>
           <w:jc w:val="center"/>
         </w:trPr>
         <w:tc>
@@ -12524,6 +12983,7 @@
           </w:tcPr>
           <w:p>
             <w:pPr>
+              <w:keepNext/>
               <w:spacing w:before="20" w:after="20" w:line="240" w:lineRule="auto"/>
             </w:pPr>
             <w:r>
@@ -12545,6 +13005,7 @@
           </w:tcPr>
           <w:p>
             <w:pPr>
+              <w:keepNext/>
               <w:spacing w:before="20" w:after="20" w:line="240" w:lineRule="auto"/>
             </w:pPr>
             <w:r>
@@ -12566,6 +13027,7 @@
           </w:tcPr>
           <w:p>
             <w:pPr>
+              <w:keepNext/>
               <w:spacing w:before="20" w:after="20" w:line="240" w:lineRule="auto"/>
               <w:jc w:val="right"/>
             </w:pPr>
@@ -12588,6 +13050,7 @@
           </w:tcPr>
           <w:p>
             <w:pPr>
+              <w:keepNext/>
               <w:spacing w:before="20" w:after="20" w:line="240" w:lineRule="auto"/>
               <w:jc w:val="right"/>
             </w:pPr>
@@ -12603,6 +13066,7 @@
       </w:tr>
       <w:tr>
         <w:trPr>
+          <w:cantSplit/>
           <w:jc w:val="center"/>
         </w:trPr>
         <w:tc>
@@ -12611,6 +13075,7 @@
           </w:tcPr>
           <w:p>
             <w:pPr>
+              <w:keepNext/>
               <w:spacing w:before="20" w:after="20" w:line="240" w:lineRule="auto"/>
             </w:pPr>
             <w:r>
@@ -12627,6 +13092,7 @@
           </w:tcPr>
           <w:p>
             <w:pPr>
+              <w:keepNext/>
               <w:spacing w:before="20" w:after="20" w:line="240" w:lineRule="auto"/>
             </w:pPr>
             <w:r>
@@ -12643,6 +13109,7 @@
           </w:tcPr>
           <w:p>
             <w:pPr>
+              <w:keepNext/>
               <w:spacing w:before="20" w:after="20" w:line="240" w:lineRule="auto"/>
               <w:jc w:val="right"/>
             </w:pPr>
@@ -12660,6 +13127,7 @@
           </w:tcPr>
           <w:p>
             <w:pPr>
+              <w:keepNext/>
               <w:spacing w:before="20" w:after="20" w:line="240" w:lineRule="auto"/>
               <w:jc w:val="right"/>
             </w:pPr>
@@ -12674,6 +13142,7 @@
       </w:tr>
       <w:tr>
         <w:trPr>
+          <w:cantSplit/>
           <w:jc w:val="center"/>
         </w:trPr>
         <w:tc>
@@ -12682,6 +13151,7 @@
           </w:tcPr>
           <w:p>
             <w:pPr>
+              <w:keepNext/>
               <w:spacing w:before="20" w:after="20" w:line="240" w:lineRule="auto"/>
             </w:pPr>
             <w:r>
@@ -12698,6 +13168,7 @@
           </w:tcPr>
           <w:p>
             <w:pPr>
+              <w:keepNext/>
               <w:spacing w:before="20" w:after="20" w:line="240" w:lineRule="auto"/>
             </w:pPr>
             <w:r>
@@ -12714,6 +13185,7 @@
           </w:tcPr>
           <w:p>
             <w:pPr>
+              <w:keepNext/>
               <w:spacing w:before="20" w:after="20" w:line="240" w:lineRule="auto"/>
               <w:jc w:val="right"/>
             </w:pPr>
@@ -12731,6 +13203,7 @@
           </w:tcPr>
           <w:p>
             <w:pPr>
+              <w:keepNext/>
               <w:spacing w:before="20" w:after="20" w:line="240" w:lineRule="auto"/>
               <w:jc w:val="right"/>
             </w:pPr>
@@ -12745,6 +13218,7 @@
       </w:tr>
       <w:tr>
         <w:trPr>
+          <w:cantSplit/>
           <w:jc w:val="center"/>
         </w:trPr>
         <w:tc>
@@ -12753,6 +13227,7 @@
           </w:tcPr>
           <w:p>
             <w:pPr>
+              <w:keepNext/>
               <w:spacing w:before="20" w:after="20" w:line="240" w:lineRule="auto"/>
             </w:pPr>
             <w:r>
@@ -12776,6 +13251,7 @@
           </w:tcPr>
           <w:p>
             <w:pPr>
+              <w:keepNext/>
               <w:spacing w:before="20" w:after="20" w:line="240" w:lineRule="auto"/>
             </w:pPr>
             <w:r>
@@ -12792,6 +13268,7 @@
           </w:tcPr>
           <w:p>
             <w:pPr>
+              <w:keepNext/>
               <w:spacing w:before="20" w:after="20" w:line="240" w:lineRule="auto"/>
               <w:jc w:val="right"/>
             </w:pPr>
@@ -12809,6 +13286,7 @@
           </w:tcPr>
           <w:p>
             <w:pPr>
+              <w:keepNext/>
               <w:spacing w:before="20" w:after="20" w:line="240" w:lineRule="auto"/>
               <w:jc w:val="right"/>
             </w:pPr>
@@ -12823,6 +13301,7 @@
       </w:tr>
       <w:tr>
         <w:trPr>
+          <w:cantSplit/>
           <w:jc w:val="center"/>
         </w:trPr>
         <w:tc>
@@ -12831,6 +13310,7 @@
           </w:tcPr>
           <w:p>
             <w:pPr>
+              <w:keepNext/>
               <w:spacing w:before="20" w:after="20" w:line="240" w:lineRule="auto"/>
             </w:pPr>
             <w:r>
@@ -12873,6 +13353,7 @@
           </w:tcPr>
           <w:p>
             <w:pPr>
+              <w:keepNext/>
               <w:spacing w:before="20" w:after="20" w:line="240" w:lineRule="auto"/>
             </w:pPr>
             <w:r>
@@ -12889,6 +13370,7 @@
           </w:tcPr>
           <w:p>
             <w:pPr>
+              <w:keepNext/>
               <w:spacing w:before="20" w:after="20" w:line="240" w:lineRule="auto"/>
               <w:jc w:val="right"/>
             </w:pPr>
@@ -12906,6 +13388,7 @@
           </w:tcPr>
           <w:p>
             <w:pPr>
+              <w:keepNext/>
               <w:spacing w:before="20" w:after="20" w:line="240" w:lineRule="auto"/>
               <w:jc w:val="right"/>
             </w:pPr>
@@ -12920,6 +13403,7 @@
       </w:tr>
       <w:tr>
         <w:trPr>
+          <w:cantSplit/>
           <w:jc w:val="center"/>
         </w:trPr>
         <w:tc>
@@ -12928,6 +13412,7 @@
           </w:tcPr>
           <w:p>
             <w:pPr>
+              <w:keepNext/>
               <w:spacing w:before="20" w:after="20" w:line="240" w:lineRule="auto"/>
             </w:pPr>
             <w:r>
@@ -12964,6 +13449,7 @@
           </w:tcPr>
           <w:p>
             <w:pPr>
+              <w:keepNext/>
               <w:spacing w:before="20" w:after="20" w:line="240" w:lineRule="auto"/>
             </w:pPr>
             <w:r>
@@ -12980,6 +13466,7 @@
           </w:tcPr>
           <w:p>
             <w:pPr>
+              <w:keepNext/>
               <w:spacing w:before="20" w:after="20" w:line="240" w:lineRule="auto"/>
               <w:jc w:val="right"/>
             </w:pPr>
@@ -12997,6 +13484,7 @@
           </w:tcPr>
           <w:p>
             <w:pPr>
+              <w:keepNext/>
               <w:spacing w:before="20" w:after="20" w:line="240" w:lineRule="auto"/>
               <w:jc w:val="right"/>
             </w:pPr>
@@ -13011,6 +13499,7 @@
       </w:tr>
       <w:tr>
         <w:trPr>
+          <w:cantSplit/>
           <w:jc w:val="center"/>
         </w:trPr>
         <w:tc>
@@ -13019,6 +13508,7 @@
           </w:tcPr>
           <w:p>
             <w:pPr>
+              <w:keepNext/>
               <w:spacing w:before="20" w:after="20" w:line="240" w:lineRule="auto"/>
             </w:pPr>
             <w:r>
@@ -13042,6 +13532,7 @@
           </w:tcPr>
           <w:p>
             <w:pPr>
+              <w:keepNext/>
               <w:spacing w:before="20" w:after="20" w:line="240" w:lineRule="auto"/>
             </w:pPr>
             <w:r>
@@ -13058,6 +13549,7 @@
           </w:tcPr>
           <w:p>
             <w:pPr>
+              <w:keepNext/>
               <w:spacing w:before="20" w:after="20" w:line="240" w:lineRule="auto"/>
               <w:jc w:val="right"/>
             </w:pPr>
@@ -13075,6 +13567,7 @@
           </w:tcPr>
           <w:p>
             <w:pPr>
+              <w:keepNext/>
               <w:spacing w:before="20" w:after="20" w:line="240" w:lineRule="auto"/>
               <w:jc w:val="right"/>
             </w:pPr>
@@ -13089,6 +13582,7 @@
       </w:tr>
       <w:tr>
         <w:trPr>
+          <w:cantSplit/>
           <w:jc w:val="center"/>
         </w:trPr>
         <w:tc>
@@ -13097,6 +13591,7 @@
           </w:tcPr>
           <w:p>
             <w:pPr>
+              <w:keepNext/>
               <w:spacing w:before="20" w:after="20" w:line="240" w:lineRule="auto"/>
             </w:pPr>
             <w:r>
@@ -13133,6 +13628,7 @@
           </w:tcPr>
           <w:p>
             <w:pPr>
+              <w:keepNext/>
               <w:spacing w:before="20" w:after="20" w:line="240" w:lineRule="auto"/>
             </w:pPr>
             <w:r>
@@ -13149,6 +13645,7 @@
           </w:tcPr>
           <w:p>
             <w:pPr>
+              <w:keepNext/>
               <w:spacing w:before="20" w:after="20" w:line="240" w:lineRule="auto"/>
               <w:jc w:val="right"/>
             </w:pPr>
@@ -13166,6 +13663,7 @@
           </w:tcPr>
           <w:p>
             <w:pPr>
+              <w:keepNext/>
               <w:spacing w:before="20" w:after="20" w:line="240" w:lineRule="auto"/>
               <w:jc w:val="right"/>
             </w:pPr>
@@ -13180,6 +13678,7 @@
       </w:tr>
       <w:tr>
         <w:trPr>
+          <w:cantSplit/>
           <w:jc w:val="center"/>
         </w:trPr>
         <w:tc>
@@ -13188,6 +13687,7 @@
           </w:tcPr>
           <w:p>
             <w:pPr>
+              <w:keepNext/>
               <w:spacing w:before="20" w:after="20" w:line="240" w:lineRule="auto"/>
             </w:pPr>
             <w:r>
@@ -13204,6 +13704,7 @@
           </w:tcPr>
           <w:p>
             <w:pPr>
+              <w:keepNext/>
               <w:spacing w:before="20" w:after="20" w:line="240" w:lineRule="auto"/>
             </w:pPr>
             <w:r>
@@ -13220,6 +13721,7 @@
           </w:tcPr>
           <w:p>
             <w:pPr>
+              <w:keepNext/>
               <w:spacing w:before="20" w:after="20" w:line="240" w:lineRule="auto"/>
               <w:jc w:val="right"/>
             </w:pPr>
@@ -13237,6 +13739,7 @@
           </w:tcPr>
           <w:p>
             <w:pPr>
+              <w:keepNext/>
               <w:spacing w:before="20" w:after="20" w:line="240" w:lineRule="auto"/>
               <w:jc w:val="right"/>
             </w:pPr>
@@ -13251,6 +13754,7 @@
       </w:tr>
       <w:tr>
         <w:trPr>
+          <w:cantSplit/>
           <w:jc w:val="center"/>
         </w:trPr>
         <w:tc>
@@ -13259,6 +13763,7 @@
           </w:tcPr>
           <w:p>
             <w:pPr>
+              <w:keepNext/>
               <w:spacing w:before="20" w:after="20" w:line="240" w:lineRule="auto"/>
             </w:pPr>
             <w:r>
@@ -13288,6 +13793,7 @@
           </w:tcPr>
           <w:p>
             <w:pPr>
+              <w:keepNext/>
               <w:spacing w:before="20" w:after="20" w:line="240" w:lineRule="auto"/>
             </w:pPr>
             <w:r>
@@ -13304,6 +13810,7 @@
           </w:tcPr>
           <w:p>
             <w:pPr>
+              <w:keepNext/>
               <w:spacing w:before="20" w:after="20" w:line="240" w:lineRule="auto"/>
               <w:jc w:val="right"/>
             </w:pPr>
@@ -13321,6 +13828,7 @@
           </w:tcPr>
           <w:p>
             <w:pPr>
+              <w:keepNext/>
               <w:spacing w:before="20" w:after="20" w:line="240" w:lineRule="auto"/>
               <w:jc w:val="right"/>
             </w:pPr>
@@ -13335,6 +13843,7 @@
       </w:tr>
       <w:tr>
         <w:trPr>
+          <w:cantSplit/>
           <w:jc w:val="center"/>
         </w:trPr>
         <w:tc>
@@ -13343,6 +13852,7 @@
           </w:tcPr>
           <w:p>
             <w:pPr>
+              <w:keepNext/>
               <w:spacing w:before="20" w:after="20" w:line="240" w:lineRule="auto"/>
             </w:pPr>
             <w:r>
@@ -13359,6 +13869,7 @@
           </w:tcPr>
           <w:p>
             <w:pPr>
+              <w:keepNext/>
               <w:spacing w:before="20" w:after="20" w:line="240" w:lineRule="auto"/>
             </w:pPr>
             <w:r>
@@ -13375,6 +13886,7 @@
           </w:tcPr>
           <w:p>
             <w:pPr>
+              <w:keepNext/>
               <w:spacing w:before="20" w:after="20" w:line="240" w:lineRule="auto"/>
               <w:jc w:val="right"/>
             </w:pPr>
@@ -13392,6 +13904,7 @@
           </w:tcPr>
           <w:p>
             <w:pPr>
+              <w:keepNext/>
               <w:spacing w:before="20" w:after="20" w:line="240" w:lineRule="auto"/>
               <w:jc w:val="right"/>
             </w:pPr>
@@ -13406,6 +13919,7 @@
       </w:tr>
       <w:tr>
         <w:trPr>
+          <w:cantSplit/>
           <w:jc w:val="center"/>
         </w:trPr>
         <w:tc>
@@ -13414,6 +13928,7 @@
           </w:tcPr>
           <w:p>
             <w:pPr>
+              <w:keepNext/>
               <w:spacing w:before="20" w:after="20" w:line="240" w:lineRule="auto"/>
             </w:pPr>
             <w:r>
@@ -13430,6 +13945,7 @@
           </w:tcPr>
           <w:p>
             <w:pPr>
+              <w:keepNext/>
               <w:spacing w:before="20" w:after="20" w:line="240" w:lineRule="auto"/>
             </w:pPr>
             <w:r>
@@ -13446,6 +13962,7 @@
           </w:tcPr>
           <w:p>
             <w:pPr>
+              <w:keepNext/>
               <w:spacing w:before="20" w:after="20" w:line="240" w:lineRule="auto"/>
               <w:jc w:val="right"/>
             </w:pPr>
@@ -13463,6 +13980,7 @@
           </w:tcPr>
           <w:p>
             <w:pPr>
+              <w:keepNext/>
               <w:spacing w:before="20" w:after="20" w:line="240" w:lineRule="auto"/>
               <w:jc w:val="right"/>
             </w:pPr>
@@ -13477,6 +13995,7 @@
       </w:tr>
       <w:tr>
         <w:trPr>
+          <w:cantSplit/>
           <w:jc w:val="center"/>
         </w:trPr>
         <w:tc>
@@ -13488,6 +14007,7 @@
           </w:tcPr>
           <w:p>
             <w:pPr>
+              <w:keepNext/>
               <w:spacing w:before="20" w:after="20" w:line="240" w:lineRule="auto"/>
             </w:pPr>
             <w:r>
@@ -13507,6 +14027,7 @@
           </w:tcPr>
           <w:p>
             <w:pPr>
+              <w:keepNext/>
               <w:spacing w:before="20" w:after="20" w:line="240" w:lineRule="auto"/>
             </w:pPr>
             <w:r>
@@ -13526,6 +14047,7 @@
           </w:tcPr>
           <w:p>
             <w:pPr>
+              <w:keepNext/>
               <w:spacing w:before="20" w:after="20" w:line="240" w:lineRule="auto"/>
               <w:jc w:val="right"/>
             </w:pPr>
@@ -13546,6 +14068,7 @@
           </w:tcPr>
           <w:p>
             <w:pPr>
+              <w:keepNext/>
               <w:spacing w:before="20" w:after="20" w:line="240" w:lineRule="auto"/>
               <w:jc w:val="right"/>
             </w:pPr>
@@ -13602,10 +14125,11 @@
         <w:keepNext/>
         <w:spacing w:before="120" w:after="80"/>
       </w:pPr>
-      <w:bookmarkStart w:id="35" w:name="_Toc242739054"/>
+      <w:bookmarkStart w:id="35" w:name="_Toc242741493"/>
       <w:r>
         <w:rPr>
           <w:b w:val="0"/>
+          <w:color w:val="000000"/>
           <w:sz w:val="20"/>
         </w:rPr>
         <w:t xml:space="preserve">Tabela </w:t>
@@ -13613,6 +14137,7 @@
       <w:r>
         <w:rPr>
           <w:b w:val="0"/>
+          <w:color w:val="000000"/>
           <w:sz w:val="20"/>
         </w:rPr>
         <w:fldChar w:fldCharType="begin"/>
@@ -13620,6 +14145,7 @@
       <w:r>
         <w:rPr>
           <w:b w:val="0"/>
+          <w:color w:val="000000"/>
           <w:sz w:val="20"/>
         </w:rPr>
         <w:instrText xml:space="preserve"> SEQ Tabela \* ARABIC </w:instrText>
@@ -13627,6 +14153,7 @@
       <w:r>
         <w:rPr>
           <w:b w:val="0"/>
+          <w:color w:val="000000"/>
           <w:sz w:val="20"/>
         </w:rPr>
         <w:fldChar w:fldCharType="separate"/>
@@ -13635,6 +14162,7 @@
         <w:rPr>
           <w:b w:val="0"/>
           <w:noProof/>
+          <w:color w:val="000000"/>
           <w:sz w:val="20"/>
         </w:rPr>
         <w:t>10</w:t>
@@ -13642,6 +14170,7 @@
       <w:r>
         <w:rPr>
           <w:b w:val="0"/>
+          <w:color w:val="000000"/>
           <w:sz w:val="20"/>
         </w:rPr>
         <w:fldChar w:fldCharType="end"/>
@@ -13649,6 +14178,7 @@
       <w:r>
         <w:rPr>
           <w:b w:val="0"/>
+          <w:color w:val="000000"/>
           <w:sz w:val="20"/>
         </w:rPr>
         <w:t xml:space="preserve"> – </w:t>
@@ -13656,6 +14186,7 @@
       <w:r>
         <w:rPr>
           <w:b w:val="0"/>
+          <w:color w:val="000000"/>
           <w:sz w:val="20"/>
         </w:rPr>
         <w:t>Elogios de maior peso e associação com o percentil da nota (modelo A).</w:t>
@@ -13677,6 +14208,7 @@
       </w:tblGrid>
       <w:tr>
         <w:trPr>
+          <w:cantSplit/>
           <w:jc w:val="center"/>
         </w:trPr>
         <w:tc>
@@ -13689,6 +14221,7 @@
           </w:tcPr>
           <w:p>
             <w:pPr>
+              <w:keepNext/>
               <w:spacing w:before="20" w:after="20" w:line="240" w:lineRule="auto"/>
             </w:pPr>
             <w:r>
@@ -13710,6 +14243,7 @@
           </w:tcPr>
           <w:p>
             <w:pPr>
+              <w:keepNext/>
               <w:spacing w:before="20" w:after="20" w:line="240" w:lineRule="auto"/>
             </w:pPr>
             <w:r>
@@ -13731,6 +14265,7 @@
           </w:tcPr>
           <w:p>
             <w:pPr>
+              <w:keepNext/>
               <w:spacing w:before="20" w:after="20" w:line="240" w:lineRule="auto"/>
               <w:jc w:val="right"/>
             </w:pPr>
@@ -13753,6 +14288,7 @@
           </w:tcPr>
           <w:p>
             <w:pPr>
+              <w:keepNext/>
               <w:spacing w:before="20" w:after="20" w:line="240" w:lineRule="auto"/>
               <w:jc w:val="right"/>
             </w:pPr>
@@ -13768,6 +14304,7 @@
       </w:tr>
       <w:tr>
         <w:trPr>
+          <w:cantSplit/>
           <w:jc w:val="center"/>
         </w:trPr>
         <w:tc>
@@ -13776,6 +14313,7 @@
           </w:tcPr>
           <w:p>
             <w:pPr>
+              <w:keepNext/>
               <w:spacing w:before="20" w:after="20" w:line="240" w:lineRule="auto"/>
             </w:pPr>
             <w:r>
@@ -13805,6 +14343,7 @@
           </w:tcPr>
           <w:p>
             <w:pPr>
+              <w:keepNext/>
               <w:spacing w:before="20" w:after="20" w:line="240" w:lineRule="auto"/>
             </w:pPr>
             <w:r>
@@ -13821,6 +14360,7 @@
           </w:tcPr>
           <w:p>
             <w:pPr>
+              <w:keepNext/>
               <w:spacing w:before="20" w:after="20" w:line="240" w:lineRule="auto"/>
               <w:jc w:val="right"/>
             </w:pPr>
@@ -13838,6 +14378,7 @@
           </w:tcPr>
           <w:p>
             <w:pPr>
+              <w:keepNext/>
               <w:spacing w:before="20" w:after="20" w:line="240" w:lineRule="auto"/>
               <w:jc w:val="right"/>
             </w:pPr>
@@ -13852,6 +14393,7 @@
       </w:tr>
       <w:tr>
         <w:trPr>
+          <w:cantSplit/>
           <w:jc w:val="center"/>
         </w:trPr>
         <w:tc>
@@ -13860,6 +14402,7 @@
           </w:tcPr>
           <w:p>
             <w:pPr>
+              <w:keepNext/>
               <w:spacing w:before="20" w:after="20" w:line="240" w:lineRule="auto"/>
             </w:pPr>
             <w:r>
@@ -13883,6 +14426,7 @@
           </w:tcPr>
           <w:p>
             <w:pPr>
+              <w:keepNext/>
               <w:spacing w:before="20" w:after="20" w:line="240" w:lineRule="auto"/>
             </w:pPr>
             <w:r>
@@ -13899,6 +14443,7 @@
           </w:tcPr>
           <w:p>
             <w:pPr>
+              <w:keepNext/>
               <w:spacing w:before="20" w:after="20" w:line="240" w:lineRule="auto"/>
               <w:jc w:val="right"/>
             </w:pPr>
@@ -13916,6 +14461,7 @@
           </w:tcPr>
           <w:p>
             <w:pPr>
+              <w:keepNext/>
               <w:spacing w:before="20" w:after="20" w:line="240" w:lineRule="auto"/>
               <w:jc w:val="right"/>
             </w:pPr>
@@ -13930,6 +14476,7 @@
       </w:tr>
       <w:tr>
         <w:trPr>
+          <w:cantSplit/>
           <w:jc w:val="center"/>
         </w:trPr>
         <w:tc>
@@ -13938,6 +14485,7 @@
           </w:tcPr>
           <w:p>
             <w:pPr>
+              <w:keepNext/>
               <w:spacing w:before="20" w:after="20" w:line="240" w:lineRule="auto"/>
             </w:pPr>
             <w:r>
@@ -13954,6 +14502,7 @@
           </w:tcPr>
           <w:p>
             <w:pPr>
+              <w:keepNext/>
               <w:spacing w:before="20" w:after="20" w:line="240" w:lineRule="auto"/>
             </w:pPr>
             <w:r>
@@ -13970,6 +14519,7 @@
           </w:tcPr>
           <w:p>
             <w:pPr>
+              <w:keepNext/>
               <w:spacing w:before="20" w:after="20" w:line="240" w:lineRule="auto"/>
               <w:jc w:val="right"/>
             </w:pPr>
@@ -13987,6 +14537,7 @@
           </w:tcPr>
           <w:p>
             <w:pPr>
+              <w:keepNext/>
               <w:spacing w:before="20" w:after="20" w:line="240" w:lineRule="auto"/>
               <w:jc w:val="right"/>
             </w:pPr>
@@ -14001,6 +14552,7 @@
       </w:tr>
       <w:tr>
         <w:trPr>
+          <w:cantSplit/>
           <w:jc w:val="center"/>
         </w:trPr>
         <w:tc>
@@ -14009,6 +14561,7 @@
           </w:tcPr>
           <w:p>
             <w:pPr>
+              <w:keepNext/>
               <w:spacing w:before="20" w:after="20" w:line="240" w:lineRule="auto"/>
             </w:pPr>
             <w:r>
@@ -14025,6 +14578,7 @@
           </w:tcPr>
           <w:p>
             <w:pPr>
+              <w:keepNext/>
               <w:spacing w:before="20" w:after="20" w:line="240" w:lineRule="auto"/>
             </w:pPr>
             <w:r>
@@ -14041,6 +14595,7 @@
           </w:tcPr>
           <w:p>
             <w:pPr>
+              <w:keepNext/>
               <w:spacing w:before="20" w:after="20" w:line="240" w:lineRule="auto"/>
               <w:jc w:val="right"/>
             </w:pPr>
@@ -14058,6 +14613,7 @@
           </w:tcPr>
           <w:p>
             <w:pPr>
+              <w:keepNext/>
               <w:spacing w:before="20" w:after="20" w:line="240" w:lineRule="auto"/>
               <w:jc w:val="right"/>
             </w:pPr>
@@ -14072,6 +14628,7 @@
       </w:tr>
       <w:tr>
         <w:trPr>
+          <w:cantSplit/>
           <w:jc w:val="center"/>
         </w:trPr>
         <w:tc>
@@ -14080,6 +14637,7 @@
           </w:tcPr>
           <w:p>
             <w:pPr>
+              <w:keepNext/>
               <w:spacing w:before="20" w:after="20" w:line="240" w:lineRule="auto"/>
             </w:pPr>
             <w:r>
@@ -14109,6 +14667,7 @@
           </w:tcPr>
           <w:p>
             <w:pPr>
+              <w:keepNext/>
               <w:spacing w:before="20" w:after="20" w:line="240" w:lineRule="auto"/>
             </w:pPr>
             <w:r>
@@ -14125,6 +14684,7 @@
           </w:tcPr>
           <w:p>
             <w:pPr>
+              <w:keepNext/>
               <w:spacing w:before="20" w:after="20" w:line="240" w:lineRule="auto"/>
               <w:jc w:val="right"/>
             </w:pPr>
@@ -14142,6 +14702,7 @@
           </w:tcPr>
           <w:p>
             <w:pPr>
+              <w:keepNext/>
               <w:spacing w:before="20" w:after="20" w:line="240" w:lineRule="auto"/>
               <w:jc w:val="right"/>
             </w:pPr>
@@ -14156,6 +14717,7 @@
       </w:tr>
       <w:tr>
         <w:trPr>
+          <w:cantSplit/>
           <w:jc w:val="center"/>
         </w:trPr>
         <w:tc>
@@ -14167,6 +14729,7 @@
           </w:tcPr>
           <w:p>
             <w:pPr>
+              <w:keepNext/>
               <w:spacing w:before="20" w:after="20" w:line="240" w:lineRule="auto"/>
             </w:pPr>
             <w:r>
@@ -14206,6 +14769,7 @@
           </w:tcPr>
           <w:p>
             <w:pPr>
+              <w:keepNext/>
               <w:spacing w:before="20" w:after="20" w:line="240" w:lineRule="auto"/>
             </w:pPr>
             <w:r>
@@ -14225,6 +14789,7 @@
           </w:tcPr>
           <w:p>
             <w:pPr>
+              <w:keepNext/>
               <w:spacing w:before="20" w:after="20" w:line="240" w:lineRule="auto"/>
               <w:jc w:val="right"/>
             </w:pPr>
@@ -14245,6 +14810,7 @@
           </w:tcPr>
           <w:p>
             <w:pPr>
+              <w:keepNext/>
               <w:spacing w:before="20" w:after="20" w:line="240" w:lineRule="auto"/>
               <w:jc w:val="right"/>
             </w:pPr>
@@ -14281,7 +14847,7 @@
       <w:pPr>
         <w:pStyle w:val="Ttulo2"/>
       </w:pPr>
-      <w:bookmarkStart w:id="36" w:name="_Toc242739031"/>
+      <w:bookmarkStart w:id="36" w:name="_Toc242741470"/>
       <w:r>
         <w:lastRenderedPageBreak/>
         <w:t>5.3 CUIDADOS DE INTERPRETAÇÃO</w:t>
@@ -14300,7 +14866,7 @@
       <w:pPr>
         <w:pStyle w:val="Ttulo1"/>
       </w:pPr>
-      <w:bookmarkStart w:id="37" w:name="_Toc242739032"/>
+      <w:bookmarkStart w:id="37" w:name="_Toc242741471"/>
       <w:r>
         <w:lastRenderedPageBreak/>
         <w:t>6 APLICAÇÃO: DIAGNÓSTICO POR ANÚNCIO</w:t>
@@ -14352,7 +14918,7 @@
       <w:pPr>
         <w:pStyle w:val="Ttulo1"/>
       </w:pPr>
-      <w:bookmarkStart w:id="38" w:name="_Toc242739033"/>
+      <w:bookmarkStart w:id="38" w:name="_Toc242741472"/>
       <w:r>
         <w:lastRenderedPageBreak/>
         <w:t>7 UM ÍNDICE ÚNICO ACRESCENTA ALGO?</w:t>
@@ -14371,7 +14937,7 @@
       <w:pPr>
         <w:pStyle w:val="Ttulo2"/>
       </w:pPr>
-      <w:bookmarkStart w:id="39" w:name="_Toc242739034"/>
+      <w:bookmarkStart w:id="39" w:name="_Toc242741473"/>
       <w:r>
         <w:t>7.1 CONSTRUÇÃO DO ÍNDICE</w:t>
       </w:r>
@@ -14427,7 +14993,7 @@
       <w:pPr>
         <w:pStyle w:val="Ttulo2"/>
       </w:pPr>
-      <w:bookmarkStart w:id="40" w:name="_Toc242739035"/>
+      <w:bookmarkStart w:id="40" w:name="_Toc242741474"/>
       <w:r>
         <w:t>7.2 COMPRESSÃO DA NOTA OFICIAL E REORDENAMENTO</w:t>
       </w:r>
@@ -14459,10 +15025,11 @@
         <w:keepNext/>
         <w:spacing w:before="120" w:after="80"/>
       </w:pPr>
-      <w:bookmarkStart w:id="41" w:name="_Toc242739055"/>
+      <w:bookmarkStart w:id="41" w:name="_Toc242741494"/>
       <w:r>
         <w:rPr>
           <w:b w:val="0"/>
+          <w:color w:val="000000"/>
           <w:sz w:val="20"/>
         </w:rPr>
         <w:t xml:space="preserve">Tabela </w:t>
@@ -14470,6 +15037,7 @@
       <w:r>
         <w:rPr>
           <w:b w:val="0"/>
+          <w:color w:val="000000"/>
           <w:sz w:val="20"/>
         </w:rPr>
         <w:fldChar w:fldCharType="begin"/>
@@ -14477,6 +15045,7 @@
       <w:r>
         <w:rPr>
           <w:b w:val="0"/>
+          <w:color w:val="000000"/>
           <w:sz w:val="20"/>
         </w:rPr>
         <w:instrText xml:space="preserve"> SEQ Tabela \* ARABIC </w:instrText>
@@ -14484,6 +15053,7 @@
       <w:r>
         <w:rPr>
           <w:b w:val="0"/>
+          <w:color w:val="000000"/>
           <w:sz w:val="20"/>
         </w:rPr>
         <w:fldChar w:fldCharType="separate"/>
@@ -14492,6 +15062,7 @@
         <w:rPr>
           <w:b w:val="0"/>
           <w:noProof/>
+          <w:color w:val="000000"/>
           <w:sz w:val="20"/>
         </w:rPr>
         <w:t>11</w:t>
@@ -14499,6 +15070,7 @@
       <w:r>
         <w:rPr>
           <w:b w:val="0"/>
+          <w:color w:val="000000"/>
           <w:sz w:val="20"/>
         </w:rPr>
         <w:fldChar w:fldCharType="end"/>
@@ -14506,6 +15078,7 @@
       <w:r>
         <w:rPr>
           <w:b w:val="0"/>
+          <w:color w:val="000000"/>
           <w:sz w:val="20"/>
         </w:rPr>
         <w:t xml:space="preserve"> – Anúncios de nota 5,0 com e sem índice sintético.</w:t>
@@ -14526,6 +15099,7 @@
       </w:tblGrid>
       <w:tr>
         <w:trPr>
+          <w:cantSplit/>
           <w:jc w:val="center"/>
         </w:trPr>
         <w:tc>
@@ -14538,6 +15112,7 @@
           </w:tcPr>
           <w:p>
             <w:pPr>
+              <w:keepNext/>
               <w:spacing w:before="20" w:after="20" w:line="240" w:lineRule="auto"/>
             </w:pPr>
             <w:r>
@@ -14559,6 +15134,7 @@
           </w:tcPr>
           <w:p>
             <w:pPr>
+              <w:keepNext/>
               <w:spacing w:before="20" w:after="20" w:line="240" w:lineRule="auto"/>
               <w:jc w:val="right"/>
             </w:pPr>
@@ -14581,6 +15157,7 @@
           </w:tcPr>
           <w:p>
             <w:pPr>
+              <w:keepNext/>
               <w:spacing w:before="20" w:after="20" w:line="240" w:lineRule="auto"/>
               <w:jc w:val="right"/>
             </w:pPr>
@@ -14596,6 +15173,7 @@
       </w:tr>
       <w:tr>
         <w:trPr>
+          <w:cantSplit/>
           <w:jc w:val="center"/>
         </w:trPr>
         <w:tc>
@@ -14604,6 +15182,7 @@
           </w:tcPr>
           <w:p>
             <w:pPr>
+              <w:keepNext/>
               <w:spacing w:before="20" w:after="20" w:line="240" w:lineRule="auto"/>
             </w:pPr>
             <w:r>
@@ -14620,6 +15199,7 @@
           </w:tcPr>
           <w:p>
             <w:pPr>
+              <w:keepNext/>
               <w:spacing w:before="20" w:after="20" w:line="240" w:lineRule="auto"/>
               <w:jc w:val="right"/>
             </w:pPr>
@@ -14637,6 +15217,7 @@
           </w:tcPr>
           <w:p>
             <w:pPr>
+              <w:keepNext/>
               <w:spacing w:before="20" w:after="20" w:line="240" w:lineRule="auto"/>
               <w:jc w:val="right"/>
             </w:pPr>
@@ -14651,6 +15232,7 @@
       </w:tr>
       <w:tr>
         <w:trPr>
+          <w:cantSplit/>
           <w:jc w:val="center"/>
         </w:trPr>
         <w:tc>
@@ -14659,6 +15241,7 @@
           </w:tcPr>
           <w:p>
             <w:pPr>
+              <w:keepNext/>
               <w:spacing w:before="20" w:after="20" w:line="240" w:lineRule="auto"/>
             </w:pPr>
             <w:r>
@@ -14675,6 +15258,7 @@
           </w:tcPr>
           <w:p>
             <w:pPr>
+              <w:keepNext/>
               <w:spacing w:before="20" w:after="20" w:line="240" w:lineRule="auto"/>
               <w:jc w:val="right"/>
             </w:pPr>
@@ -14692,6 +15276,7 @@
           </w:tcPr>
           <w:p>
             <w:pPr>
+              <w:keepNext/>
               <w:spacing w:before="20" w:after="20" w:line="240" w:lineRule="auto"/>
               <w:jc w:val="right"/>
             </w:pPr>
@@ -14706,6 +15291,7 @@
       </w:tr>
       <w:tr>
         <w:trPr>
+          <w:cantSplit/>
           <w:jc w:val="center"/>
         </w:trPr>
         <w:tc>
@@ -14714,6 +15300,7 @@
           </w:tcPr>
           <w:p>
             <w:pPr>
+              <w:keepNext/>
               <w:spacing w:before="20" w:after="20" w:line="240" w:lineRule="auto"/>
             </w:pPr>
             <w:r>
@@ -14730,6 +15317,7 @@
           </w:tcPr>
           <w:p>
             <w:pPr>
+              <w:keepNext/>
               <w:spacing w:before="20" w:after="20" w:line="240" w:lineRule="auto"/>
               <w:jc w:val="right"/>
             </w:pPr>
@@ -14747,6 +15335,7 @@
           </w:tcPr>
           <w:p>
             <w:pPr>
+              <w:keepNext/>
               <w:spacing w:before="20" w:after="20" w:line="240" w:lineRule="auto"/>
               <w:jc w:val="right"/>
             </w:pPr>
@@ -14761,6 +15350,7 @@
       </w:tr>
       <w:tr>
         <w:trPr>
+          <w:cantSplit/>
           <w:jc w:val="center"/>
         </w:trPr>
         <w:tc>
@@ -14769,6 +15359,7 @@
           </w:tcPr>
           <w:p>
             <w:pPr>
+              <w:keepNext/>
               <w:spacing w:before="20" w:after="20" w:line="240" w:lineRule="auto"/>
             </w:pPr>
             <w:r>
@@ -14785,6 +15376,7 @@
           </w:tcPr>
           <w:p>
             <w:pPr>
+              <w:keepNext/>
               <w:spacing w:before="20" w:after="20" w:line="240" w:lineRule="auto"/>
               <w:jc w:val="right"/>
             </w:pPr>
@@ -14802,6 +15394,7 @@
           </w:tcPr>
           <w:p>
             <w:pPr>
+              <w:keepNext/>
               <w:spacing w:before="20" w:after="20" w:line="240" w:lineRule="auto"/>
               <w:jc w:val="right"/>
             </w:pPr>
@@ -14816,6 +15409,7 @@
       </w:tr>
       <w:tr>
         <w:trPr>
+          <w:cantSplit/>
           <w:jc w:val="center"/>
         </w:trPr>
         <w:tc>
@@ -14824,6 +15418,7 @@
           </w:tcPr>
           <w:p>
             <w:pPr>
+              <w:keepNext/>
               <w:spacing w:before="20" w:after="20" w:line="240" w:lineRule="auto"/>
             </w:pPr>
             <w:r>
@@ -14840,6 +15435,7 @@
           </w:tcPr>
           <w:p>
             <w:pPr>
+              <w:keepNext/>
               <w:spacing w:before="20" w:after="20" w:line="240" w:lineRule="auto"/>
               <w:jc w:val="right"/>
             </w:pPr>
@@ -14857,6 +15453,7 @@
           </w:tcPr>
           <w:p>
             <w:pPr>
+              <w:keepNext/>
               <w:spacing w:before="20" w:after="20" w:line="240" w:lineRule="auto"/>
               <w:jc w:val="right"/>
             </w:pPr>
@@ -14871,6 +15468,7 @@
       </w:tr>
       <w:tr>
         <w:trPr>
+          <w:cantSplit/>
           <w:jc w:val="center"/>
         </w:trPr>
         <w:tc>
@@ -14882,6 +15480,7 @@
           </w:tcPr>
           <w:p>
             <w:pPr>
+              <w:keepNext/>
               <w:spacing w:before="20" w:after="20" w:line="240" w:lineRule="auto"/>
             </w:pPr>
             <w:r>
@@ -14901,6 +15500,7 @@
           </w:tcPr>
           <w:p>
             <w:pPr>
+              <w:keepNext/>
               <w:spacing w:before="20" w:after="20" w:line="240" w:lineRule="auto"/>
               <w:jc w:val="right"/>
             </w:pPr>
@@ -14921,6 +15521,7 @@
           </w:tcPr>
           <w:p>
             <w:pPr>
+              <w:keepNext/>
               <w:spacing w:before="20" w:after="20" w:line="240" w:lineRule="auto"/>
               <w:jc w:val="right"/>
             </w:pPr>
@@ -14949,7 +15550,7 @@
       <w:pPr>
         <w:pStyle w:val="Ttulo2"/>
       </w:pPr>
-      <w:bookmarkStart w:id="42" w:name="_Toc242739036"/>
+      <w:bookmarkStart w:id="42" w:name="_Toc242741475"/>
       <w:r>
         <w:t>7.3 PODER EXPLICATIVO SOBRE OS ÍNDICES DE VOLUME</w:t>
       </w:r>
@@ -15002,10 +15603,11 @@
         <w:keepNext/>
         <w:spacing w:before="120" w:after="80"/>
       </w:pPr>
-      <w:bookmarkStart w:id="43" w:name="_Toc242739056"/>
+      <w:bookmarkStart w:id="43" w:name="_Toc242741495"/>
       <w:r>
         <w:rPr>
           <w:b w:val="0"/>
+          <w:color w:val="000000"/>
           <w:sz w:val="20"/>
         </w:rPr>
         <w:t xml:space="preserve">Tabela </w:t>
@@ -15013,6 +15615,7 @@
       <w:r>
         <w:rPr>
           <w:b w:val="0"/>
+          <w:color w:val="000000"/>
           <w:sz w:val="20"/>
         </w:rPr>
         <w:fldChar w:fldCharType="begin"/>
@@ -15020,6 +15623,7 @@
       <w:r>
         <w:rPr>
           <w:b w:val="0"/>
+          <w:color w:val="000000"/>
           <w:sz w:val="20"/>
         </w:rPr>
         <w:instrText xml:space="preserve"> SEQ Tabela \* ARABIC </w:instrText>
@@ -15027,6 +15631,7 @@
       <w:r>
         <w:rPr>
           <w:b w:val="0"/>
+          <w:color w:val="000000"/>
           <w:sz w:val="20"/>
         </w:rPr>
         <w:fldChar w:fldCharType="separate"/>
@@ -15035,6 +15640,7 @@
         <w:rPr>
           <w:b w:val="0"/>
           <w:noProof/>
+          <w:color w:val="000000"/>
           <w:sz w:val="20"/>
         </w:rPr>
         <w:t>12</w:t>
@@ -15042,6 +15648,7 @@
       <w:r>
         <w:rPr>
           <w:b w:val="0"/>
+          <w:color w:val="000000"/>
           <w:sz w:val="20"/>
         </w:rPr>
         <w:fldChar w:fldCharType="end"/>
@@ -15049,6 +15656,7 @@
       <w:r>
         <w:rPr>
           <w:b w:val="0"/>
+          <w:color w:val="000000"/>
           <w:sz w:val="20"/>
         </w:rPr>
         <w:t xml:space="preserve"> – Ganho de </w:t>
@@ -15057,6 +15665,7 @@
         <w:rPr>
           <w:b w:val="0"/>
           <w:i/>
+          <w:color w:val="000000"/>
           <w:sz w:val="20"/>
         </w:rPr>
         <w:t>R</w:t>
@@ -15064,6 +15673,7 @@
       <w:r>
         <w:rPr>
           <w:b w:val="0"/>
+          <w:color w:val="000000"/>
           <w:sz w:val="20"/>
           <w:vertAlign w:val="superscript"/>
         </w:rPr>
@@ -15072,6 +15682,7 @@
       <w:r>
         <w:rPr>
           <w:b w:val="0"/>
+          <w:color w:val="000000"/>
           <w:sz w:val="20"/>
         </w:rPr>
         <w:t xml:space="preserve"> fora da amostra: média entre dobras e intervalo entre dobras.</w:t>
@@ -15095,6 +15706,7 @@
       </w:tblGrid>
       <w:tr>
         <w:trPr>
+          <w:cantSplit/>
           <w:jc w:val="center"/>
         </w:trPr>
         <w:tc>
@@ -15107,6 +15719,7 @@
           </w:tcPr>
           <w:p>
             <w:pPr>
+              <w:keepNext/>
               <w:spacing w:before="20" w:after="20" w:line="240" w:lineRule="auto"/>
             </w:pPr>
             <w:r>
@@ -15128,6 +15741,7 @@
           </w:tcPr>
           <w:p>
             <w:pPr>
+              <w:keepNext/>
               <w:spacing w:before="20" w:after="20" w:line="240" w:lineRule="auto"/>
             </w:pPr>
             <w:r>
@@ -15149,6 +15763,7 @@
           </w:tcPr>
           <w:p>
             <w:pPr>
+              <w:keepNext/>
               <w:spacing w:before="20" w:after="20" w:line="240" w:lineRule="auto"/>
               <w:jc w:val="center"/>
             </w:pPr>
@@ -15171,6 +15786,7 @@
           </w:tcPr>
           <w:p>
             <w:pPr>
+              <w:keepNext/>
               <w:spacing w:before="20" w:after="20" w:line="240" w:lineRule="auto"/>
               <w:jc w:val="center"/>
             </w:pPr>
@@ -15193,6 +15809,7 @@
           </w:tcPr>
           <w:p>
             <w:pPr>
+              <w:keepNext/>
               <w:spacing w:before="20" w:after="20" w:line="240" w:lineRule="auto"/>
               <w:jc w:val="center"/>
             </w:pPr>
@@ -15215,6 +15832,7 @@
           </w:tcPr>
           <w:p>
             <w:pPr>
+              <w:keepNext/>
               <w:spacing w:before="20" w:after="20" w:line="240" w:lineRule="auto"/>
               <w:jc w:val="center"/>
             </w:pPr>
@@ -15230,6 +15848,7 @@
       </w:tr>
       <w:tr>
         <w:trPr>
+          <w:cantSplit/>
           <w:jc w:val="center"/>
         </w:trPr>
         <w:tc>
@@ -15238,6 +15857,7 @@
           </w:tcPr>
           <w:p>
             <w:pPr>
+              <w:keepNext/>
               <w:spacing w:before="20" w:after="20" w:line="240" w:lineRule="auto"/>
             </w:pPr>
             <w:r>
@@ -15254,6 +15874,7 @@
           </w:tcPr>
           <w:p>
             <w:pPr>
+              <w:keepNext/>
               <w:spacing w:before="20" w:after="20" w:line="240" w:lineRule="auto"/>
             </w:pPr>
             <w:r>
@@ -15270,6 +15891,7 @@
           </w:tcPr>
           <w:p>
             <w:pPr>
+              <w:keepNext/>
               <w:spacing w:before="20" w:after="20" w:line="240" w:lineRule="auto"/>
               <w:jc w:val="center"/>
             </w:pPr>
@@ -15287,6 +15909,7 @@
           </w:tcPr>
           <w:p>
             <w:pPr>
+              <w:keepNext/>
               <w:spacing w:before="20" w:after="20" w:line="240" w:lineRule="auto"/>
               <w:jc w:val="center"/>
             </w:pPr>
@@ -15304,6 +15927,7 @@
           </w:tcPr>
           <w:p>
             <w:pPr>
+              <w:keepNext/>
               <w:spacing w:before="20" w:after="20" w:line="240" w:lineRule="auto"/>
               <w:jc w:val="center"/>
             </w:pPr>
@@ -15321,6 +15945,7 @@
           </w:tcPr>
           <w:p>
             <w:pPr>
+              <w:keepNext/>
               <w:spacing w:before="20" w:after="20" w:line="240" w:lineRule="auto"/>
               <w:jc w:val="center"/>
             </w:pPr>
@@ -15335,6 +15960,7 @@
       </w:tr>
       <w:tr>
         <w:trPr>
+          <w:cantSplit/>
           <w:jc w:val="center"/>
         </w:trPr>
         <w:tc>
@@ -15343,6 +15969,7 @@
           </w:tcPr>
           <w:p>
             <w:pPr>
+              <w:keepNext/>
               <w:spacing w:before="20" w:after="20" w:line="240" w:lineRule="auto"/>
             </w:pPr>
             <w:r>
@@ -15359,6 +15986,7 @@
           </w:tcPr>
           <w:p>
             <w:pPr>
+              <w:keepNext/>
               <w:spacing w:before="20" w:after="20" w:line="240" w:lineRule="auto"/>
             </w:pPr>
             <w:r>
@@ -15375,6 +16003,7 @@
           </w:tcPr>
           <w:p>
             <w:pPr>
+              <w:keepNext/>
               <w:spacing w:before="20" w:after="20" w:line="240" w:lineRule="auto"/>
               <w:jc w:val="center"/>
             </w:pPr>
@@ -15392,6 +16021,7 @@
           </w:tcPr>
           <w:p>
             <w:pPr>
+              <w:keepNext/>
               <w:spacing w:before="20" w:after="20" w:line="240" w:lineRule="auto"/>
               <w:jc w:val="center"/>
             </w:pPr>
@@ -15409,6 +16039,7 @@
           </w:tcPr>
           <w:p>
             <w:pPr>
+              <w:keepNext/>
               <w:spacing w:before="20" w:after="20" w:line="240" w:lineRule="auto"/>
               <w:jc w:val="center"/>
             </w:pPr>
@@ -15426,6 +16057,7 @@
           </w:tcPr>
           <w:p>
             <w:pPr>
+              <w:keepNext/>
               <w:spacing w:before="20" w:after="20" w:line="240" w:lineRule="auto"/>
               <w:jc w:val="center"/>
             </w:pPr>
@@ -15440,6 +16072,7 @@
       </w:tr>
       <w:tr>
         <w:trPr>
+          <w:cantSplit/>
           <w:jc w:val="center"/>
         </w:trPr>
         <w:tc>
@@ -15448,6 +16081,7 @@
           </w:tcPr>
           <w:p>
             <w:pPr>
+              <w:keepNext/>
               <w:spacing w:before="20" w:after="20" w:line="240" w:lineRule="auto"/>
             </w:pPr>
             <w:r>
@@ -15464,6 +16098,7 @@
           </w:tcPr>
           <w:p>
             <w:pPr>
+              <w:keepNext/>
               <w:spacing w:before="20" w:after="20" w:line="240" w:lineRule="auto"/>
             </w:pPr>
             <w:r>
@@ -15480,6 +16115,7 @@
           </w:tcPr>
           <w:p>
             <w:pPr>
+              <w:keepNext/>
               <w:spacing w:before="20" w:after="20" w:line="240" w:lineRule="auto"/>
               <w:jc w:val="center"/>
             </w:pPr>
@@ -15497,6 +16133,7 @@
           </w:tcPr>
           <w:p>
             <w:pPr>
+              <w:keepNext/>
               <w:spacing w:before="20" w:after="20" w:line="240" w:lineRule="auto"/>
               <w:jc w:val="center"/>
             </w:pPr>
@@ -15514,6 +16151,7 @@
           </w:tcPr>
           <w:p>
             <w:pPr>
+              <w:keepNext/>
               <w:spacing w:before="20" w:after="20" w:line="240" w:lineRule="auto"/>
               <w:jc w:val="center"/>
             </w:pPr>
@@ -15531,6 +16169,7 @@
           </w:tcPr>
           <w:p>
             <w:pPr>
+              <w:keepNext/>
               <w:spacing w:before="20" w:after="20" w:line="240" w:lineRule="auto"/>
               <w:jc w:val="center"/>
             </w:pPr>
@@ -15545,6 +16184,7 @@
       </w:tr>
       <w:tr>
         <w:trPr>
+          <w:cantSplit/>
           <w:jc w:val="center"/>
         </w:trPr>
         <w:tc>
@@ -15553,6 +16193,7 @@
           </w:tcPr>
           <w:p>
             <w:pPr>
+              <w:keepNext/>
               <w:spacing w:before="20" w:after="20" w:line="240" w:lineRule="auto"/>
             </w:pPr>
             <w:r>
@@ -15569,6 +16210,7 @@
           </w:tcPr>
           <w:p>
             <w:pPr>
+              <w:keepNext/>
               <w:spacing w:before="20" w:after="20" w:line="240" w:lineRule="auto"/>
             </w:pPr>
             <w:r>
@@ -15585,6 +16227,7 @@
           </w:tcPr>
           <w:p>
             <w:pPr>
+              <w:keepNext/>
               <w:spacing w:before="20" w:after="20" w:line="240" w:lineRule="auto"/>
               <w:jc w:val="center"/>
             </w:pPr>
@@ -15602,6 +16245,7 @@
           </w:tcPr>
           <w:p>
             <w:pPr>
+              <w:keepNext/>
               <w:spacing w:before="20" w:after="20" w:line="240" w:lineRule="auto"/>
               <w:jc w:val="center"/>
             </w:pPr>
@@ -15619,6 +16263,7 @@
           </w:tcPr>
           <w:p>
             <w:pPr>
+              <w:keepNext/>
               <w:spacing w:before="20" w:after="20" w:line="240" w:lineRule="auto"/>
               <w:jc w:val="center"/>
             </w:pPr>
@@ -15636,6 +16281,7 @@
           </w:tcPr>
           <w:p>
             <w:pPr>
+              <w:keepNext/>
               <w:spacing w:before="20" w:after="20" w:line="240" w:lineRule="auto"/>
               <w:jc w:val="center"/>
             </w:pPr>
@@ -15650,6 +16296,7 @@
       </w:tr>
       <w:tr>
         <w:trPr>
+          <w:cantSplit/>
           <w:jc w:val="center"/>
         </w:trPr>
         <w:tc>
@@ -15658,6 +16305,7 @@
           </w:tcPr>
           <w:p>
             <w:pPr>
+              <w:keepNext/>
               <w:spacing w:before="20" w:after="20" w:line="240" w:lineRule="auto"/>
             </w:pPr>
             <w:r>
@@ -15674,6 +16322,7 @@
           </w:tcPr>
           <w:p>
             <w:pPr>
+              <w:keepNext/>
               <w:spacing w:before="20" w:after="20" w:line="240" w:lineRule="auto"/>
             </w:pPr>
             <w:r>
@@ -15690,6 +16339,7 @@
           </w:tcPr>
           <w:p>
             <w:pPr>
+              <w:keepNext/>
               <w:spacing w:before="20" w:after="20" w:line="240" w:lineRule="auto"/>
               <w:jc w:val="center"/>
             </w:pPr>
@@ -15707,6 +16357,7 @@
           </w:tcPr>
           <w:p>
             <w:pPr>
+              <w:keepNext/>
               <w:spacing w:before="20" w:after="20" w:line="240" w:lineRule="auto"/>
               <w:jc w:val="center"/>
             </w:pPr>
@@ -15730,6 +16381,7 @@
           </w:tcPr>
           <w:p>
             <w:pPr>
+              <w:keepNext/>
               <w:spacing w:before="20" w:after="20" w:line="240" w:lineRule="auto"/>
               <w:jc w:val="center"/>
             </w:pPr>
@@ -15747,6 +16399,7 @@
           </w:tcPr>
           <w:p>
             <w:pPr>
+              <w:keepNext/>
               <w:spacing w:before="20" w:after="20" w:line="240" w:lineRule="auto"/>
               <w:jc w:val="center"/>
             </w:pPr>
@@ -15761,6 +16414,7 @@
       </w:tr>
       <w:tr>
         <w:trPr>
+          <w:cantSplit/>
           <w:jc w:val="center"/>
         </w:trPr>
         <w:tc>
@@ -15772,6 +16426,7 @@
           </w:tcPr>
           <w:p>
             <w:pPr>
+              <w:keepNext/>
               <w:spacing w:before="20" w:after="20" w:line="240" w:lineRule="auto"/>
             </w:pPr>
             <w:r>
@@ -15791,6 +16446,7 @@
           </w:tcPr>
           <w:p>
             <w:pPr>
+              <w:keepNext/>
               <w:spacing w:before="20" w:after="20" w:line="240" w:lineRule="auto"/>
             </w:pPr>
             <w:r>
@@ -15810,6 +16466,7 @@
           </w:tcPr>
           <w:p>
             <w:pPr>
+              <w:keepNext/>
               <w:spacing w:before="20" w:after="20" w:line="240" w:lineRule="auto"/>
               <w:jc w:val="center"/>
             </w:pPr>
@@ -15830,6 +16487,7 @@
           </w:tcPr>
           <w:p>
             <w:pPr>
+              <w:keepNext/>
               <w:spacing w:before="20" w:after="20" w:line="240" w:lineRule="auto"/>
               <w:jc w:val="center"/>
             </w:pPr>
@@ -15850,6 +16508,7 @@
           </w:tcPr>
           <w:p>
             <w:pPr>
+              <w:keepNext/>
               <w:spacing w:before="20" w:after="20" w:line="240" w:lineRule="auto"/>
               <w:jc w:val="center"/>
             </w:pPr>
@@ -15870,6 +16529,7 @@
           </w:tcPr>
           <w:p>
             <w:pPr>
+              <w:keepNext/>
               <w:spacing w:before="20" w:after="20" w:line="240" w:lineRule="auto"/>
               <w:jc w:val="center"/>
             </w:pPr>
@@ -15899,18 +16559,15 @@
         <w:pStyle w:val="Corpodotexto"/>
       </w:pPr>
       <w:r>
-        <w:t xml:space="preserve">A nota oficial acrescenta um poder explicativo pequeno, mas detectável nos três desfechos na amostra completa. O índice, no lugar da nota, explica menos. O índice não acrescenta poder explicativo além da nota oficial: nas 12 comparações de M3 com M1 (três desfechos em quatro escopos), o intervalo inclui zero em todas, tanto em A quanto em B. </w:t>
-      </w:r>
+        <w:t>A nota oficial acrescenta um poder explicativo pequeno, mas detectável nos três desfechos na amostra completa. O índice, no lugar da nota, explica menos. O índice não acrescenta poder explicativo além da nota oficial: nas 12 comparações de M3 com M1 (três desfechos em quatro escopos), o intervalo inclui zero em todas, tanto em A quanto em B. Restritas aos 22.564 anúncios com índice nos dois modelos, as diferenças de M3 − M1 entre A e B são de no máximo 0,0010.</w:t>
+      </w:r>
+    </w:p>
+    <w:p>
+      <w:pPr>
+        <w:pStyle w:val="Corpodotexto"/>
+      </w:pPr>
       <w:r>
         <w:lastRenderedPageBreak/>
-        <w:t>Restritas aos 22.564 anúncios com índice nos dois modelos, as diferenças de M3 − M1 entre A e B são de no máximo 0,0010.</w:t>
-      </w:r>
-    </w:p>
-    <w:p>
-      <w:pPr>
-        <w:pStyle w:val="Corpodotexto"/>
-      </w:pPr>
-      <w:r>
         <w:t xml:space="preserve">Os coeficientes dentro da amostra mostram outra coisa. Em M3, o coeficiente padronizado do índice (erro padrão robusto HC3) aparece significativo em vários desfechos e escopos. Reunindo os 12 coeficientes de cada modelo em uma família e aplicando a correção de Benjamini e Hochberg, 6 de 12 têm </w:t>
       </w:r>
       <w:r>
@@ -15948,7 +16605,7 @@
       <w:pPr>
         <w:pStyle w:val="Ttulo2"/>
       </w:pPr>
-      <w:bookmarkStart w:id="44" w:name="_Toc242739037"/>
+      <w:bookmarkStart w:id="44" w:name="_Toc242741476"/>
       <w:r>
         <w:t>7.4 MONOTONICIDADE E REORDENAMENTO</w:t>
       </w:r>
@@ -15968,10 +16625,11 @@
         <w:keepNext/>
         <w:spacing w:before="120" w:after="80"/>
       </w:pPr>
-      <w:bookmarkStart w:id="45" w:name="_Toc242739057"/>
+      <w:bookmarkStart w:id="45" w:name="_Toc242741496"/>
       <w:r>
         <w:rPr>
           <w:b w:val="0"/>
+          <w:color w:val="000000"/>
           <w:sz w:val="20"/>
         </w:rPr>
         <w:t xml:space="preserve">Tabela </w:t>
@@ -15979,6 +16637,7 @@
       <w:r>
         <w:rPr>
           <w:b w:val="0"/>
+          <w:color w:val="000000"/>
           <w:sz w:val="20"/>
         </w:rPr>
         <w:fldChar w:fldCharType="begin"/>
@@ -15986,6 +16645,7 @@
       <w:r>
         <w:rPr>
           <w:b w:val="0"/>
+          <w:color w:val="000000"/>
           <w:sz w:val="20"/>
         </w:rPr>
         <w:instrText xml:space="preserve"> SEQ Tabela \* ARABIC </w:instrText>
@@ -15993,6 +16653,7 @@
       <w:r>
         <w:rPr>
           <w:b w:val="0"/>
+          <w:color w:val="000000"/>
           <w:sz w:val="20"/>
         </w:rPr>
         <w:fldChar w:fldCharType="separate"/>
@@ -16001,6 +16662,7 @@
         <w:rPr>
           <w:b w:val="0"/>
           <w:noProof/>
+          <w:color w:val="000000"/>
           <w:sz w:val="20"/>
         </w:rPr>
         <w:t>13</w:t>
@@ -16008,6 +16670,7 @@
       <w:r>
         <w:rPr>
           <w:b w:val="0"/>
+          <w:color w:val="000000"/>
           <w:sz w:val="20"/>
         </w:rPr>
         <w:fldChar w:fldCharType="end"/>
@@ -16015,6 +16678,7 @@
       <w:r>
         <w:rPr>
           <w:b w:val="0"/>
+          <w:color w:val="000000"/>
           <w:sz w:val="20"/>
         </w:rPr>
         <w:t xml:space="preserve"> – Correlação de postos com o índice de ocupação residualizado, por faixa da nota oficial.</w:t>
@@ -16037,6 +16701,7 @@
       </w:tblGrid>
       <w:tr>
         <w:trPr>
+          <w:cantSplit/>
           <w:jc w:val="center"/>
         </w:trPr>
         <w:tc>
@@ -16049,6 +16714,7 @@
           </w:tcPr>
           <w:p>
             <w:pPr>
+              <w:keepNext/>
               <w:spacing w:before="20" w:after="20" w:line="240" w:lineRule="auto"/>
             </w:pPr>
             <w:r>
@@ -16070,6 +16736,7 @@
           </w:tcPr>
           <w:p>
             <w:pPr>
+              <w:keepNext/>
               <w:spacing w:before="20" w:after="20" w:line="240" w:lineRule="auto"/>
               <w:jc w:val="right"/>
             </w:pPr>
@@ -16093,6 +16760,7 @@
           </w:tcPr>
           <w:p>
             <w:pPr>
+              <w:keepNext/>
               <w:spacing w:before="20" w:after="20" w:line="240" w:lineRule="auto"/>
               <w:jc w:val="right"/>
             </w:pPr>
@@ -16123,6 +16791,7 @@
           </w:tcPr>
           <w:p>
             <w:pPr>
+              <w:keepNext/>
               <w:spacing w:before="20" w:after="20" w:line="240" w:lineRule="auto"/>
               <w:jc w:val="right"/>
             </w:pPr>
@@ -16153,6 +16822,7 @@
           </w:tcPr>
           <w:p>
             <w:pPr>
+              <w:keepNext/>
               <w:spacing w:before="20" w:after="20" w:line="240" w:lineRule="auto"/>
               <w:jc w:val="right"/>
             </w:pPr>
@@ -16176,6 +16846,7 @@
       </w:tr>
       <w:tr>
         <w:trPr>
+          <w:cantSplit/>
           <w:jc w:val="center"/>
         </w:trPr>
         <w:tc>
@@ -16184,6 +16855,7 @@
           </w:tcPr>
           <w:p>
             <w:pPr>
+              <w:keepNext/>
               <w:spacing w:before="20" w:after="20" w:line="240" w:lineRule="auto"/>
             </w:pPr>
             <w:r>
@@ -16200,6 +16872,7 @@
           </w:tcPr>
           <w:p>
             <w:pPr>
+              <w:keepNext/>
               <w:spacing w:before="20" w:after="20" w:line="240" w:lineRule="auto"/>
               <w:jc w:val="right"/>
             </w:pPr>
@@ -16217,6 +16890,7 @@
           </w:tcPr>
           <w:p>
             <w:pPr>
+              <w:keepNext/>
               <w:spacing w:before="20" w:after="20" w:line="240" w:lineRule="auto"/>
               <w:jc w:val="right"/>
             </w:pPr>
@@ -16234,6 +16908,7 @@
           </w:tcPr>
           <w:p>
             <w:pPr>
+              <w:keepNext/>
               <w:spacing w:before="20" w:after="20" w:line="240" w:lineRule="auto"/>
               <w:jc w:val="right"/>
             </w:pPr>
@@ -16251,6 +16926,7 @@
           </w:tcPr>
           <w:p>
             <w:pPr>
+              <w:keepNext/>
               <w:spacing w:before="20" w:after="20" w:line="240" w:lineRule="auto"/>
               <w:jc w:val="right"/>
             </w:pPr>
@@ -16265,6 +16941,7 @@
       </w:tr>
       <w:tr>
         <w:trPr>
+          <w:cantSplit/>
           <w:jc w:val="center"/>
         </w:trPr>
         <w:tc>
@@ -16273,6 +16950,7 @@
           </w:tcPr>
           <w:p>
             <w:pPr>
+              <w:keepNext/>
               <w:spacing w:before="20" w:after="20" w:line="240" w:lineRule="auto"/>
             </w:pPr>
             <w:r>
@@ -16289,6 +16967,7 @@
           </w:tcPr>
           <w:p>
             <w:pPr>
+              <w:keepNext/>
               <w:spacing w:before="20" w:after="20" w:line="240" w:lineRule="auto"/>
               <w:jc w:val="right"/>
             </w:pPr>
@@ -16306,6 +16985,7 @@
           </w:tcPr>
           <w:p>
             <w:pPr>
+              <w:keepNext/>
               <w:spacing w:before="20" w:after="20" w:line="240" w:lineRule="auto"/>
               <w:jc w:val="right"/>
             </w:pPr>
@@ -16323,6 +17003,7 @@
           </w:tcPr>
           <w:p>
             <w:pPr>
+              <w:keepNext/>
               <w:spacing w:before="20" w:after="20" w:line="240" w:lineRule="auto"/>
               <w:jc w:val="right"/>
             </w:pPr>
@@ -16340,6 +17021,7 @@
           </w:tcPr>
           <w:p>
             <w:pPr>
+              <w:keepNext/>
               <w:spacing w:before="20" w:after="20" w:line="240" w:lineRule="auto"/>
               <w:jc w:val="right"/>
             </w:pPr>
@@ -16354,6 +17036,7 @@
       </w:tr>
       <w:tr>
         <w:trPr>
+          <w:cantSplit/>
           <w:jc w:val="center"/>
         </w:trPr>
         <w:tc>
@@ -16362,6 +17045,7 @@
           </w:tcPr>
           <w:p>
             <w:pPr>
+              <w:keepNext/>
               <w:spacing w:before="20" w:after="20" w:line="240" w:lineRule="auto"/>
             </w:pPr>
             <w:r>
@@ -16378,6 +17062,7 @@
           </w:tcPr>
           <w:p>
             <w:pPr>
+              <w:keepNext/>
               <w:spacing w:before="20" w:after="20" w:line="240" w:lineRule="auto"/>
               <w:jc w:val="right"/>
             </w:pPr>
@@ -16395,6 +17080,7 @@
           </w:tcPr>
           <w:p>
             <w:pPr>
+              <w:keepNext/>
               <w:spacing w:before="20" w:after="20" w:line="240" w:lineRule="auto"/>
               <w:jc w:val="right"/>
             </w:pPr>
@@ -16412,6 +17098,7 @@
           </w:tcPr>
           <w:p>
             <w:pPr>
+              <w:keepNext/>
               <w:spacing w:before="20" w:after="20" w:line="240" w:lineRule="auto"/>
               <w:jc w:val="right"/>
             </w:pPr>
@@ -16429,6 +17116,7 @@
           </w:tcPr>
           <w:p>
             <w:pPr>
+              <w:keepNext/>
               <w:spacing w:before="20" w:after="20" w:line="240" w:lineRule="auto"/>
               <w:jc w:val="right"/>
             </w:pPr>
@@ -16443,6 +17131,7 @@
       </w:tr>
       <w:tr>
         <w:trPr>
+          <w:cantSplit/>
           <w:jc w:val="center"/>
         </w:trPr>
         <w:tc>
@@ -16451,6 +17140,7 @@
           </w:tcPr>
           <w:p>
             <w:pPr>
+              <w:keepNext/>
               <w:spacing w:before="20" w:after="20" w:line="240" w:lineRule="auto"/>
             </w:pPr>
             <w:r>
@@ -16467,6 +17157,7 @@
           </w:tcPr>
           <w:p>
             <w:pPr>
+              <w:keepNext/>
               <w:spacing w:before="20" w:after="20" w:line="240" w:lineRule="auto"/>
               <w:jc w:val="right"/>
             </w:pPr>
@@ -16484,6 +17175,7 @@
           </w:tcPr>
           <w:p>
             <w:pPr>
+              <w:keepNext/>
               <w:spacing w:before="20" w:after="20" w:line="240" w:lineRule="auto"/>
               <w:jc w:val="right"/>
             </w:pPr>
@@ -16501,6 +17193,7 @@
           </w:tcPr>
           <w:p>
             <w:pPr>
+              <w:keepNext/>
               <w:spacing w:before="20" w:after="20" w:line="240" w:lineRule="auto"/>
               <w:jc w:val="right"/>
             </w:pPr>
@@ -16518,6 +17211,7 @@
           </w:tcPr>
           <w:p>
             <w:pPr>
+              <w:keepNext/>
               <w:spacing w:before="20" w:after="20" w:line="240" w:lineRule="auto"/>
               <w:jc w:val="right"/>
             </w:pPr>
@@ -16532,6 +17226,7 @@
       </w:tr>
       <w:tr>
         <w:trPr>
+          <w:cantSplit/>
           <w:jc w:val="center"/>
         </w:trPr>
         <w:tc>
@@ -16540,6 +17235,7 @@
           </w:tcPr>
           <w:p>
             <w:pPr>
+              <w:keepNext/>
               <w:spacing w:before="20" w:after="20" w:line="240" w:lineRule="auto"/>
             </w:pPr>
             <w:r>
@@ -16556,6 +17252,7 @@
           </w:tcPr>
           <w:p>
             <w:pPr>
+              <w:keepNext/>
               <w:spacing w:before="20" w:after="20" w:line="240" w:lineRule="auto"/>
               <w:jc w:val="right"/>
             </w:pPr>
@@ -16573,6 +17270,7 @@
           </w:tcPr>
           <w:p>
             <w:pPr>
+              <w:keepNext/>
               <w:spacing w:before="20" w:after="20" w:line="240" w:lineRule="auto"/>
               <w:jc w:val="right"/>
             </w:pPr>
@@ -16590,6 +17288,7 @@
           </w:tcPr>
           <w:p>
             <w:pPr>
+              <w:keepNext/>
               <w:spacing w:before="20" w:after="20" w:line="240" w:lineRule="auto"/>
               <w:jc w:val="right"/>
             </w:pPr>
@@ -16607,6 +17306,7 @@
           </w:tcPr>
           <w:p>
             <w:pPr>
+              <w:keepNext/>
               <w:spacing w:before="20" w:after="20" w:line="240" w:lineRule="auto"/>
               <w:jc w:val="right"/>
             </w:pPr>
@@ -16621,6 +17321,7 @@
       </w:tr>
       <w:tr>
         <w:trPr>
+          <w:cantSplit/>
           <w:jc w:val="center"/>
         </w:trPr>
         <w:tc>
@@ -16632,6 +17333,7 @@
           </w:tcPr>
           <w:p>
             <w:pPr>
+              <w:keepNext/>
               <w:spacing w:before="20" w:after="20" w:line="240" w:lineRule="auto"/>
             </w:pPr>
             <w:r>
@@ -16651,6 +17353,7 @@
           </w:tcPr>
           <w:p>
             <w:pPr>
+              <w:keepNext/>
               <w:spacing w:before="20" w:after="20" w:line="240" w:lineRule="auto"/>
               <w:jc w:val="right"/>
             </w:pPr>
@@ -16671,6 +17374,7 @@
           </w:tcPr>
           <w:p>
             <w:pPr>
+              <w:keepNext/>
               <w:spacing w:before="20" w:after="20" w:line="240" w:lineRule="auto"/>
               <w:jc w:val="right"/>
             </w:pPr>
@@ -16691,6 +17395,7 @@
           </w:tcPr>
           <w:p>
             <w:pPr>
+              <w:keepNext/>
               <w:spacing w:before="20" w:after="20" w:line="240" w:lineRule="auto"/>
               <w:jc w:val="right"/>
             </w:pPr>
@@ -16711,6 +17416,7 @@
           </w:tcPr>
           <w:p>
             <w:pPr>
+              <w:keepNext/>
               <w:spacing w:before="20" w:after="20" w:line="240" w:lineRule="auto"/>
               <w:jc w:val="right"/>
             </w:pPr>
@@ -16777,7 +17483,7 @@
       <w:pPr>
         <w:pStyle w:val="Ttulo2"/>
       </w:pPr>
-      <w:bookmarkStart w:id="46" w:name="_Toc242739038"/>
+      <w:bookmarkStart w:id="46" w:name="_Toc242741477"/>
       <w:r>
         <w:t>7.5 SENSIBILIDADE</w:t>
       </w:r>
@@ -16803,11 +17509,11 @@
         <w:t>2</w:t>
       </w:r>
       <w:r>
-        <w:t xml:space="preserve"> do índice além da nota oficial no teto (nota 5,0) permanece próximo de zero em todas. O </w:t>
+        <w:t xml:space="preserve"> do índice além da nota oficial no teto (nota 5,0) permanece próximo de zero em todas. O intervalo do ganho no número de avaliações em 12 meses inclui zero em todas (por exemplo, +0,0015, com intervalo de −0,0020 a +0,0041, na especificação principal e +0,0016, com </w:t>
       </w:r>
       <w:r>
         <w:lastRenderedPageBreak/>
-        <w:t>intervalo do ganho no número de avaliações em 12 meses inclui zero em todas (por exemplo, +0,0015, com intervalo de −0,0020 a +0,0041, na especificação principal e +0,0016, com intervalo de −0,0026 a +0,0044, com encolhimento). A correlação de postos do índice com o índice de ocupação bruto, dentro da faixa de nota 5,0, é de −0,01 sem encolhimento e de +0,35</w:t>
+        <w:t>intervalo de −0,0026 a +0,0044, com encolhimento). A correlação de postos do índice com o índice de ocupação bruto, dentro da faixa de nota 5,0, é de −0,01 sem encolhimento e de +0,35</w:t>
       </w:r>
       <w:r>
         <w:t xml:space="preserve"> com encolhimento. Esse valor é um artefato do encolhimento (Seção 7.1). Sem ele e com o desfecho residualizado, a correlação é próxima de zero em todas as variantes. Excluir a satisfação geral quase não altera os resultados.</w:t>
@@ -16825,7 +17531,7 @@
       <w:pPr>
         <w:pStyle w:val="Ttulo2"/>
       </w:pPr>
-      <w:bookmarkStart w:id="47" w:name="_Toc242739039"/>
+      <w:bookmarkStart w:id="47" w:name="_Toc242741478"/>
       <w:r>
         <w:t>7.6 COMO LER O RESULTADO</w:t>
       </w:r>
@@ -16846,7 +17552,7 @@
       <w:pPr>
         <w:pStyle w:val="Ttulo1"/>
       </w:pPr>
-      <w:bookmarkStart w:id="48" w:name="_Toc242739040"/>
+      <w:bookmarkStart w:id="48" w:name="_Toc242741479"/>
       <w:r>
         <w:lastRenderedPageBreak/>
         <w:t>8 DISCUSSÃO E LIMITAÇÕES</w:t>
@@ -16857,7 +17563,7 @@
       <w:pPr>
         <w:pStyle w:val="Ttulo2"/>
       </w:pPr>
-      <w:bookmarkStart w:id="49" w:name="_Toc242739041"/>
+      <w:bookmarkStart w:id="49" w:name="_Toc242741480"/>
       <w:r>
         <w:t>8.1 OS RESULTADOS À LUZ DA LITERATURA</w:t>
       </w:r>
@@ -16913,7 +17619,7 @@
       <w:pPr>
         <w:pStyle w:val="Ttulo2"/>
       </w:pPr>
-      <w:bookmarkStart w:id="50" w:name="_Toc242739042"/>
+      <w:bookmarkStart w:id="50" w:name="_Toc242741481"/>
       <w:r>
         <w:t>8.2 IMPLICAÇÕES PARA ANFITRIÕES E EMPRESAS GESTORAS</w:t>
       </w:r>
@@ -16934,7 +17640,7 @@
       <w:pPr>
         <w:pStyle w:val="Ttulo2"/>
       </w:pPr>
-      <w:bookmarkStart w:id="51" w:name="_Toc242739043"/>
+      <w:bookmarkStart w:id="51" w:name="_Toc242741482"/>
       <w:r>
         <w:t>8.3 LIMITAÇÕES</w:t>
       </w:r>
@@ -17005,7 +17711,7 @@
       <w:pPr>
         <w:pStyle w:val="Ttulo1"/>
       </w:pPr>
-      <w:bookmarkStart w:id="52" w:name="_Toc242739044"/>
+      <w:bookmarkStart w:id="52" w:name="_Toc242741483"/>
       <w:r>
         <w:lastRenderedPageBreak/>
         <w:t>9 CONCLUSÕES</w:t>
@@ -17427,7 +18133,7 @@
         <w:pStyle w:val="Referncia"/>
       </w:pPr>
       <w:r>
-        <w:t xml:space="preserve">FREITAS, Larissa A.; VIEIRA, Renata. Ontology based feature level opinion mining for portuguese reviews. In: </w:t>
+        <w:t xml:space="preserve">FREITAS, Larissa A.; VIEIRA, Renata. Ontology based feature level opinion mining for Portuguese reviews. In: </w:t>
       </w:r>
       <w:r>
         <w:rPr>
@@ -18260,31 +18966,31 @@
       </w:rPr>
     </w:lvl>
   </w:abstractNum>
-  <w:num w:numId="1" w16cid:durableId="57677668">
+  <w:num w:numId="1" w16cid:durableId="1635402052">
     <w:abstractNumId w:val="8"/>
   </w:num>
-  <w:num w:numId="2" w16cid:durableId="452745401">
+  <w:num w:numId="2" w16cid:durableId="869341553">
     <w:abstractNumId w:val="6"/>
   </w:num>
-  <w:num w:numId="3" w16cid:durableId="418017830">
+  <w:num w:numId="3" w16cid:durableId="1605649721">
     <w:abstractNumId w:val="5"/>
   </w:num>
-  <w:num w:numId="4" w16cid:durableId="488526131">
+  <w:num w:numId="4" w16cid:durableId="874736290">
     <w:abstractNumId w:val="4"/>
   </w:num>
-  <w:num w:numId="5" w16cid:durableId="587154465">
+  <w:num w:numId="5" w16cid:durableId="1126582150">
     <w:abstractNumId w:val="7"/>
   </w:num>
-  <w:num w:numId="6" w16cid:durableId="937905839">
+  <w:num w:numId="6" w16cid:durableId="588582835">
     <w:abstractNumId w:val="3"/>
   </w:num>
-  <w:num w:numId="7" w16cid:durableId="1871410209">
+  <w:num w:numId="7" w16cid:durableId="282270173">
     <w:abstractNumId w:val="2"/>
   </w:num>
-  <w:num w:numId="8" w16cid:durableId="1790315904">
+  <w:num w:numId="8" w16cid:durableId="400566010">
     <w:abstractNumId w:val="1"/>
   </w:num>
-  <w:num w:numId="9" w16cid:durableId="181818273">
+  <w:num w:numId="9" w16cid:durableId="966395066">
     <w:abstractNumId w:val="0"/>
   </w:num>
 </w:numbering>
@@ -18295,7 +19001,7 @@
   <w:docDefaults>
     <w:rPrDefault>
       <w:rPr>
-        <w:rFonts w:asciiTheme="minorHAnsi" w:eastAsiaTheme="minorEastAsia" w:hAnsiTheme="minorHAnsi" w:cstheme="minorBidi"/>
+        <w:rFonts w:ascii="Times New Roman" w:eastAsia="Times New Roman" w:hAnsi="Times New Roman" w:cs="Times New Roman"/>
         <w:sz w:val="22"/>
         <w:szCs w:val="22"/>
         <w:lang w:val="en-US" w:eastAsia="en-US" w:bidi="ar-SA"/>
@@ -18684,7 +19390,6 @@
       <w:spacing w:after="0" w:line="360" w:lineRule="auto"/>
     </w:pPr>
     <w:rPr>
-      <w:rFonts w:ascii="Times New Roman" w:eastAsia="Times New Roman" w:hAnsi="Times New Roman" w:cs="Times New Roman"/>
       <w:sz w:val="24"/>
     </w:rPr>
   </w:style>
@@ -18704,7 +19409,6 @@
       <w:outlineLvl w:val="0"/>
     </w:pPr>
     <w:rPr>
-      <w:rFonts w:asciiTheme="majorHAnsi" w:eastAsiaTheme="majorEastAsia" w:hAnsiTheme="majorHAnsi" w:cstheme="majorBidi"/>
       <w:b/>
       <w:bCs/>
       <w:caps/>
@@ -18727,7 +19431,6 @@
       <w:outlineLvl w:val="1"/>
     </w:pPr>
     <w:rPr>
-      <w:rFonts w:asciiTheme="majorHAnsi" w:eastAsiaTheme="majorEastAsia" w:hAnsiTheme="majorHAnsi" w:cstheme="majorBidi"/>
       <w:bCs/>
       <w:caps/>
       <w:szCs w:val="26"/>
@@ -18749,7 +19452,6 @@
       <w:outlineLvl w:val="2"/>
     </w:pPr>
     <w:rPr>
-      <w:rFonts w:asciiTheme="majorHAnsi" w:eastAsiaTheme="majorEastAsia" w:hAnsiTheme="majorHAnsi" w:cstheme="majorBidi"/>
       <w:b/>
       <w:bCs/>
     </w:rPr>
@@ -18771,7 +19473,6 @@
       <w:outlineLvl w:val="3"/>
     </w:pPr>
     <w:rPr>
-      <w:rFonts w:asciiTheme="majorHAnsi" w:eastAsiaTheme="majorEastAsia" w:hAnsiTheme="majorHAnsi" w:cstheme="majorBidi"/>
       <w:b/>
       <w:bCs/>
       <w:i/>
@@ -18796,7 +19497,6 @@
       <w:outlineLvl w:val="4"/>
     </w:pPr>
     <w:rPr>
-      <w:rFonts w:asciiTheme="majorHAnsi" w:eastAsiaTheme="majorEastAsia" w:hAnsiTheme="majorHAnsi" w:cstheme="majorBidi"/>
       <w:color w:val="243F60" w:themeColor="accent1" w:themeShade="7F"/>
     </w:rPr>
   </w:style>
@@ -18817,7 +19517,6 @@
       <w:outlineLvl w:val="5"/>
     </w:pPr>
     <w:rPr>
-      <w:rFonts w:asciiTheme="majorHAnsi" w:eastAsiaTheme="majorEastAsia" w:hAnsiTheme="majorHAnsi" w:cstheme="majorBidi"/>
       <w:i/>
       <w:iCs/>
       <w:color w:val="243F60" w:themeColor="accent1" w:themeShade="7F"/>
@@ -18840,7 +19539,6 @@
       <w:outlineLvl w:val="6"/>
     </w:pPr>
     <w:rPr>
-      <w:rFonts w:asciiTheme="majorHAnsi" w:eastAsiaTheme="majorEastAsia" w:hAnsiTheme="majorHAnsi" w:cstheme="majorBidi"/>
       <w:i/>
       <w:iCs/>
       <w:color w:val="404040" w:themeColor="text1" w:themeTint="BF"/>
@@ -18863,7 +19561,6 @@
       <w:outlineLvl w:val="7"/>
     </w:pPr>
     <w:rPr>
-      <w:rFonts w:asciiTheme="majorHAnsi" w:eastAsiaTheme="majorEastAsia" w:hAnsiTheme="majorHAnsi" w:cstheme="majorBidi"/>
       <w:color w:val="4F81BD" w:themeColor="accent1"/>
       <w:sz w:val="20"/>
       <w:szCs w:val="20"/>
@@ -18886,7 +19583,6 @@
       <w:outlineLvl w:val="8"/>
     </w:pPr>
     <w:rPr>
-      <w:rFonts w:asciiTheme="majorHAnsi" w:eastAsiaTheme="majorEastAsia" w:hAnsiTheme="majorHAnsi" w:cstheme="majorBidi"/>
       <w:i/>
       <w:iCs/>
       <w:color w:val="404040" w:themeColor="text1" w:themeTint="BF"/>
@@ -18981,7 +19677,7 @@
     <w:uiPriority w:val="9"/>
     <w:rsid w:val="00FC693F"/>
     <w:rPr>
-      <w:rFonts w:asciiTheme="majorHAnsi" w:eastAsiaTheme="majorEastAsia" w:hAnsiTheme="majorHAnsi" w:cstheme="majorBidi"/>
+      <w:rFonts w:ascii="Times New Roman" w:eastAsia="Times New Roman" w:hAnsi="Times New Roman" w:cs="Times New Roman"/>
       <w:b/>
       <w:bCs/>
       <w:color w:val="365F91" w:themeColor="accent1" w:themeShade="BF"/>
@@ -18996,7 +19692,7 @@
     <w:uiPriority w:val="9"/>
     <w:rsid w:val="00FC693F"/>
     <w:rPr>
-      <w:rFonts w:asciiTheme="majorHAnsi" w:eastAsiaTheme="majorEastAsia" w:hAnsiTheme="majorHAnsi" w:cstheme="majorBidi"/>
+      <w:rFonts w:ascii="Times New Roman" w:eastAsia="Times New Roman" w:hAnsi="Times New Roman" w:cs="Times New Roman"/>
       <w:b/>
       <w:bCs/>
       <w:color w:val="4F81BD" w:themeColor="accent1"/>
@@ -19011,7 +19707,7 @@
     <w:uiPriority w:val="9"/>
     <w:rsid w:val="00FC693F"/>
     <w:rPr>
-      <w:rFonts w:asciiTheme="majorHAnsi" w:eastAsiaTheme="majorEastAsia" w:hAnsiTheme="majorHAnsi" w:cstheme="majorBidi"/>
+      <w:rFonts w:ascii="Times New Roman" w:eastAsia="Times New Roman" w:hAnsi="Times New Roman" w:cs="Times New Roman"/>
       <w:b/>
       <w:bCs/>
       <w:color w:val="4F81BD" w:themeColor="accent1"/>
@@ -19033,7 +19729,6 @@
       <w:contextualSpacing/>
     </w:pPr>
     <w:rPr>
-      <w:rFonts w:asciiTheme="majorHAnsi" w:eastAsiaTheme="majorEastAsia" w:hAnsiTheme="majorHAnsi" w:cstheme="majorBidi"/>
       <w:color w:val="17365D" w:themeColor="text2" w:themeShade="BF"/>
       <w:spacing w:val="5"/>
       <w:kern w:val="28"/>
@@ -19048,7 +19743,7 @@
     <w:uiPriority w:val="10"/>
     <w:rsid w:val="00FC693F"/>
     <w:rPr>
-      <w:rFonts w:asciiTheme="majorHAnsi" w:eastAsiaTheme="majorEastAsia" w:hAnsiTheme="majorHAnsi" w:cstheme="majorBidi"/>
+      <w:rFonts w:ascii="Times New Roman" w:eastAsia="Times New Roman" w:hAnsi="Times New Roman" w:cs="Times New Roman"/>
       <w:color w:val="17365D" w:themeColor="text2" w:themeShade="BF"/>
       <w:spacing w:val="5"/>
       <w:kern w:val="28"/>
@@ -19070,7 +19765,6 @@
       </w:numPr>
     </w:pPr>
     <w:rPr>
-      <w:rFonts w:asciiTheme="majorHAnsi" w:eastAsiaTheme="majorEastAsia" w:hAnsiTheme="majorHAnsi" w:cstheme="majorBidi"/>
       <w:i/>
       <w:iCs/>
       <w:color w:val="4F81BD" w:themeColor="accent1"/>
@@ -19085,7 +19779,7 @@
     <w:uiPriority w:val="11"/>
     <w:rsid w:val="00FC693F"/>
     <w:rPr>
-      <w:rFonts w:asciiTheme="majorHAnsi" w:eastAsiaTheme="majorEastAsia" w:hAnsiTheme="majorHAnsi" w:cstheme="majorBidi"/>
+      <w:rFonts w:ascii="Times New Roman" w:eastAsia="Times New Roman" w:hAnsi="Times New Roman" w:cs="Times New Roman"/>
       <w:i/>
       <w:iCs/>
       <w:color w:val="4F81BD" w:themeColor="accent1"/>
@@ -19332,7 +20026,6 @@
       </w:tabs>
     </w:pPr>
     <w:rPr>
-      <w:rFonts w:ascii="Courier" w:hAnsi="Courier"/>
       <w:sz w:val="20"/>
       <w:szCs w:val="20"/>
     </w:rPr>
@@ -19344,7 +20037,7 @@
     <w:uiPriority w:val="99"/>
     <w:rsid w:val="0029639D"/>
     <w:rPr>
-      <w:rFonts w:ascii="Courier" w:hAnsi="Courier"/>
+      <w:rFonts w:ascii="Times New Roman" w:eastAsia="Times New Roman" w:hAnsi="Times New Roman" w:cs="Times New Roman"/>
       <w:sz w:val="20"/>
       <w:szCs w:val="20"/>
     </w:rPr>
@@ -19383,7 +20076,7 @@
     <w:semiHidden/>
     <w:rsid w:val="00FC693F"/>
     <w:rPr>
-      <w:rFonts w:asciiTheme="majorHAnsi" w:eastAsiaTheme="majorEastAsia" w:hAnsiTheme="majorHAnsi" w:cstheme="majorBidi"/>
+      <w:rFonts w:ascii="Times New Roman" w:eastAsia="Times New Roman" w:hAnsi="Times New Roman" w:cs="Times New Roman"/>
       <w:b/>
       <w:bCs/>
       <w:i/>
@@ -19399,7 +20092,7 @@
     <w:semiHidden/>
     <w:rsid w:val="00FC693F"/>
     <w:rPr>
-      <w:rFonts w:asciiTheme="majorHAnsi" w:eastAsiaTheme="majorEastAsia" w:hAnsiTheme="majorHAnsi" w:cstheme="majorBidi"/>
+      <w:rFonts w:ascii="Times New Roman" w:eastAsia="Times New Roman" w:hAnsi="Times New Roman" w:cs="Times New Roman"/>
       <w:color w:val="243F60" w:themeColor="accent1" w:themeShade="7F"/>
     </w:rPr>
   </w:style>
@@ -19411,7 +20104,7 @@
     <w:semiHidden/>
     <w:rsid w:val="00FC693F"/>
     <w:rPr>
-      <w:rFonts w:asciiTheme="majorHAnsi" w:eastAsiaTheme="majorEastAsia" w:hAnsiTheme="majorHAnsi" w:cstheme="majorBidi"/>
+      <w:rFonts w:ascii="Times New Roman" w:eastAsia="Times New Roman" w:hAnsi="Times New Roman" w:cs="Times New Roman"/>
       <w:i/>
       <w:iCs/>
       <w:color w:val="243F60" w:themeColor="accent1" w:themeShade="7F"/>
@@ -19425,7 +20118,7 @@
     <w:semiHidden/>
     <w:rsid w:val="00FC693F"/>
     <w:rPr>
-      <w:rFonts w:asciiTheme="majorHAnsi" w:eastAsiaTheme="majorEastAsia" w:hAnsiTheme="majorHAnsi" w:cstheme="majorBidi"/>
+      <w:rFonts w:ascii="Times New Roman" w:eastAsia="Times New Roman" w:hAnsi="Times New Roman" w:cs="Times New Roman"/>
       <w:i/>
       <w:iCs/>
       <w:color w:val="404040" w:themeColor="text1" w:themeTint="BF"/>
@@ -19439,7 +20132,7 @@
     <w:semiHidden/>
     <w:rsid w:val="00FC693F"/>
     <w:rPr>
-      <w:rFonts w:asciiTheme="majorHAnsi" w:eastAsiaTheme="majorEastAsia" w:hAnsiTheme="majorHAnsi" w:cstheme="majorBidi"/>
+      <w:rFonts w:ascii="Times New Roman" w:eastAsia="Times New Roman" w:hAnsi="Times New Roman" w:cs="Times New Roman"/>
       <w:color w:val="4F81BD" w:themeColor="accent1"/>
       <w:sz w:val="20"/>
       <w:szCs w:val="20"/>
@@ -19453,7 +20146,7 @@
     <w:semiHidden/>
     <w:rsid w:val="00FC693F"/>
     <w:rPr>
-      <w:rFonts w:asciiTheme="majorHAnsi" w:eastAsiaTheme="majorEastAsia" w:hAnsiTheme="majorHAnsi" w:cstheme="majorBidi"/>
+      <w:rFonts w:ascii="Times New Roman" w:eastAsia="Times New Roman" w:hAnsi="Times New Roman" w:cs="Times New Roman"/>
       <w:i/>
       <w:iCs/>
       <w:color w:val="404040" w:themeColor="text1" w:themeTint="BF"/>
@@ -20930,7 +21623,7 @@
         <w:spacing w:before="0" w:after="0" w:line="240" w:lineRule="auto"/>
       </w:pPr>
       <w:rPr>
-        <w:rFonts w:asciiTheme="majorHAnsi" w:eastAsiaTheme="majorEastAsia" w:hAnsiTheme="majorHAnsi" w:cstheme="majorBidi"/>
+        <w:rFonts w:ascii="Times New Roman" w:eastAsia="Times New Roman" w:hAnsi="Times New Roman" w:cs="Times New Roman"/>
         <w:b/>
         <w:bCs/>
       </w:rPr>
@@ -20951,7 +21644,7 @@
         <w:spacing w:before="0" w:after="0" w:line="240" w:lineRule="auto"/>
       </w:pPr>
       <w:rPr>
-        <w:rFonts w:asciiTheme="majorHAnsi" w:eastAsiaTheme="majorEastAsia" w:hAnsiTheme="majorHAnsi" w:cstheme="majorBidi"/>
+        <w:rFonts w:ascii="Times New Roman" w:eastAsia="Times New Roman" w:hAnsi="Times New Roman" w:cs="Times New Roman"/>
         <w:b/>
         <w:bCs/>
       </w:rPr>
@@ -20969,14 +21662,14 @@
     </w:tblStylePr>
     <w:tblStylePr w:type="firstCol">
       <w:rPr>
-        <w:rFonts w:asciiTheme="majorHAnsi" w:eastAsiaTheme="majorEastAsia" w:hAnsiTheme="majorHAnsi" w:cstheme="majorBidi"/>
+        <w:rFonts w:ascii="Times New Roman" w:eastAsia="Times New Roman" w:hAnsi="Times New Roman" w:cs="Times New Roman"/>
         <w:b/>
         <w:bCs/>
       </w:rPr>
     </w:tblStylePr>
     <w:tblStylePr w:type="lastCol">
       <w:rPr>
-        <w:rFonts w:asciiTheme="majorHAnsi" w:eastAsiaTheme="majorEastAsia" w:hAnsiTheme="majorHAnsi" w:cstheme="majorBidi"/>
+        <w:rFonts w:ascii="Times New Roman" w:eastAsia="Times New Roman" w:hAnsi="Times New Roman" w:cs="Times New Roman"/>
         <w:b/>
         <w:bCs/>
       </w:rPr>
@@ -21053,7 +21746,7 @@
         <w:spacing w:before="0" w:after="0" w:line="240" w:lineRule="auto"/>
       </w:pPr>
       <w:rPr>
-        <w:rFonts w:asciiTheme="majorHAnsi" w:eastAsiaTheme="majorEastAsia" w:hAnsiTheme="majorHAnsi" w:cstheme="majorBidi"/>
+        <w:rFonts w:ascii="Times New Roman" w:eastAsia="Times New Roman" w:hAnsi="Times New Roman" w:cs="Times New Roman"/>
         <w:b/>
         <w:bCs/>
       </w:rPr>
@@ -21074,7 +21767,7 @@
         <w:spacing w:before="0" w:after="0" w:line="240" w:lineRule="auto"/>
       </w:pPr>
       <w:rPr>
-        <w:rFonts w:asciiTheme="majorHAnsi" w:eastAsiaTheme="majorEastAsia" w:hAnsiTheme="majorHAnsi" w:cstheme="majorBidi"/>
+        <w:rFonts w:ascii="Times New Roman" w:eastAsia="Times New Roman" w:hAnsi="Times New Roman" w:cs="Times New Roman"/>
         <w:b/>
         <w:bCs/>
       </w:rPr>
@@ -21092,14 +21785,14 @@
     </w:tblStylePr>
     <w:tblStylePr w:type="firstCol">
       <w:rPr>
-        <w:rFonts w:asciiTheme="majorHAnsi" w:eastAsiaTheme="majorEastAsia" w:hAnsiTheme="majorHAnsi" w:cstheme="majorBidi"/>
+        <w:rFonts w:ascii="Times New Roman" w:eastAsia="Times New Roman" w:hAnsi="Times New Roman" w:cs="Times New Roman"/>
         <w:b/>
         <w:bCs/>
       </w:rPr>
     </w:tblStylePr>
     <w:tblStylePr w:type="lastCol">
       <w:rPr>
-        <w:rFonts w:asciiTheme="majorHAnsi" w:eastAsiaTheme="majorEastAsia" w:hAnsiTheme="majorHAnsi" w:cstheme="majorBidi"/>
+        <w:rFonts w:ascii="Times New Roman" w:eastAsia="Times New Roman" w:hAnsi="Times New Roman" w:cs="Times New Roman"/>
         <w:b/>
         <w:bCs/>
       </w:rPr>
@@ -21176,7 +21869,7 @@
         <w:spacing w:before="0" w:after="0" w:line="240" w:lineRule="auto"/>
       </w:pPr>
       <w:rPr>
-        <w:rFonts w:asciiTheme="majorHAnsi" w:eastAsiaTheme="majorEastAsia" w:hAnsiTheme="majorHAnsi" w:cstheme="majorBidi"/>
+        <w:rFonts w:ascii="Times New Roman" w:eastAsia="Times New Roman" w:hAnsi="Times New Roman" w:cs="Times New Roman"/>
         <w:b/>
         <w:bCs/>
       </w:rPr>
@@ -21197,7 +21890,7 @@
         <w:spacing w:before="0" w:after="0" w:line="240" w:lineRule="auto"/>
       </w:pPr>
       <w:rPr>
-        <w:rFonts w:asciiTheme="majorHAnsi" w:eastAsiaTheme="majorEastAsia" w:hAnsiTheme="majorHAnsi" w:cstheme="majorBidi"/>
+        <w:rFonts w:ascii="Times New Roman" w:eastAsia="Times New Roman" w:hAnsi="Times New Roman" w:cs="Times New Roman"/>
         <w:b/>
         <w:bCs/>
       </w:rPr>
@@ -21215,14 +21908,14 @@
     </w:tblStylePr>
     <w:tblStylePr w:type="firstCol">
       <w:rPr>
-        <w:rFonts w:asciiTheme="majorHAnsi" w:eastAsiaTheme="majorEastAsia" w:hAnsiTheme="majorHAnsi" w:cstheme="majorBidi"/>
+        <w:rFonts w:ascii="Times New Roman" w:eastAsia="Times New Roman" w:hAnsi="Times New Roman" w:cs="Times New Roman"/>
         <w:b/>
         <w:bCs/>
       </w:rPr>
     </w:tblStylePr>
     <w:tblStylePr w:type="lastCol">
       <w:rPr>
-        <w:rFonts w:asciiTheme="majorHAnsi" w:eastAsiaTheme="majorEastAsia" w:hAnsiTheme="majorHAnsi" w:cstheme="majorBidi"/>
+        <w:rFonts w:ascii="Times New Roman" w:eastAsia="Times New Roman" w:hAnsi="Times New Roman" w:cs="Times New Roman"/>
         <w:b/>
         <w:bCs/>
       </w:rPr>
@@ -21299,7 +21992,7 @@
         <w:spacing w:before="0" w:after="0" w:line="240" w:lineRule="auto"/>
       </w:pPr>
       <w:rPr>
-        <w:rFonts w:asciiTheme="majorHAnsi" w:eastAsiaTheme="majorEastAsia" w:hAnsiTheme="majorHAnsi" w:cstheme="majorBidi"/>
+        <w:rFonts w:ascii="Times New Roman" w:eastAsia="Times New Roman" w:hAnsi="Times New Roman" w:cs="Times New Roman"/>
         <w:b/>
         <w:bCs/>
       </w:rPr>
@@ -21320,7 +22013,7 @@
         <w:spacing w:before="0" w:after="0" w:line="240" w:lineRule="auto"/>
       </w:pPr>
       <w:rPr>
-        <w:rFonts w:asciiTheme="majorHAnsi" w:eastAsiaTheme="majorEastAsia" w:hAnsiTheme="majorHAnsi" w:cstheme="majorBidi"/>
+        <w:rFonts w:ascii="Times New Roman" w:eastAsia="Times New Roman" w:hAnsi="Times New Roman" w:cs="Times New Roman"/>
         <w:b/>
         <w:bCs/>
       </w:rPr>
@@ -21338,14 +22031,14 @@
     </w:tblStylePr>
     <w:tblStylePr w:type="firstCol">
       <w:rPr>
-        <w:rFonts w:asciiTheme="majorHAnsi" w:eastAsiaTheme="majorEastAsia" w:hAnsiTheme="majorHAnsi" w:cstheme="majorBidi"/>
+        <w:rFonts w:ascii="Times New Roman" w:eastAsia="Times New Roman" w:hAnsi="Times New Roman" w:cs="Times New Roman"/>
         <w:b/>
         <w:bCs/>
       </w:rPr>
     </w:tblStylePr>
     <w:tblStylePr w:type="lastCol">
       <w:rPr>
-        <w:rFonts w:asciiTheme="majorHAnsi" w:eastAsiaTheme="majorEastAsia" w:hAnsiTheme="majorHAnsi" w:cstheme="majorBidi"/>
+        <w:rFonts w:ascii="Times New Roman" w:eastAsia="Times New Roman" w:hAnsi="Times New Roman" w:cs="Times New Roman"/>
         <w:b/>
         <w:bCs/>
       </w:rPr>
@@ -21422,7 +22115,7 @@
         <w:spacing w:before="0" w:after="0" w:line="240" w:lineRule="auto"/>
       </w:pPr>
       <w:rPr>
-        <w:rFonts w:asciiTheme="majorHAnsi" w:eastAsiaTheme="majorEastAsia" w:hAnsiTheme="majorHAnsi" w:cstheme="majorBidi"/>
+        <w:rFonts w:ascii="Times New Roman" w:eastAsia="Times New Roman" w:hAnsi="Times New Roman" w:cs="Times New Roman"/>
         <w:b/>
         <w:bCs/>
       </w:rPr>
@@ -21443,7 +22136,7 @@
         <w:spacing w:before="0" w:after="0" w:line="240" w:lineRule="auto"/>
       </w:pPr>
       <w:rPr>
-        <w:rFonts w:asciiTheme="majorHAnsi" w:eastAsiaTheme="majorEastAsia" w:hAnsiTheme="majorHAnsi" w:cstheme="majorBidi"/>
+        <w:rFonts w:ascii="Times New Roman" w:eastAsia="Times New Roman" w:hAnsi="Times New Roman" w:cs="Times New Roman"/>
         <w:b/>
         <w:bCs/>
       </w:rPr>
@@ -21461,14 +22154,14 @@
     </w:tblStylePr>
     <w:tblStylePr w:type="firstCol">
       <w:rPr>
-        <w:rFonts w:asciiTheme="majorHAnsi" w:eastAsiaTheme="majorEastAsia" w:hAnsiTheme="majorHAnsi" w:cstheme="majorBidi"/>
+        <w:rFonts w:ascii="Times New Roman" w:eastAsia="Times New Roman" w:hAnsi="Times New Roman" w:cs="Times New Roman"/>
         <w:b/>
         <w:bCs/>
       </w:rPr>
     </w:tblStylePr>
     <w:tblStylePr w:type="lastCol">
       <w:rPr>
-        <w:rFonts w:asciiTheme="majorHAnsi" w:eastAsiaTheme="majorEastAsia" w:hAnsiTheme="majorHAnsi" w:cstheme="majorBidi"/>
+        <w:rFonts w:ascii="Times New Roman" w:eastAsia="Times New Roman" w:hAnsi="Times New Roman" w:cs="Times New Roman"/>
         <w:b/>
         <w:bCs/>
       </w:rPr>
@@ -21545,7 +22238,7 @@
         <w:spacing w:before="0" w:after="0" w:line="240" w:lineRule="auto"/>
       </w:pPr>
       <w:rPr>
-        <w:rFonts w:asciiTheme="majorHAnsi" w:eastAsiaTheme="majorEastAsia" w:hAnsiTheme="majorHAnsi" w:cstheme="majorBidi"/>
+        <w:rFonts w:ascii="Times New Roman" w:eastAsia="Times New Roman" w:hAnsi="Times New Roman" w:cs="Times New Roman"/>
         <w:b/>
         <w:bCs/>
       </w:rPr>
@@ -21566,7 +22259,7 @@
         <w:spacing w:before="0" w:after="0" w:line="240" w:lineRule="auto"/>
       </w:pPr>
       <w:rPr>
-        <w:rFonts w:asciiTheme="majorHAnsi" w:eastAsiaTheme="majorEastAsia" w:hAnsiTheme="majorHAnsi" w:cstheme="majorBidi"/>
+        <w:rFonts w:ascii="Times New Roman" w:eastAsia="Times New Roman" w:hAnsi="Times New Roman" w:cs="Times New Roman"/>
         <w:b/>
         <w:bCs/>
       </w:rPr>
@@ -21584,14 +22277,14 @@
     </w:tblStylePr>
     <w:tblStylePr w:type="firstCol">
       <w:rPr>
-        <w:rFonts w:asciiTheme="majorHAnsi" w:eastAsiaTheme="majorEastAsia" w:hAnsiTheme="majorHAnsi" w:cstheme="majorBidi"/>
+        <w:rFonts w:ascii="Times New Roman" w:eastAsia="Times New Roman" w:hAnsi="Times New Roman" w:cs="Times New Roman"/>
         <w:b/>
         <w:bCs/>
       </w:rPr>
     </w:tblStylePr>
     <w:tblStylePr w:type="lastCol">
       <w:rPr>
-        <w:rFonts w:asciiTheme="majorHAnsi" w:eastAsiaTheme="majorEastAsia" w:hAnsiTheme="majorHAnsi" w:cstheme="majorBidi"/>
+        <w:rFonts w:ascii="Times New Roman" w:eastAsia="Times New Roman" w:hAnsi="Times New Roman" w:cs="Times New Roman"/>
         <w:b/>
         <w:bCs/>
       </w:rPr>
@@ -21668,7 +22361,7 @@
         <w:spacing w:before="0" w:after="0" w:line="240" w:lineRule="auto"/>
       </w:pPr>
       <w:rPr>
-        <w:rFonts w:asciiTheme="majorHAnsi" w:eastAsiaTheme="majorEastAsia" w:hAnsiTheme="majorHAnsi" w:cstheme="majorBidi"/>
+        <w:rFonts w:ascii="Times New Roman" w:eastAsia="Times New Roman" w:hAnsi="Times New Roman" w:cs="Times New Roman"/>
         <w:b/>
         <w:bCs/>
       </w:rPr>
@@ -21689,7 +22382,7 @@
         <w:spacing w:before="0" w:after="0" w:line="240" w:lineRule="auto"/>
       </w:pPr>
       <w:rPr>
-        <w:rFonts w:asciiTheme="majorHAnsi" w:eastAsiaTheme="majorEastAsia" w:hAnsiTheme="majorHAnsi" w:cstheme="majorBidi"/>
+        <w:rFonts w:ascii="Times New Roman" w:eastAsia="Times New Roman" w:hAnsi="Times New Roman" w:cs="Times New Roman"/>
         <w:b/>
         <w:bCs/>
       </w:rPr>
@@ -21707,14 +22400,14 @@
     </w:tblStylePr>
     <w:tblStylePr w:type="firstCol">
       <w:rPr>
-        <w:rFonts w:asciiTheme="majorHAnsi" w:eastAsiaTheme="majorEastAsia" w:hAnsiTheme="majorHAnsi" w:cstheme="majorBidi"/>
+        <w:rFonts w:ascii="Times New Roman" w:eastAsia="Times New Roman" w:hAnsi="Times New Roman" w:cs="Times New Roman"/>
         <w:b/>
         <w:bCs/>
       </w:rPr>
     </w:tblStylePr>
     <w:tblStylePr w:type="lastCol">
       <w:rPr>
-        <w:rFonts w:asciiTheme="majorHAnsi" w:eastAsiaTheme="majorEastAsia" w:hAnsiTheme="majorHAnsi" w:cstheme="majorBidi"/>
+        <w:rFonts w:ascii="Times New Roman" w:eastAsia="Times New Roman" w:hAnsi="Times New Roman" w:cs="Times New Roman"/>
         <w:b/>
         <w:bCs/>
       </w:rPr>
@@ -23474,7 +24167,7 @@
     </w:tblPr>
     <w:tblStylePr w:type="firstRow">
       <w:rPr>
-        <w:rFonts w:asciiTheme="majorHAnsi" w:eastAsiaTheme="majorEastAsia" w:hAnsiTheme="majorHAnsi" w:cstheme="majorBidi"/>
+        <w:rFonts w:ascii="Times New Roman" w:eastAsia="Times New Roman" w:hAnsi="Times New Roman" w:cs="Times New Roman"/>
       </w:rPr>
       <w:tblPr/>
       <w:tcPr>
@@ -23551,7 +24244,7 @@
     </w:tblPr>
     <w:tblStylePr w:type="firstRow">
       <w:rPr>
-        <w:rFonts w:asciiTheme="majorHAnsi" w:eastAsiaTheme="majorEastAsia" w:hAnsiTheme="majorHAnsi" w:cstheme="majorBidi"/>
+        <w:rFonts w:ascii="Times New Roman" w:eastAsia="Times New Roman" w:hAnsi="Times New Roman" w:cs="Times New Roman"/>
       </w:rPr>
       <w:tblPr/>
       <w:tcPr>
@@ -23628,7 +24321,7 @@
     </w:tblPr>
     <w:tblStylePr w:type="firstRow">
       <w:rPr>
-        <w:rFonts w:asciiTheme="majorHAnsi" w:eastAsiaTheme="majorEastAsia" w:hAnsiTheme="majorHAnsi" w:cstheme="majorBidi"/>
+        <w:rFonts w:ascii="Times New Roman" w:eastAsia="Times New Roman" w:hAnsi="Times New Roman" w:cs="Times New Roman"/>
       </w:rPr>
       <w:tblPr/>
       <w:tcPr>
@@ -23705,7 +24398,7 @@
     </w:tblPr>
     <w:tblStylePr w:type="firstRow">
       <w:rPr>
-        <w:rFonts w:asciiTheme="majorHAnsi" w:eastAsiaTheme="majorEastAsia" w:hAnsiTheme="majorHAnsi" w:cstheme="majorBidi"/>
+        <w:rFonts w:ascii="Times New Roman" w:eastAsia="Times New Roman" w:hAnsi="Times New Roman" w:cs="Times New Roman"/>
       </w:rPr>
       <w:tblPr/>
       <w:tcPr>
@@ -23782,7 +24475,7 @@
     </w:tblPr>
     <w:tblStylePr w:type="firstRow">
       <w:rPr>
-        <w:rFonts w:asciiTheme="majorHAnsi" w:eastAsiaTheme="majorEastAsia" w:hAnsiTheme="majorHAnsi" w:cstheme="majorBidi"/>
+        <w:rFonts w:ascii="Times New Roman" w:eastAsia="Times New Roman" w:hAnsi="Times New Roman" w:cs="Times New Roman"/>
       </w:rPr>
       <w:tblPr/>
       <w:tcPr>
@@ -23859,7 +24552,7 @@
     </w:tblPr>
     <w:tblStylePr w:type="firstRow">
       <w:rPr>
-        <w:rFonts w:asciiTheme="majorHAnsi" w:eastAsiaTheme="majorEastAsia" w:hAnsiTheme="majorHAnsi" w:cstheme="majorBidi"/>
+        <w:rFonts w:ascii="Times New Roman" w:eastAsia="Times New Roman" w:hAnsi="Times New Roman" w:cs="Times New Roman"/>
       </w:rPr>
       <w:tblPr/>
       <w:tcPr>
@@ -23936,7 +24629,7 @@
     </w:tblPr>
     <w:tblStylePr w:type="firstRow">
       <w:rPr>
-        <w:rFonts w:asciiTheme="majorHAnsi" w:eastAsiaTheme="majorEastAsia" w:hAnsiTheme="majorHAnsi" w:cstheme="majorBidi"/>
+        <w:rFonts w:ascii="Times New Roman" w:eastAsia="Times New Roman" w:hAnsi="Times New Roman" w:cs="Times New Roman"/>
       </w:rPr>
       <w:tblPr/>
       <w:tcPr>
@@ -24001,7 +24694,6 @@
       <w:spacing w:after="0" w:line="240" w:lineRule="auto"/>
     </w:pPr>
     <w:rPr>
-      <w:rFonts w:asciiTheme="majorHAnsi" w:eastAsiaTheme="majorEastAsia" w:hAnsiTheme="majorHAnsi" w:cstheme="majorBidi"/>
       <w:color w:val="000000" w:themeColor="text1"/>
     </w:rPr>
     <w:tblPr>
@@ -24122,7 +24814,6 @@
       <w:spacing w:after="0" w:line="240" w:lineRule="auto"/>
     </w:pPr>
     <w:rPr>
-      <w:rFonts w:asciiTheme="majorHAnsi" w:eastAsiaTheme="majorEastAsia" w:hAnsiTheme="majorHAnsi" w:cstheme="majorBidi"/>
       <w:color w:val="000000" w:themeColor="text1"/>
     </w:rPr>
     <w:tblPr>
@@ -24243,7 +24934,6 @@
       <w:spacing w:after="0" w:line="240" w:lineRule="auto"/>
     </w:pPr>
     <w:rPr>
-      <w:rFonts w:asciiTheme="majorHAnsi" w:eastAsiaTheme="majorEastAsia" w:hAnsiTheme="majorHAnsi" w:cstheme="majorBidi"/>
       <w:color w:val="000000" w:themeColor="text1"/>
     </w:rPr>
     <w:tblPr>
@@ -24364,7 +25054,6 @@
       <w:spacing w:after="0" w:line="240" w:lineRule="auto"/>
     </w:pPr>
     <w:rPr>
-      <w:rFonts w:asciiTheme="majorHAnsi" w:eastAsiaTheme="majorEastAsia" w:hAnsiTheme="majorHAnsi" w:cstheme="majorBidi"/>
       <w:color w:val="000000" w:themeColor="text1"/>
     </w:rPr>
     <w:tblPr>
@@ -24485,7 +25174,6 @@
       <w:spacing w:after="0" w:line="240" w:lineRule="auto"/>
     </w:pPr>
     <w:rPr>
-      <w:rFonts w:asciiTheme="majorHAnsi" w:eastAsiaTheme="majorEastAsia" w:hAnsiTheme="majorHAnsi" w:cstheme="majorBidi"/>
       <w:color w:val="000000" w:themeColor="text1"/>
     </w:rPr>
     <w:tblPr>
@@ -24606,7 +25294,6 @@
       <w:spacing w:after="0" w:line="240" w:lineRule="auto"/>
     </w:pPr>
     <w:rPr>
-      <w:rFonts w:asciiTheme="majorHAnsi" w:eastAsiaTheme="majorEastAsia" w:hAnsiTheme="majorHAnsi" w:cstheme="majorBidi"/>
       <w:color w:val="000000" w:themeColor="text1"/>
     </w:rPr>
     <w:tblPr>
@@ -24727,7 +25414,6 @@
       <w:spacing w:after="0" w:line="240" w:lineRule="auto"/>
     </w:pPr>
     <w:rPr>
-      <w:rFonts w:asciiTheme="majorHAnsi" w:eastAsiaTheme="majorEastAsia" w:hAnsiTheme="majorHAnsi" w:cstheme="majorBidi"/>
       <w:color w:val="000000" w:themeColor="text1"/>
     </w:rPr>
     <w:tblPr>
@@ -25310,7 +25996,6 @@
       <w:spacing w:after="0" w:line="240" w:lineRule="auto"/>
     </w:pPr>
     <w:rPr>
-      <w:rFonts w:asciiTheme="majorHAnsi" w:eastAsiaTheme="majorEastAsia" w:hAnsiTheme="majorHAnsi" w:cstheme="majorBidi"/>
       <w:color w:val="000000" w:themeColor="text1"/>
     </w:rPr>
     <w:tblPr>
@@ -25428,7 +26113,6 @@
       <w:spacing w:after="0" w:line="240" w:lineRule="auto"/>
     </w:pPr>
     <w:rPr>
-      <w:rFonts w:asciiTheme="majorHAnsi" w:eastAsiaTheme="majorEastAsia" w:hAnsiTheme="majorHAnsi" w:cstheme="majorBidi"/>
       <w:color w:val="000000" w:themeColor="text1"/>
     </w:rPr>
     <w:tblPr>
@@ -25546,7 +26230,6 @@
       <w:spacing w:after="0" w:line="240" w:lineRule="auto"/>
     </w:pPr>
     <w:rPr>
-      <w:rFonts w:asciiTheme="majorHAnsi" w:eastAsiaTheme="majorEastAsia" w:hAnsiTheme="majorHAnsi" w:cstheme="majorBidi"/>
       <w:color w:val="000000" w:themeColor="text1"/>
     </w:rPr>
     <w:tblPr>
@@ -25664,7 +26347,6 @@
       <w:spacing w:after="0" w:line="240" w:lineRule="auto"/>
     </w:pPr>
     <w:rPr>
-      <w:rFonts w:asciiTheme="majorHAnsi" w:eastAsiaTheme="majorEastAsia" w:hAnsiTheme="majorHAnsi" w:cstheme="majorBidi"/>
       <w:color w:val="000000" w:themeColor="text1"/>
     </w:rPr>
     <w:tblPr>
@@ -25782,7 +26464,6 @@
       <w:spacing w:after="0" w:line="240" w:lineRule="auto"/>
     </w:pPr>
     <w:rPr>
-      <w:rFonts w:asciiTheme="majorHAnsi" w:eastAsiaTheme="majorEastAsia" w:hAnsiTheme="majorHAnsi" w:cstheme="majorBidi"/>
       <w:color w:val="000000" w:themeColor="text1"/>
     </w:rPr>
     <w:tblPr>
@@ -25900,7 +26581,6 @@
       <w:spacing w:after="0" w:line="240" w:lineRule="auto"/>
     </w:pPr>
     <w:rPr>
-      <w:rFonts w:asciiTheme="majorHAnsi" w:eastAsiaTheme="majorEastAsia" w:hAnsiTheme="majorHAnsi" w:cstheme="majorBidi"/>
       <w:color w:val="000000" w:themeColor="text1"/>
     </w:rPr>
     <w:tblPr>
@@ -26018,7 +26698,6 @@
       <w:spacing w:after="0" w:line="240" w:lineRule="auto"/>
     </w:pPr>
     <w:rPr>
-      <w:rFonts w:asciiTheme="majorHAnsi" w:eastAsiaTheme="majorEastAsia" w:hAnsiTheme="majorHAnsi" w:cstheme="majorBidi"/>
       <w:color w:val="000000" w:themeColor="text1"/>
     </w:rPr>
     <w:tblPr>
@@ -29732,14 +30411,14 @@
     <w:next w:val="Normal"/>
     <w:uiPriority w:val="99"/>
     <w:unhideWhenUsed/>
-    <w:rsid w:val="00F4431D"/>
+    <w:rsid w:val="006D09FC"/>
   </w:style>
   <w:style w:type="character" w:styleId="Hyperlink">
     <w:name w:val="Hyperlink"/>
     <w:basedOn w:val="Fontepargpadro"/>
     <w:uiPriority w:val="99"/>
     <w:unhideWhenUsed/>
-    <w:rsid w:val="00F4431D"/>
+    <w:rsid w:val="006D09FC"/>
     <w:rPr>
       <w:color w:val="0000FF" w:themeColor="hyperlink"/>
       <w:u w:val="single"/>
@@ -29752,7 +30431,7 @@
     <w:autoRedefine/>
     <w:uiPriority w:val="39"/>
     <w:unhideWhenUsed/>
-    <w:rsid w:val="00F4431D"/>
+    <w:rsid w:val="006D09FC"/>
     <w:pPr>
       <w:spacing w:after="100"/>
     </w:pPr>
@@ -29764,7 +30443,7 @@
     <w:autoRedefine/>
     <w:uiPriority w:val="39"/>
     <w:unhideWhenUsed/>
-    <w:rsid w:val="00F4431D"/>
+    <w:rsid w:val="006D09FC"/>
     <w:pPr>
       <w:spacing w:after="100"/>
       <w:ind w:left="240"/>
